--- a/documents/Test_Case_Doc.docx
+++ b/documents/Test_Case_Doc.docx
@@ -42,6 +42,19 @@
         <w:rPr>
           <w:rtl w:val="0"/>
         </w:rPr>
+      </w:r>
+    </w:p>
+    <w:p>
+      <w:pPr>
+        <w:spacing w:after="200"/>
+      </w:pPr>
+      <w:r>
+        <w:rPr>
+          <w:rFonts w:ascii="Arial" w:hAnsi="Arial"/>
+          <w:i/>
+          <w:sz w:val="18"/>
+        </w:rPr>
+        <w:t>Execution note: Previously recorded results are retained. Revised and newly added Sprint 2 cases are marked Not run until the team executes them and records evidence.</w:t>
       </w:r>
     </w:p>
     <w:p>
@@ -6664,214 +6677,88 @@
             <w:vAlign w:val="top"/>
           </w:tcPr>
           <w:p>
-            <w:pPr>
-              <w:spacing w:after="0" w:lineRule="auto"/>
-              <w:rPr/>
-            </w:pPr>
-            <w:r>
-              <w:rPr>
-                <w:sz w:val="14"/>
-                <w:szCs w:val="14"/>
-                <w:rtl w:val="0"/>
-              </w:rPr>
-              <w:t xml:space="preserve">IT-05_04</w:t>
-            </w:r>
-            <w:r>
-              <w:rPr>
-                <w:rtl w:val="0"/>
-              </w:rPr>
-            </w:r>
-          </w:p>
-        </w:tc>
-        <w:tc>
-          <w:tcPr>
-            <w:vAlign w:val="top"/>
-          </w:tcPr>
-          <w:p>
-            <w:pPr>
-              <w:spacing w:after="0" w:lineRule="auto"/>
-              <w:rPr/>
-            </w:pPr>
-            <w:r>
-              <w:rPr>
-                <w:sz w:val="14"/>
-                <w:szCs w:val="14"/>
-                <w:rtl w:val="0"/>
-              </w:rPr>
-              <w:t xml:space="preserve">Transaction History</w:t>
-            </w:r>
-            <w:r>
-              <w:rPr>
-                <w:rtl w:val="0"/>
-              </w:rPr>
-            </w:r>
-          </w:p>
-        </w:tc>
-        <w:tc>
-          <w:tcPr>
-            <w:vAlign w:val="top"/>
-          </w:tcPr>
-          <w:p>
-            <w:pPr>
-              <w:spacing w:after="0" w:lineRule="auto"/>
-              <w:rPr/>
-            </w:pPr>
-            <w:r>
-              <w:rPr>
-                <w:sz w:val="14"/>
-                <w:szCs w:val="14"/>
-                <w:rtl w:val="0"/>
-              </w:rPr>
-              <w:t xml:space="preserve">History reflects deleted expense</w:t>
-            </w:r>
-            <w:r>
-              <w:rPr>
-                <w:rtl w:val="0"/>
-              </w:rPr>
-            </w:r>
-          </w:p>
-        </w:tc>
-        <w:tc>
-          <w:tcPr>
-            <w:vAlign w:val="top"/>
-          </w:tcPr>
-          <w:p>
-            <w:pPr>
-              <w:spacing w:after="0" w:lineRule="auto"/>
-              <w:rPr/>
-            </w:pPr>
-            <w:r>
-              <w:rPr>
-                <w:sz w:val="14"/>
-                <w:szCs w:val="14"/>
-                <w:rtl w:val="0"/>
-              </w:rPr>
-              <w:t xml:space="preserve">Expense exists</w:t>
-            </w:r>
-            <w:r>
-              <w:rPr>
-                <w:rtl w:val="0"/>
-              </w:rPr>
-            </w:r>
-          </w:p>
-        </w:tc>
-        <w:tc>
-          <w:tcPr>
-            <w:vAlign w:val="top"/>
-          </w:tcPr>
-          <w:p>
-            <w:pPr>
-              <w:spacing w:after="0" w:lineRule="auto"/>
-              <w:rPr/>
-            </w:pPr>
-            <w:r>
-              <w:rPr>
-                <w:sz w:val="14"/>
-                <w:szCs w:val="14"/>
-                <w:rtl w:val="0"/>
-              </w:rPr>
-              <w:t xml:space="preserve">Delete expense; refresh history</w:t>
-            </w:r>
-            <w:r>
-              <w:rPr>
-                <w:rtl w:val="0"/>
-              </w:rPr>
-            </w:r>
-          </w:p>
-        </w:tc>
-        <w:tc>
-          <w:tcPr>
-            <w:vAlign w:val="top"/>
-          </w:tcPr>
-          <w:p>
-            <w:pPr>
-              <w:spacing w:after="0" w:lineRule="auto"/>
-              <w:rPr/>
-            </w:pPr>
-            <w:r>
-              <w:rPr>
-                <w:sz w:val="14"/>
-                <w:szCs w:val="14"/>
-                <w:rtl w:val="0"/>
-              </w:rPr>
-              <w:t xml:space="preserve">Expense ID=EXP001</w:t>
-            </w:r>
-            <w:r>
-              <w:rPr>
-                <w:rtl w:val="0"/>
-              </w:rPr>
-            </w:r>
-          </w:p>
-        </w:tc>
-        <w:tc>
-          <w:tcPr>
-            <w:vAlign w:val="top"/>
-          </w:tcPr>
-          <w:p>
-            <w:pPr>
-              <w:spacing w:after="0" w:lineRule="auto"/>
-              <w:rPr/>
-            </w:pPr>
-            <w:r>
-              <w:rPr>
-                <w:sz w:val="14"/>
-                <w:szCs w:val="14"/>
-                <w:rtl w:val="0"/>
-              </w:rPr>
-              <w:t xml:space="preserve">Deleted transaction should not appear.</w:t>
-            </w:r>
-            <w:r>
-              <w:rPr>
-                <w:rtl w:val="0"/>
-              </w:rPr>
-            </w:r>
-          </w:p>
-        </w:tc>
-        <w:tc>
-          <w:tcPr>
-            <w:vAlign w:val="top"/>
-          </w:tcPr>
-          <w:p>
-            <w:pPr>
-              <w:spacing w:after="0" w:lineRule="auto"/>
-              <w:rPr/>
-            </w:pPr>
-            <w:r>
-              <w:rPr>
-                <w:sz w:val="14"/>
-                <w:szCs w:val="14"/>
-                <w:rtl w:val="0"/>
-              </w:rPr>
-              <w:t xml:space="preserve">Deleted transaction did not appear.</w:t>
-            </w:r>
-            <w:r>
-              <w:rPr>
-                <w:rtl w:val="0"/>
-              </w:rPr>
-            </w:r>
-          </w:p>
-        </w:tc>
-        <w:tc>
-          <w:tcPr>
-            <w:vAlign w:val="top"/>
-          </w:tcPr>
-          <w:p>
-            <w:pPr>
-              <w:spacing w:after="0" w:lineRule="auto"/>
-              <w:rPr/>
-            </w:pPr>
-            <w:r>
-              <w:rPr>
-                <w:sz w:val="14"/>
-                <w:szCs w:val="14"/>
-                <w:rtl w:val="0"/>
-              </w:rPr>
-              <w:t xml:space="preserve">Pass</w:t>
-            </w:r>
-            <w:r>
-              <w:rPr>
-                <w:rtl w:val="0"/>
-              </w:rPr>
+            <w:r>
+              <w:t>IT-05_04</w:t>
+            </w:r>
+          </w:p>
+        </w:tc>
+        <w:tc>
+          <w:tcPr>
+            <w:vAlign w:val="top"/>
+          </w:tcPr>
+          <w:p>
+            <w:r>
+              <w:t>Transaction History</w:t>
+            </w:r>
+          </w:p>
+        </w:tc>
+        <w:tc>
+          <w:tcPr>
+            <w:vAlign w:val="top"/>
+          </w:tcPr>
+          <w:p>
+            <w:r>
+              <w:t>Deleted expense remains in history</w:t>
+            </w:r>
+          </w:p>
+        </w:tc>
+        <w:tc>
+          <w:tcPr>
+            <w:vAlign w:val="top"/>
+          </w:tcPr>
+          <w:p>
+            <w:r>
+              <w:t>Expense exists and user is logged in</w:t>
+            </w:r>
+          </w:p>
+        </w:tc>
+        <w:tc>
+          <w:tcPr>
+            <w:vAlign w:val="top"/>
+          </w:tcPr>
+          <w:p>
+            <w:r>
+              <w:t>Delete the expense; refresh history</w:t>
+            </w:r>
+          </w:p>
+        </w:tc>
+        <w:tc>
+          <w:tcPr>
+            <w:vAlign w:val="top"/>
+          </w:tcPr>
+          <w:p>
+            <w:r>
+              <w:t>Expense ID=EXP001</w:t>
+            </w:r>
+          </w:p>
+        </w:tc>
+        <w:tc>
+          <w:tcPr>
+            <w:vAlign w:val="top"/>
+          </w:tcPr>
+          <w:p>
+            <w:r>
+              <w:t>The expense remains visible with a deleted marker and is excluded from active totals.</w:t>
+            </w:r>
+          </w:p>
+        </w:tc>
+        <w:tc>
+          <w:tcPr>
+            <w:vAlign w:val="top"/>
+          </w:tcPr>
+          <w:p>
+            <w:r>
+              <w:t>Not run</w:t>
+            </w:r>
+          </w:p>
+        </w:tc>
+        <w:tc>
+          <w:tcPr>
+            <w:vAlign w:val="top"/>
+          </w:tcPr>
+          <w:p>
+            <w:r>
+              <w:t>Not run</w:t>
             </w:r>
           </w:p>
         </w:tc>
@@ -7411,214 +7298,88 @@
             <w:vAlign w:val="top"/>
           </w:tcPr>
           <w:p>
-            <w:pPr>
-              <w:spacing w:after="0" w:lineRule="auto"/>
-              <w:rPr/>
-            </w:pPr>
-            <w:r>
-              <w:rPr>
-                <w:sz w:val="14"/>
-                <w:szCs w:val="14"/>
-                <w:rtl w:val="0"/>
-              </w:rPr>
-              <w:t xml:space="preserve">UT-06_01</w:t>
-            </w:r>
-            <w:r>
-              <w:rPr>
-                <w:rtl w:val="0"/>
-              </w:rPr>
-            </w:r>
-          </w:p>
-        </w:tc>
-        <w:tc>
-          <w:tcPr>
-            <w:vAlign w:val="top"/>
-          </w:tcPr>
-          <w:p>
-            <w:pPr>
-              <w:spacing w:after="0" w:lineRule="auto"/>
-              <w:rPr/>
-            </w:pPr>
-            <w:r>
-              <w:rPr>
-                <w:sz w:val="14"/>
-                <w:szCs w:val="14"/>
-                <w:rtl w:val="0"/>
-              </w:rPr>
-              <w:t xml:space="preserve">Search and Filter</w:t>
-            </w:r>
-            <w:r>
-              <w:rPr>
-                <w:rtl w:val="0"/>
-              </w:rPr>
-            </w:r>
-          </w:p>
-        </w:tc>
-        <w:tc>
-          <w:tcPr>
-            <w:vAlign w:val="top"/>
-          </w:tcPr>
-          <w:p>
-            <w:pPr>
-              <w:spacing w:after="0" w:lineRule="auto"/>
-              <w:rPr/>
-            </w:pPr>
-            <w:r>
-              <w:rPr>
-                <w:sz w:val="14"/>
-                <w:szCs w:val="14"/>
-                <w:rtl w:val="0"/>
-              </w:rPr>
-              <w:t xml:space="preserve">Search by category</w:t>
-            </w:r>
-            <w:r>
-              <w:rPr>
-                <w:rtl w:val="0"/>
-              </w:rPr>
-            </w:r>
-          </w:p>
-        </w:tc>
-        <w:tc>
-          <w:tcPr>
-            <w:vAlign w:val="top"/>
-          </w:tcPr>
-          <w:p>
-            <w:pPr>
-              <w:spacing w:after="0" w:lineRule="auto"/>
-              <w:rPr/>
-            </w:pPr>
-            <w:r>
-              <w:rPr>
-                <w:sz w:val="14"/>
-                <w:szCs w:val="14"/>
-                <w:rtl w:val="0"/>
-              </w:rPr>
-              <w:t xml:space="preserve">User has expenses</w:t>
-            </w:r>
-            <w:r>
-              <w:rPr>
-                <w:rtl w:val="0"/>
-              </w:rPr>
-            </w:r>
-          </w:p>
-        </w:tc>
-        <w:tc>
-          <w:tcPr>
-            <w:vAlign w:val="top"/>
-          </w:tcPr>
-          <w:p>
-            <w:pPr>
-              <w:spacing w:after="0" w:lineRule="auto"/>
-              <w:rPr/>
-            </w:pPr>
-            <w:r>
-              <w:rPr>
-                <w:sz w:val="14"/>
-                <w:szCs w:val="14"/>
-                <w:rtl w:val="0"/>
-              </w:rPr>
-              <w:t xml:space="preserve">Select Food category; click Search</w:t>
-            </w:r>
-            <w:r>
-              <w:rPr>
-                <w:rtl w:val="0"/>
-              </w:rPr>
-            </w:r>
-          </w:p>
-        </w:tc>
-        <w:tc>
-          <w:tcPr>
-            <w:vAlign w:val="top"/>
-          </w:tcPr>
-          <w:p>
-            <w:pPr>
-              <w:spacing w:after="0" w:lineRule="auto"/>
-              <w:rPr/>
-            </w:pPr>
-            <w:r>
-              <w:rPr>
-                <w:sz w:val="14"/>
-                <w:szCs w:val="14"/>
-                <w:rtl w:val="0"/>
-              </w:rPr>
-              <w:t xml:space="preserve">Category=Food</w:t>
-            </w:r>
-            <w:r>
-              <w:rPr>
-                <w:rtl w:val="0"/>
-              </w:rPr>
-            </w:r>
-          </w:p>
-        </w:tc>
-        <w:tc>
-          <w:tcPr>
-            <w:vAlign w:val="top"/>
-          </w:tcPr>
-          <w:p>
-            <w:pPr>
-              <w:spacing w:after="0" w:lineRule="auto"/>
-              <w:rPr/>
-            </w:pPr>
-            <w:r>
-              <w:rPr>
-                <w:sz w:val="14"/>
-                <w:szCs w:val="14"/>
-                <w:rtl w:val="0"/>
-              </w:rPr>
-              <w:t xml:space="preserve">Only Food expenses should display.</w:t>
-            </w:r>
-            <w:r>
-              <w:rPr>
-                <w:rtl w:val="0"/>
-              </w:rPr>
-            </w:r>
-          </w:p>
-        </w:tc>
-        <w:tc>
-          <w:tcPr>
-            <w:vAlign w:val="top"/>
-          </w:tcPr>
-          <w:p>
-            <w:pPr>
-              <w:spacing w:after="0" w:lineRule="auto"/>
-              <w:rPr/>
-            </w:pPr>
-            <w:r>
-              <w:rPr>
-                <w:sz w:val="14"/>
-                <w:szCs w:val="14"/>
-                <w:rtl w:val="0"/>
-              </w:rPr>
-              <w:t xml:space="preserve">Only Food expenses were displayed.</w:t>
-            </w:r>
-            <w:r>
-              <w:rPr>
-                <w:rtl w:val="0"/>
-              </w:rPr>
-            </w:r>
-          </w:p>
-        </w:tc>
-        <w:tc>
-          <w:tcPr>
-            <w:vAlign w:val="top"/>
-          </w:tcPr>
-          <w:p>
-            <w:pPr>
-              <w:spacing w:after="0" w:lineRule="auto"/>
-              <w:rPr/>
-            </w:pPr>
-            <w:r>
-              <w:rPr>
-                <w:sz w:val="14"/>
-                <w:szCs w:val="14"/>
-                <w:rtl w:val="0"/>
-              </w:rPr>
-              <w:t xml:space="preserve">Pass</w:t>
-            </w:r>
-            <w:r>
-              <w:rPr>
-                <w:rtl w:val="0"/>
-              </w:rPr>
+            <w:r>
+              <w:t>UT-06_01</w:t>
+            </w:r>
+          </w:p>
+        </w:tc>
+        <w:tc>
+          <w:tcPr>
+            <w:vAlign w:val="top"/>
+          </w:tcPr>
+          <w:p>
+            <w:r>
+              <w:t>Search and Filter</w:t>
+            </w:r>
+          </w:p>
+        </w:tc>
+        <w:tc>
+          <w:tcPr>
+            <w:vAlign w:val="top"/>
+          </w:tcPr>
+          <w:p>
+            <w:r>
+              <w:t>Filter history by category</w:t>
+            </w:r>
+          </w:p>
+        </w:tc>
+        <w:tc>
+          <w:tcPr>
+            <w:vAlign w:val="top"/>
+          </w:tcPr>
+          <w:p>
+            <w:r>
+              <w:t>User has expenses in multiple categories</w:t>
+            </w:r>
+          </w:p>
+        </w:tc>
+        <w:tc>
+          <w:tcPr>
+            <w:vAlign w:val="top"/>
+          </w:tcPr>
+          <w:p>
+            <w:r>
+              <w:t>Select a category and apply the filter</w:t>
+            </w:r>
+          </w:p>
+        </w:tc>
+        <w:tc>
+          <w:tcPr>
+            <w:vAlign w:val="top"/>
+          </w:tcPr>
+          <w:p>
+            <w:r>
+              <w:t>Category=Food</w:t>
+            </w:r>
+          </w:p>
+        </w:tc>
+        <w:tc>
+          <w:tcPr>
+            <w:vAlign w:val="top"/>
+          </w:tcPr>
+          <w:p>
+            <w:r>
+              <w:t>Only expenses in the selected category are shown.</w:t>
+            </w:r>
+          </w:p>
+        </w:tc>
+        <w:tc>
+          <w:tcPr>
+            <w:vAlign w:val="top"/>
+          </w:tcPr>
+          <w:p>
+            <w:r>
+              <w:t>Not run</w:t>
+            </w:r>
+          </w:p>
+        </w:tc>
+        <w:tc>
+          <w:tcPr>
+            <w:vAlign w:val="top"/>
+          </w:tcPr>
+          <w:p>
+            <w:r>
+              <w:t>Not run</w:t>
             </w:r>
           </w:p>
         </w:tc>
@@ -7633,214 +7394,88 @@
             <w:vAlign w:val="top"/>
           </w:tcPr>
           <w:p>
-            <w:pPr>
-              <w:spacing w:after="0" w:lineRule="auto"/>
-              <w:rPr/>
-            </w:pPr>
-            <w:r>
-              <w:rPr>
-                <w:sz w:val="14"/>
-                <w:szCs w:val="14"/>
-                <w:rtl w:val="0"/>
-              </w:rPr>
-              <w:t xml:space="preserve">UT-06_02</w:t>
-            </w:r>
-            <w:r>
-              <w:rPr>
-                <w:rtl w:val="0"/>
-              </w:rPr>
-            </w:r>
-          </w:p>
-        </w:tc>
-        <w:tc>
-          <w:tcPr>
-            <w:vAlign w:val="top"/>
-          </w:tcPr>
-          <w:p>
-            <w:pPr>
-              <w:spacing w:after="0" w:lineRule="auto"/>
-              <w:rPr/>
-            </w:pPr>
-            <w:r>
-              <w:rPr>
-                <w:sz w:val="14"/>
-                <w:szCs w:val="14"/>
-                <w:rtl w:val="0"/>
-              </w:rPr>
-              <w:t xml:space="preserve">Search and Filter</w:t>
-            </w:r>
-            <w:r>
-              <w:rPr>
-                <w:rtl w:val="0"/>
-              </w:rPr>
-            </w:r>
-          </w:p>
-        </w:tc>
-        <w:tc>
-          <w:tcPr>
-            <w:vAlign w:val="top"/>
-          </w:tcPr>
-          <w:p>
-            <w:pPr>
-              <w:spacing w:after="0" w:lineRule="auto"/>
-              <w:rPr/>
-            </w:pPr>
-            <w:r>
-              <w:rPr>
-                <w:sz w:val="14"/>
-                <w:szCs w:val="14"/>
-                <w:rtl w:val="0"/>
-              </w:rPr>
-              <w:t xml:space="preserve">Filter by date</w:t>
-            </w:r>
-            <w:r>
-              <w:rPr>
-                <w:rtl w:val="0"/>
-              </w:rPr>
-            </w:r>
-          </w:p>
-        </w:tc>
-        <w:tc>
-          <w:tcPr>
-            <w:vAlign w:val="top"/>
-          </w:tcPr>
-          <w:p>
-            <w:pPr>
-              <w:spacing w:after="0" w:lineRule="auto"/>
-              <w:rPr/>
-            </w:pPr>
-            <w:r>
-              <w:rPr>
-                <w:sz w:val="14"/>
-                <w:szCs w:val="14"/>
-                <w:rtl w:val="0"/>
-              </w:rPr>
-              <w:t xml:space="preserve">User has dated expenses</w:t>
-            </w:r>
-            <w:r>
-              <w:rPr>
-                <w:rtl w:val="0"/>
-              </w:rPr>
-            </w:r>
-          </w:p>
-        </w:tc>
-        <w:tc>
-          <w:tcPr>
-            <w:vAlign w:val="top"/>
-          </w:tcPr>
-          <w:p>
-            <w:pPr>
-              <w:spacing w:after="0" w:lineRule="auto"/>
-              <w:rPr/>
-            </w:pPr>
-            <w:r>
-              <w:rPr>
-                <w:sz w:val="14"/>
-                <w:szCs w:val="14"/>
-                <w:rtl w:val="0"/>
-              </w:rPr>
-              <w:t xml:space="preserve">Select date range; apply</w:t>
-            </w:r>
-            <w:r>
-              <w:rPr>
-                <w:rtl w:val="0"/>
-              </w:rPr>
-            </w:r>
-          </w:p>
-        </w:tc>
-        <w:tc>
-          <w:tcPr>
-            <w:vAlign w:val="top"/>
-          </w:tcPr>
-          <w:p>
-            <w:pPr>
-              <w:spacing w:after="0" w:lineRule="auto"/>
-              <w:rPr/>
-            </w:pPr>
-            <w:r>
-              <w:rPr>
-                <w:sz w:val="14"/>
-                <w:szCs w:val="14"/>
-                <w:rtl w:val="0"/>
-              </w:rPr>
-              <w:t xml:space="preserve">01/08/2026–31/08/2026</w:t>
-            </w:r>
-            <w:r>
-              <w:rPr>
-                <w:rtl w:val="0"/>
-              </w:rPr>
-            </w:r>
-          </w:p>
-        </w:tc>
-        <w:tc>
-          <w:tcPr>
-            <w:vAlign w:val="top"/>
-          </w:tcPr>
-          <w:p>
-            <w:pPr>
-              <w:spacing w:after="0" w:lineRule="auto"/>
-              <w:rPr/>
-            </w:pPr>
-            <w:r>
-              <w:rPr>
-                <w:sz w:val="14"/>
-                <w:szCs w:val="14"/>
-                <w:rtl w:val="0"/>
-              </w:rPr>
-              <w:t xml:space="preserve">Transactions within the date range should display.</w:t>
-            </w:r>
-            <w:r>
-              <w:rPr>
-                <w:rtl w:val="0"/>
-              </w:rPr>
-            </w:r>
-          </w:p>
-        </w:tc>
-        <w:tc>
-          <w:tcPr>
-            <w:vAlign w:val="top"/>
-          </w:tcPr>
-          <w:p>
-            <w:pPr>
-              <w:spacing w:after="0" w:lineRule="auto"/>
-              <w:rPr/>
-            </w:pPr>
-            <w:r>
-              <w:rPr>
-                <w:sz w:val="14"/>
-                <w:szCs w:val="14"/>
-                <w:rtl w:val="0"/>
-              </w:rPr>
-              <w:t xml:space="preserve">Transactions in the selected range were displayed.</w:t>
-            </w:r>
-            <w:r>
-              <w:rPr>
-                <w:rtl w:val="0"/>
-              </w:rPr>
-            </w:r>
-          </w:p>
-        </w:tc>
-        <w:tc>
-          <w:tcPr>
-            <w:vAlign w:val="top"/>
-          </w:tcPr>
-          <w:p>
-            <w:pPr>
-              <w:spacing w:after="0" w:lineRule="auto"/>
-              <w:rPr/>
-            </w:pPr>
-            <w:r>
-              <w:rPr>
-                <w:sz w:val="14"/>
-                <w:szCs w:val="14"/>
-                <w:rtl w:val="0"/>
-              </w:rPr>
-              <w:t xml:space="preserve">Pass</w:t>
-            </w:r>
-            <w:r>
-              <w:rPr>
-                <w:rtl w:val="0"/>
-              </w:rPr>
+            <w:r>
+              <w:t>UT-06_02</w:t>
+            </w:r>
+          </w:p>
+        </w:tc>
+        <w:tc>
+          <w:tcPr>
+            <w:vAlign w:val="top"/>
+          </w:tcPr>
+          <w:p>
+            <w:r>
+              <w:t>Search and Filter</w:t>
+            </w:r>
+          </w:p>
+        </w:tc>
+        <w:tc>
+          <w:tcPr>
+            <w:vAlign w:val="top"/>
+          </w:tcPr>
+          <w:p>
+            <w:r>
+              <w:t>Filter history by month</w:t>
+            </w:r>
+          </w:p>
+        </w:tc>
+        <w:tc>
+          <w:tcPr>
+            <w:vAlign w:val="top"/>
+          </w:tcPr>
+          <w:p>
+            <w:r>
+              <w:t>User has expenses in multiple months</w:t>
+            </w:r>
+          </w:p>
+        </w:tc>
+        <w:tc>
+          <w:tcPr>
+            <w:vAlign w:val="top"/>
+          </w:tcPr>
+          <w:p>
+            <w:r>
+              <w:t>Select a month and apply the filter</w:t>
+            </w:r>
+          </w:p>
+        </w:tc>
+        <w:tc>
+          <w:tcPr>
+            <w:vAlign w:val="top"/>
+          </w:tcPr>
+          <w:p>
+            <w:r>
+              <w:t>Month=2026-08</w:t>
+            </w:r>
+          </w:p>
+        </w:tc>
+        <w:tc>
+          <w:tcPr>
+            <w:vAlign w:val="top"/>
+          </w:tcPr>
+          <w:p>
+            <w:r>
+              <w:t>Only expenses from the selected month are shown.</w:t>
+            </w:r>
+          </w:p>
+        </w:tc>
+        <w:tc>
+          <w:tcPr>
+            <w:vAlign w:val="top"/>
+          </w:tcPr>
+          <w:p>
+            <w:r>
+              <w:t>Not run</w:t>
+            </w:r>
+          </w:p>
+        </w:tc>
+        <w:tc>
+          <w:tcPr>
+            <w:vAlign w:val="top"/>
+          </w:tcPr>
+          <w:p>
+            <w:r>
+              <w:t>Not run</w:t>
             </w:r>
           </w:p>
         </w:tc>
@@ -7855,214 +7490,88 @@
             <w:vAlign w:val="top"/>
           </w:tcPr>
           <w:p>
-            <w:pPr>
-              <w:spacing w:after="0" w:lineRule="auto"/>
-              <w:rPr/>
-            </w:pPr>
-            <w:r>
-              <w:rPr>
-                <w:sz w:val="14"/>
-                <w:szCs w:val="14"/>
-                <w:rtl w:val="0"/>
-              </w:rPr>
-              <w:t xml:space="preserve">UT-06_03</w:t>
-            </w:r>
-            <w:r>
-              <w:rPr>
-                <w:rtl w:val="0"/>
-              </w:rPr>
-            </w:r>
-          </w:p>
-        </w:tc>
-        <w:tc>
-          <w:tcPr>
-            <w:vAlign w:val="top"/>
-          </w:tcPr>
-          <w:p>
-            <w:pPr>
-              <w:spacing w:after="0" w:lineRule="auto"/>
-              <w:rPr/>
-            </w:pPr>
-            <w:r>
-              <w:rPr>
-                <w:sz w:val="14"/>
-                <w:szCs w:val="14"/>
-                <w:rtl w:val="0"/>
-              </w:rPr>
-              <w:t xml:space="preserve">Search and Filter</w:t>
-            </w:r>
-            <w:r>
-              <w:rPr>
-                <w:rtl w:val="0"/>
-              </w:rPr>
-            </w:r>
-          </w:p>
-        </w:tc>
-        <w:tc>
-          <w:tcPr>
-            <w:vAlign w:val="top"/>
-          </w:tcPr>
-          <w:p>
-            <w:pPr>
-              <w:spacing w:after="0" w:lineRule="auto"/>
-              <w:rPr/>
-            </w:pPr>
-            <w:r>
-              <w:rPr>
-                <w:sz w:val="14"/>
-                <w:szCs w:val="14"/>
-                <w:rtl w:val="0"/>
-              </w:rPr>
-              <w:t xml:space="preserve">Filter by amount</w:t>
-            </w:r>
-            <w:r>
-              <w:rPr>
-                <w:rtl w:val="0"/>
-              </w:rPr>
-            </w:r>
-          </w:p>
-        </w:tc>
-        <w:tc>
-          <w:tcPr>
-            <w:vAlign w:val="top"/>
-          </w:tcPr>
-          <w:p>
-            <w:pPr>
-              <w:spacing w:after="0" w:lineRule="auto"/>
-              <w:rPr/>
-            </w:pPr>
-            <w:r>
-              <w:rPr>
-                <w:sz w:val="14"/>
-                <w:szCs w:val="14"/>
-                <w:rtl w:val="0"/>
-              </w:rPr>
-              <w:t xml:space="preserve">User has expenses</w:t>
-            </w:r>
-            <w:r>
-              <w:rPr>
-                <w:rtl w:val="0"/>
-              </w:rPr>
-            </w:r>
-          </w:p>
-        </w:tc>
-        <w:tc>
-          <w:tcPr>
-            <w:vAlign w:val="top"/>
-          </w:tcPr>
-          <w:p>
-            <w:pPr>
-              <w:spacing w:after="0" w:lineRule="auto"/>
-              <w:rPr/>
-            </w:pPr>
-            <w:r>
-              <w:rPr>
-                <w:sz w:val="14"/>
-                <w:szCs w:val="14"/>
-                <w:rtl w:val="0"/>
-              </w:rPr>
-              <w:t xml:space="preserve">Enter amount range; apply</w:t>
-            </w:r>
-            <w:r>
-              <w:rPr>
-                <w:rtl w:val="0"/>
-              </w:rPr>
-            </w:r>
-          </w:p>
-        </w:tc>
-        <w:tc>
-          <w:tcPr>
-            <w:vAlign w:val="top"/>
-          </w:tcPr>
-          <w:p>
-            <w:pPr>
-              <w:spacing w:after="0" w:lineRule="auto"/>
-              <w:rPr/>
-            </w:pPr>
-            <w:r>
-              <w:rPr>
-                <w:sz w:val="14"/>
-                <w:szCs w:val="14"/>
-                <w:rtl w:val="0"/>
-              </w:rPr>
-              <w:t xml:space="preserve">₹500–₹2000</w:t>
-            </w:r>
-            <w:r>
-              <w:rPr>
-                <w:rtl w:val="0"/>
-              </w:rPr>
-            </w:r>
-          </w:p>
-        </w:tc>
-        <w:tc>
-          <w:tcPr>
-            <w:vAlign w:val="top"/>
-          </w:tcPr>
-          <w:p>
-            <w:pPr>
-              <w:spacing w:after="0" w:lineRule="auto"/>
-              <w:rPr/>
-            </w:pPr>
-            <w:r>
-              <w:rPr>
-                <w:sz w:val="14"/>
-                <w:szCs w:val="14"/>
-                <w:rtl w:val="0"/>
-              </w:rPr>
-              <w:t xml:space="preserve">Matching amount transactions should display.</w:t>
-            </w:r>
-            <w:r>
-              <w:rPr>
-                <w:rtl w:val="0"/>
-              </w:rPr>
-            </w:r>
-          </w:p>
-        </w:tc>
-        <w:tc>
-          <w:tcPr>
-            <w:vAlign w:val="top"/>
-          </w:tcPr>
-          <w:p>
-            <w:pPr>
-              <w:spacing w:after="0" w:lineRule="auto"/>
-              <w:rPr/>
-            </w:pPr>
-            <w:r>
-              <w:rPr>
-                <w:sz w:val="14"/>
-                <w:szCs w:val="14"/>
-                <w:rtl w:val="0"/>
-              </w:rPr>
-              <w:t xml:space="preserve">Matching transactions were displayed.</w:t>
-            </w:r>
-            <w:r>
-              <w:rPr>
-                <w:rtl w:val="0"/>
-              </w:rPr>
-            </w:r>
-          </w:p>
-        </w:tc>
-        <w:tc>
-          <w:tcPr>
-            <w:vAlign w:val="top"/>
-          </w:tcPr>
-          <w:p>
-            <w:pPr>
-              <w:spacing w:after="0" w:lineRule="auto"/>
-              <w:rPr/>
-            </w:pPr>
-            <w:r>
-              <w:rPr>
-                <w:sz w:val="14"/>
-                <w:szCs w:val="14"/>
-                <w:rtl w:val="0"/>
-              </w:rPr>
-              <w:t xml:space="preserve">Pass</w:t>
-            </w:r>
-            <w:r>
-              <w:rPr>
-                <w:rtl w:val="0"/>
-              </w:rPr>
+            <w:r>
+              <w:t>UT-06_03</w:t>
+            </w:r>
+          </w:p>
+        </w:tc>
+        <w:tc>
+          <w:tcPr>
+            <w:vAlign w:val="top"/>
+          </w:tcPr>
+          <w:p>
+            <w:r>
+              <w:t>Search and Filter</w:t>
+            </w:r>
+          </w:p>
+        </w:tc>
+        <w:tc>
+          <w:tcPr>
+            <w:vAlign w:val="top"/>
+          </w:tcPr>
+          <w:p>
+            <w:r>
+              <w:t>Search by expense text</w:t>
+            </w:r>
+          </w:p>
+        </w:tc>
+        <w:tc>
+          <w:tcPr>
+            <w:vAlign w:val="top"/>
+          </w:tcPr>
+          <w:p>
+            <w:r>
+              <w:t>User has expenses with descriptions</w:t>
+            </w:r>
+          </w:p>
+        </w:tc>
+        <w:tc>
+          <w:tcPr>
+            <w:vAlign w:val="top"/>
+          </w:tcPr>
+          <w:p>
+            <w:r>
+              <w:t>Enter a matching keyword in Search expenses</w:t>
+            </w:r>
+          </w:p>
+        </w:tc>
+        <w:tc>
+          <w:tcPr>
+            <w:vAlign w:val="top"/>
+          </w:tcPr>
+          <w:p>
+            <w:r>
+              <w:t>Keyword=groceries</w:t>
+            </w:r>
+          </w:p>
+        </w:tc>
+        <w:tc>
+          <w:tcPr>
+            <w:vAlign w:val="top"/>
+          </w:tcPr>
+          <w:p>
+            <w:r>
+              <w:t>Matching expenses are shown; unrelated expenses are excluded.</w:t>
+            </w:r>
+          </w:p>
+        </w:tc>
+        <w:tc>
+          <w:tcPr>
+            <w:vAlign w:val="top"/>
+          </w:tcPr>
+          <w:p>
+            <w:r>
+              <w:t>Not run</w:t>
+            </w:r>
+          </w:p>
+        </w:tc>
+        <w:tc>
+          <w:tcPr>
+            <w:vAlign w:val="top"/>
+          </w:tcPr>
+          <w:p>
+            <w:r>
+              <w:t>Not run</w:t>
             </w:r>
           </w:p>
         </w:tc>
@@ -8077,214 +7586,88 @@
             <w:vAlign w:val="top"/>
           </w:tcPr>
           <w:p>
-            <w:pPr>
-              <w:spacing w:after="0" w:lineRule="auto"/>
-              <w:rPr/>
-            </w:pPr>
-            <w:r>
-              <w:rPr>
-                <w:sz w:val="14"/>
-                <w:szCs w:val="14"/>
-                <w:rtl w:val="0"/>
-              </w:rPr>
-              <w:t xml:space="preserve">IT-06_04</w:t>
-            </w:r>
-            <w:r>
-              <w:rPr>
-                <w:rtl w:val="0"/>
-              </w:rPr>
-            </w:r>
-          </w:p>
-        </w:tc>
-        <w:tc>
-          <w:tcPr>
-            <w:vAlign w:val="top"/>
-          </w:tcPr>
-          <w:p>
-            <w:pPr>
-              <w:spacing w:after="0" w:lineRule="auto"/>
-              <w:rPr/>
-            </w:pPr>
-            <w:r>
-              <w:rPr>
-                <w:sz w:val="14"/>
-                <w:szCs w:val="14"/>
-                <w:rtl w:val="0"/>
-              </w:rPr>
-              <w:t xml:space="preserve">Search and Filter</w:t>
-            </w:r>
-            <w:r>
-              <w:rPr>
-                <w:rtl w:val="0"/>
-              </w:rPr>
-            </w:r>
-          </w:p>
-        </w:tc>
-        <w:tc>
-          <w:tcPr>
-            <w:vAlign w:val="top"/>
-          </w:tcPr>
-          <w:p>
-            <w:pPr>
-              <w:spacing w:after="0" w:lineRule="auto"/>
-              <w:rPr/>
-            </w:pPr>
-            <w:r>
-              <w:rPr>
-                <w:sz w:val="14"/>
-                <w:szCs w:val="14"/>
-                <w:rtl w:val="0"/>
-              </w:rPr>
-              <w:t xml:space="preserve">Combine category and date filters</w:t>
-            </w:r>
-            <w:r>
-              <w:rPr>
-                <w:rtl w:val="0"/>
-              </w:rPr>
-            </w:r>
-          </w:p>
-        </w:tc>
-        <w:tc>
-          <w:tcPr>
-            <w:vAlign w:val="top"/>
-          </w:tcPr>
-          <w:p>
-            <w:pPr>
-              <w:spacing w:after="0" w:lineRule="auto"/>
-              <w:rPr/>
-            </w:pPr>
-            <w:r>
-              <w:rPr>
-                <w:sz w:val="14"/>
-                <w:szCs w:val="14"/>
-                <w:rtl w:val="0"/>
-              </w:rPr>
-              <w:t xml:space="preserve">Multiple transactions exist</w:t>
-            </w:r>
-            <w:r>
-              <w:rPr>
-                <w:rtl w:val="0"/>
-              </w:rPr>
-            </w:r>
-          </w:p>
-        </w:tc>
-        <w:tc>
-          <w:tcPr>
-            <w:vAlign w:val="top"/>
-          </w:tcPr>
-          <w:p>
-            <w:pPr>
-              <w:spacing w:after="0" w:lineRule="auto"/>
-              <w:rPr/>
-            </w:pPr>
-            <w:r>
-              <w:rPr>
-                <w:sz w:val="14"/>
-                <w:szCs w:val="14"/>
-                <w:rtl w:val="0"/>
-              </w:rPr>
-              <w:t xml:space="preserve">Apply category and date together</w:t>
-            </w:r>
-            <w:r>
-              <w:rPr>
-                <w:rtl w:val="0"/>
-              </w:rPr>
-            </w:r>
-          </w:p>
-        </w:tc>
-        <w:tc>
-          <w:tcPr>
-            <w:vAlign w:val="top"/>
-          </w:tcPr>
-          <w:p>
-            <w:pPr>
-              <w:spacing w:after="0" w:lineRule="auto"/>
-              <w:rPr/>
-            </w:pPr>
-            <w:r>
-              <w:rPr>
-                <w:sz w:val="14"/>
-                <w:szCs w:val="14"/>
-                <w:rtl w:val="0"/>
-              </w:rPr>
-              <w:t xml:space="preserve">Food + August 2026</w:t>
-            </w:r>
-            <w:r>
-              <w:rPr>
-                <w:rtl w:val="0"/>
-              </w:rPr>
-            </w:r>
-          </w:p>
-        </w:tc>
-        <w:tc>
-          <w:tcPr>
-            <w:vAlign w:val="top"/>
-          </w:tcPr>
-          <w:p>
-            <w:pPr>
-              <w:spacing w:after="0" w:lineRule="auto"/>
-              <w:rPr/>
-            </w:pPr>
-            <w:r>
-              <w:rPr>
-                <w:sz w:val="14"/>
-                <w:szCs w:val="14"/>
-                <w:rtl w:val="0"/>
-              </w:rPr>
-              <w:t xml:space="preserve">Only records matching both filters should display.</w:t>
-            </w:r>
-            <w:r>
-              <w:rPr>
-                <w:rtl w:val="0"/>
-              </w:rPr>
-            </w:r>
-          </w:p>
-        </w:tc>
-        <w:tc>
-          <w:tcPr>
-            <w:vAlign w:val="top"/>
-          </w:tcPr>
-          <w:p>
-            <w:pPr>
-              <w:spacing w:after="0" w:lineRule="auto"/>
-              <w:rPr/>
-            </w:pPr>
-            <w:r>
-              <w:rPr>
-                <w:sz w:val="14"/>
-                <w:szCs w:val="14"/>
-                <w:rtl w:val="0"/>
-              </w:rPr>
-              <w:t xml:space="preserve">Only matching records were displayed.</w:t>
-            </w:r>
-            <w:r>
-              <w:rPr>
-                <w:rtl w:val="0"/>
-              </w:rPr>
-            </w:r>
-          </w:p>
-        </w:tc>
-        <w:tc>
-          <w:tcPr>
-            <w:vAlign w:val="top"/>
-          </w:tcPr>
-          <w:p>
-            <w:pPr>
-              <w:spacing w:after="0" w:lineRule="auto"/>
-              <w:rPr/>
-            </w:pPr>
-            <w:r>
-              <w:rPr>
-                <w:sz w:val="14"/>
-                <w:szCs w:val="14"/>
-                <w:rtl w:val="0"/>
-              </w:rPr>
-              <w:t xml:space="preserve">Pass</w:t>
-            </w:r>
-            <w:r>
-              <w:rPr>
-                <w:rtl w:val="0"/>
-              </w:rPr>
+            <w:r>
+              <w:t>IT-06_04</w:t>
+            </w:r>
+          </w:p>
+        </w:tc>
+        <w:tc>
+          <w:tcPr>
+            <w:vAlign w:val="top"/>
+          </w:tcPr>
+          <w:p>
+            <w:r>
+              <w:t>Search and Filter</w:t>
+            </w:r>
+          </w:p>
+        </w:tc>
+        <w:tc>
+          <w:tcPr>
+            <w:vAlign w:val="top"/>
+          </w:tcPr>
+          <w:p>
+            <w:r>
+              <w:t>Combine category and month filters</w:t>
+            </w:r>
+          </w:p>
+        </w:tc>
+        <w:tc>
+          <w:tcPr>
+            <w:vAlign w:val="top"/>
+          </w:tcPr>
+          <w:p>
+            <w:r>
+              <w:t>Matching and non-matching expenses exist</w:t>
+            </w:r>
+          </w:p>
+        </w:tc>
+        <w:tc>
+          <w:tcPr>
+            <w:vAlign w:val="top"/>
+          </w:tcPr>
+          <w:p>
+            <w:r>
+              <w:t>Select a category and month, then apply both</w:t>
+            </w:r>
+          </w:p>
+        </w:tc>
+        <w:tc>
+          <w:tcPr>
+            <w:vAlign w:val="top"/>
+          </w:tcPr>
+          <w:p>
+            <w:r>
+              <w:t>Food + 2026-08</w:t>
+            </w:r>
+          </w:p>
+        </w:tc>
+        <w:tc>
+          <w:tcPr>
+            <w:vAlign w:val="top"/>
+          </w:tcPr>
+          <w:p>
+            <w:r>
+              <w:t>Only expenses matching both selected filters are shown.</w:t>
+            </w:r>
+          </w:p>
+        </w:tc>
+        <w:tc>
+          <w:tcPr>
+            <w:vAlign w:val="top"/>
+          </w:tcPr>
+          <w:p>
+            <w:r>
+              <w:t>Not run</w:t>
+            </w:r>
+          </w:p>
+        </w:tc>
+        <w:tc>
+          <w:tcPr>
+            <w:vAlign w:val="top"/>
+          </w:tcPr>
+          <w:p>
+            <w:r>
+              <w:t>Not run</w:t>
             </w:r>
           </w:p>
         </w:tc>
@@ -8299,214 +7682,88 @@
             <w:vAlign w:val="top"/>
           </w:tcPr>
           <w:p>
-            <w:pPr>
-              <w:spacing w:after="0" w:lineRule="auto"/>
-              <w:rPr/>
-            </w:pPr>
-            <w:r>
-              <w:rPr>
-                <w:sz w:val="14"/>
-                <w:szCs w:val="14"/>
-                <w:rtl w:val="0"/>
-              </w:rPr>
-              <w:t xml:space="preserve">ST-06_05</w:t>
-            </w:r>
-            <w:r>
-              <w:rPr>
-                <w:rtl w:val="0"/>
-              </w:rPr>
-            </w:r>
-          </w:p>
-        </w:tc>
-        <w:tc>
-          <w:tcPr>
-            <w:vAlign w:val="top"/>
-          </w:tcPr>
-          <w:p>
-            <w:pPr>
-              <w:spacing w:after="0" w:lineRule="auto"/>
-              <w:rPr/>
-            </w:pPr>
-            <w:r>
-              <w:rPr>
-                <w:sz w:val="14"/>
-                <w:szCs w:val="14"/>
-                <w:rtl w:val="0"/>
-              </w:rPr>
-              <w:t xml:space="preserve">Search and Filter</w:t>
-            </w:r>
-            <w:r>
-              <w:rPr>
-                <w:rtl w:val="0"/>
-              </w:rPr>
-            </w:r>
-          </w:p>
-        </w:tc>
-        <w:tc>
-          <w:tcPr>
-            <w:vAlign w:val="top"/>
-          </w:tcPr>
-          <w:p>
-            <w:pPr>
-              <w:spacing w:after="0" w:lineRule="auto"/>
-              <w:rPr/>
-            </w:pPr>
-            <w:r>
-              <w:rPr>
-                <w:sz w:val="14"/>
-                <w:szCs w:val="14"/>
-                <w:rtl w:val="0"/>
-              </w:rPr>
-              <w:t xml:space="preserve">Search with no matching result</w:t>
-            </w:r>
-            <w:r>
-              <w:rPr>
-                <w:rtl w:val="0"/>
-              </w:rPr>
-            </w:r>
-          </w:p>
-        </w:tc>
-        <w:tc>
-          <w:tcPr>
-            <w:vAlign w:val="top"/>
-          </w:tcPr>
-          <w:p>
-            <w:pPr>
-              <w:spacing w:after="0" w:lineRule="auto"/>
-              <w:rPr/>
-            </w:pPr>
-            <w:r>
-              <w:rPr>
-                <w:sz w:val="14"/>
-                <w:szCs w:val="14"/>
-                <w:rtl w:val="0"/>
-              </w:rPr>
-              <w:t xml:space="preserve">User has transactions</w:t>
-            </w:r>
-            <w:r>
-              <w:rPr>
-                <w:rtl w:val="0"/>
-              </w:rPr>
-            </w:r>
-          </w:p>
-        </w:tc>
-        <w:tc>
-          <w:tcPr>
-            <w:vAlign w:val="top"/>
-          </w:tcPr>
-          <w:p>
-            <w:pPr>
-              <w:spacing w:after="0" w:lineRule="auto"/>
-              <w:rPr/>
-            </w:pPr>
-            <w:r>
-              <w:rPr>
-                <w:sz w:val="14"/>
-                <w:szCs w:val="14"/>
-                <w:rtl w:val="0"/>
-              </w:rPr>
-              <w:t xml:space="preserve">Search a category with no records</w:t>
-            </w:r>
-            <w:r>
-              <w:rPr>
-                <w:rtl w:val="0"/>
-              </w:rPr>
-            </w:r>
-          </w:p>
-        </w:tc>
-        <w:tc>
-          <w:tcPr>
-            <w:vAlign w:val="top"/>
-          </w:tcPr>
-          <w:p>
-            <w:pPr>
-              <w:spacing w:after="0" w:lineRule="auto"/>
-              <w:rPr/>
-            </w:pPr>
-            <w:r>
-              <w:rPr>
-                <w:sz w:val="14"/>
-                <w:szCs w:val="14"/>
-                <w:rtl w:val="0"/>
-              </w:rPr>
-              <w:t xml:space="preserve">Category=Books</w:t>
-            </w:r>
-            <w:r>
-              <w:rPr>
-                <w:rtl w:val="0"/>
-              </w:rPr>
-            </w:r>
-          </w:p>
-        </w:tc>
-        <w:tc>
-          <w:tcPr>
-            <w:vAlign w:val="top"/>
-          </w:tcPr>
-          <w:p>
-            <w:pPr>
-              <w:spacing w:after="0" w:lineRule="auto"/>
-              <w:rPr/>
-            </w:pPr>
-            <w:r>
-              <w:rPr>
-                <w:sz w:val="14"/>
-                <w:szCs w:val="14"/>
-                <w:rtl w:val="0"/>
-              </w:rPr>
-              <w:t xml:space="preserve">System should show no-results message.</w:t>
-            </w:r>
-            <w:r>
-              <w:rPr>
-                <w:rtl w:val="0"/>
-              </w:rPr>
-            </w:r>
-          </w:p>
-        </w:tc>
-        <w:tc>
-          <w:tcPr>
-            <w:vAlign w:val="top"/>
-          </w:tcPr>
-          <w:p>
-            <w:pPr>
-              <w:spacing w:after="0" w:lineRule="auto"/>
-              <w:rPr/>
-            </w:pPr>
-            <w:r>
-              <w:rPr>
-                <w:sz w:val="14"/>
-                <w:szCs w:val="14"/>
-                <w:rtl w:val="0"/>
-              </w:rPr>
-              <w:t xml:space="preserve">No-results message was displayed.</w:t>
-            </w:r>
-            <w:r>
-              <w:rPr>
-                <w:rtl w:val="0"/>
-              </w:rPr>
-            </w:r>
-          </w:p>
-        </w:tc>
-        <w:tc>
-          <w:tcPr>
-            <w:vAlign w:val="top"/>
-          </w:tcPr>
-          <w:p>
-            <w:pPr>
-              <w:spacing w:after="0" w:lineRule="auto"/>
-              <w:rPr/>
-            </w:pPr>
-            <w:r>
-              <w:rPr>
-                <w:sz w:val="14"/>
-                <w:szCs w:val="14"/>
-                <w:rtl w:val="0"/>
-              </w:rPr>
-              <w:t xml:space="preserve">Pass</w:t>
-            </w:r>
-            <w:r>
-              <w:rPr>
-                <w:rtl w:val="0"/>
-              </w:rPr>
+            <w:r>
+              <w:t>ST-06_05</w:t>
+            </w:r>
+          </w:p>
+        </w:tc>
+        <w:tc>
+          <w:tcPr>
+            <w:vAlign w:val="top"/>
+          </w:tcPr>
+          <w:p>
+            <w:r>
+              <w:t>Search and Filter</w:t>
+            </w:r>
+          </w:p>
+        </w:tc>
+        <w:tc>
+          <w:tcPr>
+            <w:vAlign w:val="top"/>
+          </w:tcPr>
+          <w:p>
+            <w:r>
+              <w:t>Search with no matching result</w:t>
+            </w:r>
+          </w:p>
+        </w:tc>
+        <w:tc>
+          <w:tcPr>
+            <w:vAlign w:val="top"/>
+          </w:tcPr>
+          <w:p>
+            <w:r>
+              <w:t>User has expenses</w:t>
+            </w:r>
+          </w:p>
+        </w:tc>
+        <w:tc>
+          <w:tcPr>
+            <w:vAlign w:val="top"/>
+          </w:tcPr>
+          <w:p>
+            <w:r>
+              <w:t>Search for text that does not occur in any expense</w:t>
+            </w:r>
+          </w:p>
+        </w:tc>
+        <w:tc>
+          <w:tcPr>
+            <w:vAlign w:val="top"/>
+          </w:tcPr>
+          <w:p>
+            <w:r>
+              <w:t>Keyword=no-match-xyz</w:t>
+            </w:r>
+          </w:p>
+        </w:tc>
+        <w:tc>
+          <w:tcPr>
+            <w:vAlign w:val="top"/>
+          </w:tcPr>
+          <w:p>
+            <w:r>
+              <w:t>A clear no-results message is shown.</w:t>
+            </w:r>
+          </w:p>
+        </w:tc>
+        <w:tc>
+          <w:tcPr>
+            <w:vAlign w:val="top"/>
+          </w:tcPr>
+          <w:p>
+            <w:r>
+              <w:t>Not run</w:t>
+            </w:r>
+          </w:p>
+        </w:tc>
+        <w:tc>
+          <w:tcPr>
+            <w:vAlign w:val="top"/>
+          </w:tcPr>
+          <w:p>
+            <w:r>
+              <w:t>Not run</w:t>
             </w:r>
           </w:p>
         </w:tc>
@@ -11389,18 +10646,11 @@
       </w:pPr>
       <w:r>
         <w:rPr>
-          <w:b w:val="1"/>
-          <w:bCs w:val="1"/>
-          <w:sz w:val="24"/>
-          <w:szCs w:val="24"/>
-          <w:rtl w:val="0"/>
+          <w:rFonts w:ascii="Arial" w:hAnsi="Arial"/>
+          <w:b/>
+          <w:sz w:val="28"/>
         </w:rPr>
-        <w:t xml:space="preserve">FR09 — Set and manage monthly/yearly budgets.</w:t>
-      </w:r>
-      <w:r>
-        <w:rPr>
-          <w:rtl w:val="0"/>
-        </w:rPr>
+        <w:t>FR09 — Set and manage weekly, monthly and yearly budgets.</w:t>
       </w:r>
     </w:p>
     <w:tbl>
@@ -12780,6 +12030,173 @@
               <w:rPr>
                 <w:rtl w:val="0"/>
               </w:rPr>
+            </w:r>
+          </w:p>
+        </w:tc>
+      </w:tr>
+      <w:tr>
+        <w:trPr>
+          <w:cantSplit/>
+        </w:trPr>
+        <w:tc>
+          <w:tcPr>
+            <w:tcW w:type="dxa" w:w="1248"/>
+          </w:tcPr>
+          <w:p>
+            <w:pPr>
+              <w:spacing w:after="0"/>
+            </w:pPr>
+            <w:r>
+              <w:rPr>
+                <w:rFonts w:ascii="Arial" w:hAnsi="Arial"/>
+                <w:b w:val="0"/>
+                <w:sz w:val="16"/>
+              </w:rPr>
+              <w:t>UT-09_06</w:t>
+            </w:r>
+          </w:p>
+        </w:tc>
+        <w:tc>
+          <w:tcPr>
+            <w:tcW w:type="dxa" w:w="1248"/>
+          </w:tcPr>
+          <w:p>
+            <w:pPr>
+              <w:spacing w:after="0"/>
+            </w:pPr>
+            <w:r>
+              <w:rPr>
+                <w:rFonts w:ascii="Arial" w:hAnsi="Arial"/>
+                <w:b w:val="0"/>
+                <w:sz w:val="16"/>
+              </w:rPr>
+              <w:t>Budget Management</w:t>
+            </w:r>
+          </w:p>
+        </w:tc>
+        <w:tc>
+          <w:tcPr>
+            <w:tcW w:type="dxa" w:w="1248"/>
+          </w:tcPr>
+          <w:p>
+            <w:pPr>
+              <w:spacing w:after="0"/>
+            </w:pPr>
+            <w:r>
+              <w:rPr>
+                <w:rFonts w:ascii="Arial" w:hAnsi="Arial"/>
+                <w:b w:val="0"/>
+                <w:sz w:val="16"/>
+              </w:rPr>
+              <w:t>Create weekly budget</w:t>
+            </w:r>
+          </w:p>
+        </w:tc>
+        <w:tc>
+          <w:tcPr>
+            <w:tcW w:type="dxa" w:w="1248"/>
+          </w:tcPr>
+          <w:p>
+            <w:pPr>
+              <w:spacing w:after="0"/>
+            </w:pPr>
+            <w:r>
+              <w:rPr>
+                <w:rFonts w:ascii="Arial" w:hAnsi="Arial"/>
+                <w:b w:val="0"/>
+                <w:sz w:val="16"/>
+              </w:rPr>
+              <w:t>User is logged in</w:t>
+            </w:r>
+          </w:p>
+        </w:tc>
+        <w:tc>
+          <w:tcPr>
+            <w:tcW w:type="dxa" w:w="1248"/>
+          </w:tcPr>
+          <w:p>
+            <w:pPr>
+              <w:spacing w:after="0"/>
+            </w:pPr>
+            <w:r>
+              <w:rPr>
+                <w:rFonts w:ascii="Arial" w:hAnsi="Arial"/>
+                <w:b w:val="0"/>
+                <w:sz w:val="16"/>
+              </w:rPr>
+              <w:t>Choose weekly; enter amount and a seven-day period; save</w:t>
+            </w:r>
+          </w:p>
+        </w:tc>
+        <w:tc>
+          <w:tcPr>
+            <w:tcW w:type="dxa" w:w="1248"/>
+          </w:tcPr>
+          <w:p>
+            <w:pPr>
+              <w:spacing w:after="0"/>
+            </w:pPr>
+            <w:r>
+              <w:rPr>
+                <w:rFonts w:ascii="Arial" w:hAnsi="Arial"/>
+                <w:b w:val="0"/>
+                <w:sz w:val="16"/>
+              </w:rPr>
+              <w:t>₹2,500; 01/08/2026–07/08/2026</w:t>
+            </w:r>
+          </w:p>
+        </w:tc>
+        <w:tc>
+          <w:tcPr>
+            <w:tcW w:type="dxa" w:w="1248"/>
+          </w:tcPr>
+          <w:p>
+            <w:pPr>
+              <w:spacing w:after="0"/>
+            </w:pPr>
+            <w:r>
+              <w:rPr>
+                <w:rFonts w:ascii="Arial" w:hAnsi="Arial"/>
+                <w:b w:val="0"/>
+                <w:sz w:val="16"/>
+              </w:rPr>
+              <w:t>The weekly budget is saved and appears for its date range.</w:t>
+            </w:r>
+          </w:p>
+        </w:tc>
+        <w:tc>
+          <w:tcPr>
+            <w:tcW w:type="dxa" w:w="1248"/>
+          </w:tcPr>
+          <w:p>
+            <w:pPr>
+              <w:spacing w:after="0"/>
+            </w:pPr>
+            <w:r>
+              <w:rPr>
+                <w:rFonts w:ascii="Arial" w:hAnsi="Arial"/>
+                <w:b w:val="0"/>
+                <w:sz w:val="16"/>
+              </w:rPr>
+              <w:t>Not run</w:t>
+            </w:r>
+          </w:p>
+        </w:tc>
+        <w:tc>
+          <w:tcPr>
+            <w:tcW w:type="dxa" w:w="1248"/>
+          </w:tcPr>
+          <w:p>
+            <w:pPr>
+              <w:spacing w:after="0"/>
+            </w:pPr>
+            <w:r>
+              <w:rPr>
+                <w:rFonts w:ascii="Arial" w:hAnsi="Arial"/>
+                <w:b w:val="0"/>
+                <w:sz w:val="16"/>
+              </w:rPr>
+              <w:t>Not run</w:t>
             </w:r>
           </w:p>
         </w:tc>
@@ -17103,6 +16520,674 @@
           </w:p>
         </w:tc>
       </w:tr>
+      <w:tr>
+        <w:trPr>
+          <w:cantSplit/>
+        </w:trPr>
+        <w:tc>
+          <w:tcPr>
+            <w:tcW w:type="dxa" w:w="1248"/>
+          </w:tcPr>
+          <w:p>
+            <w:pPr>
+              <w:spacing w:after="0"/>
+            </w:pPr>
+            <w:r>
+              <w:rPr>
+                <w:rFonts w:ascii="Arial" w:hAnsi="Arial"/>
+                <w:b w:val="0"/>
+                <w:sz w:val="16"/>
+              </w:rPr>
+              <w:t>UT-12_06</w:t>
+            </w:r>
+          </w:p>
+        </w:tc>
+        <w:tc>
+          <w:tcPr>
+            <w:tcW w:type="dxa" w:w="1248"/>
+          </w:tcPr>
+          <w:p>
+            <w:pPr>
+              <w:spacing w:after="0"/>
+            </w:pPr>
+            <w:r>
+              <w:rPr>
+                <w:rFonts w:ascii="Arial" w:hAnsi="Arial"/>
+                <w:b w:val="0"/>
+                <w:sz w:val="16"/>
+              </w:rPr>
+              <w:t>Reports</w:t>
+            </w:r>
+          </w:p>
+        </w:tc>
+        <w:tc>
+          <w:tcPr>
+            <w:tcW w:type="dxa" w:w="1248"/>
+          </w:tcPr>
+          <w:p>
+            <w:pPr>
+              <w:spacing w:after="0"/>
+            </w:pPr>
+            <w:r>
+              <w:rPr>
+                <w:rFonts w:ascii="Arial" w:hAnsi="Arial"/>
+                <w:b w:val="0"/>
+                <w:sz w:val="16"/>
+              </w:rPr>
+              <w:t>Reject invalid report periods</w:t>
+            </w:r>
+          </w:p>
+        </w:tc>
+        <w:tc>
+          <w:tcPr>
+            <w:tcW w:type="dxa" w:w="1248"/>
+          </w:tcPr>
+          <w:p>
+            <w:pPr>
+              <w:spacing w:after="0"/>
+            </w:pPr>
+            <w:r>
+              <w:rPr>
+                <w:rFonts w:ascii="Arial" w:hAnsi="Arial"/>
+                <w:b w:val="0"/>
+                <w:sz w:val="16"/>
+              </w:rPr>
+              <w:t>User is logged in</w:t>
+            </w:r>
+          </w:p>
+        </w:tc>
+        <w:tc>
+          <w:tcPr>
+            <w:tcW w:type="dxa" w:w="1248"/>
+          </w:tcPr>
+          <w:p>
+            <w:pPr>
+              <w:spacing w:after="0"/>
+            </w:pPr>
+            <w:r>
+              <w:rPr>
+                <w:rFonts w:ascii="Arial" w:hAnsi="Arial"/>
+                <w:b w:val="0"/>
+                <w:sz w:val="16"/>
+              </w:rPr>
+              <w:t>Request a report with an invalid month or year</w:t>
+            </w:r>
+          </w:p>
+        </w:tc>
+        <w:tc>
+          <w:tcPr>
+            <w:tcW w:type="dxa" w:w="1248"/>
+          </w:tcPr>
+          <w:p>
+            <w:pPr>
+              <w:spacing w:after="0"/>
+            </w:pPr>
+            <w:r>
+              <w:rPr>
+                <w:rFonts w:ascii="Arial" w:hAnsi="Arial"/>
+                <w:b w:val="0"/>
+                <w:sz w:val="16"/>
+              </w:rPr>
+              <w:t>Month=2026-13</w:t>
+            </w:r>
+          </w:p>
+        </w:tc>
+        <w:tc>
+          <w:tcPr>
+            <w:tcW w:type="dxa" w:w="1248"/>
+          </w:tcPr>
+          <w:p>
+            <w:pPr>
+              <w:spacing w:after="0"/>
+            </w:pPr>
+            <w:r>
+              <w:rPr>
+                <w:rFonts w:ascii="Arial" w:hAnsi="Arial"/>
+                <w:b w:val="0"/>
+                <w:sz w:val="16"/>
+              </w:rPr>
+              <w:t>The request is rejected with a clear validation message.</w:t>
+            </w:r>
+          </w:p>
+        </w:tc>
+        <w:tc>
+          <w:tcPr>
+            <w:tcW w:type="dxa" w:w="1248"/>
+          </w:tcPr>
+          <w:p>
+            <w:pPr>
+              <w:spacing w:after="0"/>
+            </w:pPr>
+            <w:r>
+              <w:rPr>
+                <w:rFonts w:ascii="Arial" w:hAnsi="Arial"/>
+                <w:b w:val="0"/>
+                <w:sz w:val="16"/>
+              </w:rPr>
+              <w:t>Not run</w:t>
+            </w:r>
+          </w:p>
+        </w:tc>
+        <w:tc>
+          <w:tcPr>
+            <w:tcW w:type="dxa" w:w="1248"/>
+          </w:tcPr>
+          <w:p>
+            <w:pPr>
+              <w:spacing w:after="0"/>
+            </w:pPr>
+            <w:r>
+              <w:rPr>
+                <w:rFonts w:ascii="Arial" w:hAnsi="Arial"/>
+                <w:b w:val="0"/>
+                <w:sz w:val="16"/>
+              </w:rPr>
+              <w:t>Not run</w:t>
+            </w:r>
+          </w:p>
+        </w:tc>
+      </w:tr>
+      <w:tr>
+        <w:trPr>
+          <w:cantSplit/>
+        </w:trPr>
+        <w:tc>
+          <w:tcPr>
+            <w:tcW w:type="dxa" w:w="1248"/>
+          </w:tcPr>
+          <w:p>
+            <w:pPr>
+              <w:spacing w:after="0"/>
+            </w:pPr>
+            <w:r>
+              <w:rPr>
+                <w:rFonts w:ascii="Arial" w:hAnsi="Arial"/>
+                <w:b w:val="0"/>
+                <w:sz w:val="16"/>
+              </w:rPr>
+              <w:t>IT-12_07</w:t>
+            </w:r>
+          </w:p>
+        </w:tc>
+        <w:tc>
+          <w:tcPr>
+            <w:tcW w:type="dxa" w:w="1248"/>
+          </w:tcPr>
+          <w:p>
+            <w:pPr>
+              <w:spacing w:after="0"/>
+            </w:pPr>
+            <w:r>
+              <w:rPr>
+                <w:rFonts w:ascii="Arial" w:hAnsi="Arial"/>
+                <w:b w:val="0"/>
+                <w:sz w:val="16"/>
+              </w:rPr>
+              <w:t>Reports</w:t>
+            </w:r>
+          </w:p>
+        </w:tc>
+        <w:tc>
+          <w:tcPr>
+            <w:tcW w:type="dxa" w:w="1248"/>
+          </w:tcPr>
+          <w:p>
+            <w:pPr>
+              <w:spacing w:after="0"/>
+            </w:pPr>
+            <w:r>
+              <w:rPr>
+                <w:rFonts w:ascii="Arial" w:hAnsi="Arial"/>
+                <w:b w:val="0"/>
+                <w:sz w:val="16"/>
+              </w:rPr>
+              <w:t>Include expenses on period boundaries</w:t>
+            </w:r>
+          </w:p>
+        </w:tc>
+        <w:tc>
+          <w:tcPr>
+            <w:tcW w:type="dxa" w:w="1248"/>
+          </w:tcPr>
+          <w:p>
+            <w:pPr>
+              <w:spacing w:after="0"/>
+            </w:pPr>
+            <w:r>
+              <w:rPr>
+                <w:rFonts w:ascii="Arial" w:hAnsi="Arial"/>
+                <w:b w:val="0"/>
+                <w:sz w:val="16"/>
+              </w:rPr>
+              <w:t>Expenses exist on and around the selected month</w:t>
+            </w:r>
+          </w:p>
+        </w:tc>
+        <w:tc>
+          <w:tcPr>
+            <w:tcW w:type="dxa" w:w="1248"/>
+          </w:tcPr>
+          <w:p>
+            <w:pPr>
+              <w:spacing w:after="0"/>
+            </w:pPr>
+            <w:r>
+              <w:rPr>
+                <w:rFonts w:ascii="Arial" w:hAnsi="Arial"/>
+                <w:b w:val="0"/>
+                <w:sz w:val="16"/>
+              </w:rPr>
+              <w:t>Generate a monthly report for August 2026</w:t>
+            </w:r>
+          </w:p>
+        </w:tc>
+        <w:tc>
+          <w:tcPr>
+            <w:tcW w:type="dxa" w:w="1248"/>
+          </w:tcPr>
+          <w:p>
+            <w:pPr>
+              <w:spacing w:after="0"/>
+            </w:pPr>
+            <w:r>
+              <w:rPr>
+                <w:rFonts w:ascii="Arial" w:hAnsi="Arial"/>
+                <w:b w:val="0"/>
+                <w:sz w:val="16"/>
+              </w:rPr>
+              <w:t>31/07, 01/08, 31/08, 01/09</w:t>
+            </w:r>
+          </w:p>
+        </w:tc>
+        <w:tc>
+          <w:tcPr>
+            <w:tcW w:type="dxa" w:w="1248"/>
+          </w:tcPr>
+          <w:p>
+            <w:pPr>
+              <w:spacing w:after="0"/>
+            </w:pPr>
+            <w:r>
+              <w:rPr>
+                <w:rFonts w:ascii="Arial" w:hAnsi="Arial"/>
+                <w:b w:val="0"/>
+                <w:sz w:val="16"/>
+              </w:rPr>
+              <w:t>Only expenses dated 1–31 August are included.</w:t>
+            </w:r>
+          </w:p>
+        </w:tc>
+        <w:tc>
+          <w:tcPr>
+            <w:tcW w:type="dxa" w:w="1248"/>
+          </w:tcPr>
+          <w:p>
+            <w:pPr>
+              <w:spacing w:after="0"/>
+            </w:pPr>
+            <w:r>
+              <w:rPr>
+                <w:rFonts w:ascii="Arial" w:hAnsi="Arial"/>
+                <w:b w:val="0"/>
+                <w:sz w:val="16"/>
+              </w:rPr>
+              <w:t>Not run</w:t>
+            </w:r>
+          </w:p>
+        </w:tc>
+        <w:tc>
+          <w:tcPr>
+            <w:tcW w:type="dxa" w:w="1248"/>
+          </w:tcPr>
+          <w:p>
+            <w:pPr>
+              <w:spacing w:after="0"/>
+            </w:pPr>
+            <w:r>
+              <w:rPr>
+                <w:rFonts w:ascii="Arial" w:hAnsi="Arial"/>
+                <w:b w:val="0"/>
+                <w:sz w:val="16"/>
+              </w:rPr>
+              <w:t>Not run</w:t>
+            </w:r>
+          </w:p>
+        </w:tc>
+      </w:tr>
+      <w:tr>
+        <w:trPr>
+          <w:cantSplit/>
+        </w:trPr>
+        <w:tc>
+          <w:tcPr>
+            <w:tcW w:type="dxa" w:w="1248"/>
+          </w:tcPr>
+          <w:p>
+            <w:pPr>
+              <w:spacing w:after="0"/>
+            </w:pPr>
+            <w:r>
+              <w:rPr>
+                <w:rFonts w:ascii="Arial" w:hAnsi="Arial"/>
+                <w:b w:val="0"/>
+                <w:sz w:val="16"/>
+              </w:rPr>
+              <w:t>IT-12_08</w:t>
+            </w:r>
+          </w:p>
+        </w:tc>
+        <w:tc>
+          <w:tcPr>
+            <w:tcW w:type="dxa" w:w="1248"/>
+          </w:tcPr>
+          <w:p>
+            <w:pPr>
+              <w:spacing w:after="0"/>
+            </w:pPr>
+            <w:r>
+              <w:rPr>
+                <w:rFonts w:ascii="Arial" w:hAnsi="Arial"/>
+                <w:b w:val="0"/>
+                <w:sz w:val="16"/>
+              </w:rPr>
+              <w:t>Reports</w:t>
+            </w:r>
+          </w:p>
+        </w:tc>
+        <w:tc>
+          <w:tcPr>
+            <w:tcW w:type="dxa" w:w="1248"/>
+          </w:tcPr>
+          <w:p>
+            <w:pPr>
+              <w:spacing w:after="0"/>
+            </w:pPr>
+            <w:r>
+              <w:rPr>
+                <w:rFonts w:ascii="Arial" w:hAnsi="Arial"/>
+                <w:b w:val="0"/>
+                <w:sz w:val="16"/>
+              </w:rPr>
+              <w:t>Show report totals and budget comparison</w:t>
+            </w:r>
+          </w:p>
+        </w:tc>
+        <w:tc>
+          <w:tcPr>
+            <w:tcW w:type="dxa" w:w="1248"/>
+          </w:tcPr>
+          <w:p>
+            <w:pPr>
+              <w:spacing w:after="0"/>
+            </w:pPr>
+            <w:r>
+              <w:rPr>
+                <w:rFonts w:ascii="Arial" w:hAnsi="Arial"/>
+                <w:b w:val="0"/>
+                <w:sz w:val="16"/>
+              </w:rPr>
+              <w:t>Expenses and an overlapping budget exist</w:t>
+            </w:r>
+          </w:p>
+        </w:tc>
+        <w:tc>
+          <w:tcPr>
+            <w:tcW w:type="dxa" w:w="1248"/>
+          </w:tcPr>
+          <w:p>
+            <w:pPr>
+              <w:spacing w:after="0"/>
+            </w:pPr>
+            <w:r>
+              <w:rPr>
+                <w:rFonts w:ascii="Arial" w:hAnsi="Arial"/>
+                <w:b w:val="0"/>
+                <w:sz w:val="16"/>
+              </w:rPr>
+              <w:t>Generate the report for the budget period</w:t>
+            </w:r>
+          </w:p>
+        </w:tc>
+        <w:tc>
+          <w:tcPr>
+            <w:tcW w:type="dxa" w:w="1248"/>
+          </w:tcPr>
+          <w:p>
+            <w:pPr>
+              <w:spacing w:after="0"/>
+            </w:pPr>
+            <w:r>
+              <w:rPr>
+                <w:rFonts w:ascii="Arial" w:hAnsi="Arial"/>
+                <w:b w:val="0"/>
+                <w:sz w:val="16"/>
+              </w:rPr>
+              <w:t>Spent=₹400; Budget=₹1,000</w:t>
+            </w:r>
+          </w:p>
+        </w:tc>
+        <w:tc>
+          <w:tcPr>
+            <w:tcW w:type="dxa" w:w="1248"/>
+          </w:tcPr>
+          <w:p>
+            <w:pPr>
+              <w:spacing w:after="0"/>
+            </w:pPr>
+            <w:r>
+              <w:rPr>
+                <w:rFonts w:ascii="Arial" w:hAnsi="Arial"/>
+                <w:b w:val="0"/>
+                <w:sz w:val="16"/>
+              </w:rPr>
+              <w:t>Totals, expense count, category breakdown and budget status are correct.</w:t>
+            </w:r>
+          </w:p>
+        </w:tc>
+        <w:tc>
+          <w:tcPr>
+            <w:tcW w:type="dxa" w:w="1248"/>
+          </w:tcPr>
+          <w:p>
+            <w:pPr>
+              <w:spacing w:after="0"/>
+            </w:pPr>
+            <w:r>
+              <w:rPr>
+                <w:rFonts w:ascii="Arial" w:hAnsi="Arial"/>
+                <w:b w:val="0"/>
+                <w:sz w:val="16"/>
+              </w:rPr>
+              <w:t>Not run</w:t>
+            </w:r>
+          </w:p>
+        </w:tc>
+        <w:tc>
+          <w:tcPr>
+            <w:tcW w:type="dxa" w:w="1248"/>
+          </w:tcPr>
+          <w:p>
+            <w:pPr>
+              <w:spacing w:after="0"/>
+            </w:pPr>
+            <w:r>
+              <w:rPr>
+                <w:rFonts w:ascii="Arial" w:hAnsi="Arial"/>
+                <w:b w:val="0"/>
+                <w:sz w:val="16"/>
+              </w:rPr>
+              <w:t>Not run</w:t>
+            </w:r>
+          </w:p>
+        </w:tc>
+      </w:tr>
+      <w:tr>
+        <w:trPr>
+          <w:cantSplit/>
+        </w:trPr>
+        <w:tc>
+          <w:tcPr>
+            <w:tcW w:type="dxa" w:w="1248"/>
+          </w:tcPr>
+          <w:p>
+            <w:pPr>
+              <w:spacing w:after="0"/>
+            </w:pPr>
+            <w:r>
+              <w:rPr>
+                <w:rFonts w:ascii="Arial" w:hAnsi="Arial"/>
+                <w:b w:val="0"/>
+                <w:sz w:val="16"/>
+              </w:rPr>
+              <w:t>ST-12_09</w:t>
+            </w:r>
+          </w:p>
+        </w:tc>
+        <w:tc>
+          <w:tcPr>
+            <w:tcW w:type="dxa" w:w="1248"/>
+          </w:tcPr>
+          <w:p>
+            <w:pPr>
+              <w:spacing w:after="0"/>
+            </w:pPr>
+            <w:r>
+              <w:rPr>
+                <w:rFonts w:ascii="Arial" w:hAnsi="Arial"/>
+                <w:b w:val="0"/>
+                <w:sz w:val="16"/>
+              </w:rPr>
+              <w:t>Reports</w:t>
+            </w:r>
+          </w:p>
+        </w:tc>
+        <w:tc>
+          <w:tcPr>
+            <w:tcW w:type="dxa" w:w="1248"/>
+          </w:tcPr>
+          <w:p>
+            <w:pPr>
+              <w:spacing w:after="0"/>
+            </w:pPr>
+            <w:r>
+              <w:rPr>
+                <w:rFonts w:ascii="Arial" w:hAnsi="Arial"/>
+                <w:b w:val="0"/>
+                <w:sz w:val="16"/>
+              </w:rPr>
+              <w:t>Keep reports isolated by account</w:t>
+            </w:r>
+          </w:p>
+        </w:tc>
+        <w:tc>
+          <w:tcPr>
+            <w:tcW w:type="dxa" w:w="1248"/>
+          </w:tcPr>
+          <w:p>
+            <w:pPr>
+              <w:spacing w:after="0"/>
+            </w:pPr>
+            <w:r>
+              <w:rPr>
+                <w:rFonts w:ascii="Arial" w:hAnsi="Arial"/>
+                <w:b w:val="0"/>
+                <w:sz w:val="16"/>
+              </w:rPr>
+              <w:t>Two users have different expenses and budgets</w:t>
+            </w:r>
+          </w:p>
+        </w:tc>
+        <w:tc>
+          <w:tcPr>
+            <w:tcW w:type="dxa" w:w="1248"/>
+          </w:tcPr>
+          <w:p>
+            <w:pPr>
+              <w:spacing w:after="0"/>
+            </w:pPr>
+            <w:r>
+              <w:rPr>
+                <w:rFonts w:ascii="Arial" w:hAnsi="Arial"/>
+                <w:b w:val="0"/>
+                <w:sz w:val="16"/>
+              </w:rPr>
+              <w:t>Generate a report as User B</w:t>
+            </w:r>
+          </w:p>
+        </w:tc>
+        <w:tc>
+          <w:tcPr>
+            <w:tcW w:type="dxa" w:w="1248"/>
+          </w:tcPr>
+          <w:p>
+            <w:pPr>
+              <w:spacing w:after="0"/>
+            </w:pPr>
+            <w:r>
+              <w:rPr>
+                <w:rFonts w:ascii="Arial" w:hAnsi="Arial"/>
+                <w:b w:val="0"/>
+                <w:sz w:val="16"/>
+              </w:rPr>
+              <w:t>User B has no matching records</w:t>
+            </w:r>
+          </w:p>
+        </w:tc>
+        <w:tc>
+          <w:tcPr>
+            <w:tcW w:type="dxa" w:w="1248"/>
+          </w:tcPr>
+          <w:p>
+            <w:pPr>
+              <w:spacing w:after="0"/>
+            </w:pPr>
+            <w:r>
+              <w:rPr>
+                <w:rFonts w:ascii="Arial" w:hAnsi="Arial"/>
+                <w:b w:val="0"/>
+                <w:sz w:val="16"/>
+              </w:rPr>
+              <w:t>The report contains only User B data.</w:t>
+            </w:r>
+          </w:p>
+        </w:tc>
+        <w:tc>
+          <w:tcPr>
+            <w:tcW w:type="dxa" w:w="1248"/>
+          </w:tcPr>
+          <w:p>
+            <w:pPr>
+              <w:spacing w:after="0"/>
+            </w:pPr>
+            <w:r>
+              <w:rPr>
+                <w:rFonts w:ascii="Arial" w:hAnsi="Arial"/>
+                <w:b w:val="0"/>
+                <w:sz w:val="16"/>
+              </w:rPr>
+              <w:t>Not run</w:t>
+            </w:r>
+          </w:p>
+        </w:tc>
+        <w:tc>
+          <w:tcPr>
+            <w:tcW w:type="dxa" w:w="1248"/>
+          </w:tcPr>
+          <w:p>
+            <w:pPr>
+              <w:spacing w:after="0"/>
+            </w:pPr>
+            <w:r>
+              <w:rPr>
+                <w:rFonts w:ascii="Arial" w:hAnsi="Arial"/>
+                <w:b w:val="0"/>
+                <w:sz w:val="16"/>
+              </w:rPr>
+              <w:t>Not run</w:t>
+            </w:r>
+          </w:p>
+        </w:tc>
+      </w:tr>
     </w:tbl>
     <w:p>
       <w:pPr>
@@ -20030,6 +20115,3939 @@
         </w:rPr>
       </w:r>
     </w:p>
+    <w:p>
+      <w:pPr>
+        <w:keepNext/>
+        <w:spacing w:before="240" w:lineRule="auto" w:after="120"/>
+        <w:rPr/>
+      </w:pPr>
+      <w:r>
+        <w:rPr>
+          <w:rFonts w:ascii="Arial" w:hAnsi="Arial"/>
+          <w:b/>
+          <w:sz w:val="28"/>
+        </w:rPr>
+        <w:t>FR15 — Provide a private, persistent notification inbox.</w:t>
+      </w:r>
+    </w:p>
+    <w:tbl>
+      <w:tblPr>
+        <w:tblW w:type="auto" w:w="0"/>
+        <w:tblLook w:firstColumn="1" w:firstRow="1" w:lastColumn="0" w:lastRow="0" w:noHBand="0" w:noVBand="1" w:val="04A0"/>
+        <w:tblBorders>
+          <w:top w:val="single" w:sz="6" w:space="0" w:color="000000"/>
+          <w:left w:val="single" w:sz="6" w:space="0" w:color="000000"/>
+          <w:bottom w:val="single" w:sz="6" w:space="0" w:color="000000"/>
+          <w:right w:val="single" w:sz="6" w:space="0" w:color="000000"/>
+          <w:insideH w:val="single" w:sz="6" w:space="0" w:color="000000"/>
+          <w:insideV w:val="single" w:sz="6" w:space="0" w:color="000000"/>
+        </w:tblBorders>
+      </w:tblPr>
+      <w:tblGrid>
+        <w:gridCol w:w="1248"/>
+        <w:gridCol w:w="1248"/>
+        <w:gridCol w:w="1248"/>
+        <w:gridCol w:w="1248"/>
+        <w:gridCol w:w="1248"/>
+        <w:gridCol w:w="1248"/>
+        <w:gridCol w:w="1248"/>
+        <w:gridCol w:w="1248"/>
+        <w:gridCol w:w="1248"/>
+      </w:tblGrid>
+      <w:tr>
+        <w:trPr>
+          <w:tblHeader w:val="true"/>
+          <w:cantSplit/>
+        </w:trPr>
+        <w:tc>
+          <w:tcPr>
+            <w:tcW w:type="dxa" w:w="1248"/>
+            <w:shd w:fill="D9EAF7"/>
+          </w:tcPr>
+          <w:p>
+            <w:r>
+              <w:rPr>
+                <w:rFonts w:ascii="Arial" w:hAnsi="Arial"/>
+                <w:b/>
+                <w:sz w:val="16"/>
+              </w:rPr>
+              <w:t>Test Case ID</w:t>
+            </w:r>
+          </w:p>
+        </w:tc>
+        <w:tc>
+          <w:tcPr>
+            <w:tcW w:type="dxa" w:w="1248"/>
+            <w:shd w:fill="D9EAF7"/>
+          </w:tcPr>
+          <w:p>
+            <w:r>
+              <w:rPr>
+                <w:rFonts w:ascii="Arial" w:hAnsi="Arial"/>
+                <w:b/>
+                <w:sz w:val="16"/>
+              </w:rPr>
+              <w:t>Name of Module</w:t>
+            </w:r>
+          </w:p>
+        </w:tc>
+        <w:tc>
+          <w:tcPr>
+            <w:tcW w:type="dxa" w:w="1248"/>
+            <w:shd w:fill="D9EAF7"/>
+          </w:tcPr>
+          <w:p>
+            <w:r>
+              <w:rPr>
+                <w:rFonts w:ascii="Arial" w:hAnsi="Arial"/>
+                <w:b/>
+                <w:sz w:val="16"/>
+              </w:rPr>
+              <w:t>Test case description</w:t>
+            </w:r>
+          </w:p>
+        </w:tc>
+        <w:tc>
+          <w:tcPr>
+            <w:tcW w:type="dxa" w:w="1248"/>
+            <w:shd w:fill="D9EAF7"/>
+          </w:tcPr>
+          <w:p>
+            <w:r>
+              <w:rPr>
+                <w:rFonts w:ascii="Arial" w:hAnsi="Arial"/>
+                <w:b/>
+                <w:sz w:val="16"/>
+              </w:rPr>
+              <w:t>Pre-conditions</w:t>
+            </w:r>
+          </w:p>
+        </w:tc>
+        <w:tc>
+          <w:tcPr>
+            <w:tcW w:type="dxa" w:w="1248"/>
+            <w:shd w:fill="D9EAF7"/>
+          </w:tcPr>
+          <w:p>
+            <w:r>
+              <w:rPr>
+                <w:rFonts w:ascii="Arial" w:hAnsi="Arial"/>
+                <w:b/>
+                <w:sz w:val="16"/>
+              </w:rPr>
+              <w:t>Test Steps</w:t>
+            </w:r>
+          </w:p>
+        </w:tc>
+        <w:tc>
+          <w:tcPr>
+            <w:tcW w:type="dxa" w:w="1248"/>
+            <w:shd w:fill="D9EAF7"/>
+          </w:tcPr>
+          <w:p>
+            <w:r>
+              <w:rPr>
+                <w:rFonts w:ascii="Arial" w:hAnsi="Arial"/>
+                <w:b/>
+                <w:sz w:val="16"/>
+              </w:rPr>
+              <w:t>Test data</w:t>
+            </w:r>
+          </w:p>
+        </w:tc>
+        <w:tc>
+          <w:tcPr>
+            <w:tcW w:type="dxa" w:w="1248"/>
+            <w:shd w:fill="D9EAF7"/>
+          </w:tcPr>
+          <w:p>
+            <w:r>
+              <w:rPr>
+                <w:rFonts w:ascii="Arial" w:hAnsi="Arial"/>
+                <w:b/>
+                <w:sz w:val="16"/>
+              </w:rPr>
+              <w:t>Expected Results</w:t>
+            </w:r>
+          </w:p>
+        </w:tc>
+        <w:tc>
+          <w:tcPr>
+            <w:tcW w:type="dxa" w:w="1248"/>
+            <w:shd w:fill="D9EAF7"/>
+          </w:tcPr>
+          <w:p>
+            <w:r>
+              <w:rPr>
+                <w:rFonts w:ascii="Arial" w:hAnsi="Arial"/>
+                <w:b/>
+                <w:sz w:val="16"/>
+              </w:rPr>
+              <w:t>Actual Result</w:t>
+            </w:r>
+          </w:p>
+        </w:tc>
+        <w:tc>
+          <w:tcPr>
+            <w:tcW w:type="dxa" w:w="1248"/>
+            <w:shd w:fill="D9EAF7"/>
+          </w:tcPr>
+          <w:p>
+            <w:r>
+              <w:rPr>
+                <w:rFonts w:ascii="Arial" w:hAnsi="Arial"/>
+                <w:b/>
+                <w:sz w:val="16"/>
+              </w:rPr>
+              <w:t>Test Result</w:t>
+            </w:r>
+          </w:p>
+        </w:tc>
+      </w:tr>
+      <w:tr>
+        <w:trPr>
+          <w:cantSplit/>
+        </w:trPr>
+        <w:tc>
+          <w:tcPr>
+            <w:tcW w:type="dxa" w:w="1248"/>
+          </w:tcPr>
+          <w:p>
+            <w:pPr>
+              <w:spacing w:after="0"/>
+            </w:pPr>
+            <w:r>
+              <w:rPr>
+                <w:rFonts w:ascii="Arial" w:hAnsi="Arial"/>
+                <w:b w:val="0"/>
+                <w:sz w:val="16"/>
+              </w:rPr>
+              <w:t>UT-15_01</w:t>
+            </w:r>
+          </w:p>
+        </w:tc>
+        <w:tc>
+          <w:tcPr>
+            <w:tcW w:type="dxa" w:w="1248"/>
+          </w:tcPr>
+          <w:p>
+            <w:pPr>
+              <w:spacing w:after="0"/>
+            </w:pPr>
+            <w:r>
+              <w:rPr>
+                <w:rFonts w:ascii="Arial" w:hAnsi="Arial"/>
+                <w:b w:val="0"/>
+                <w:sz w:val="16"/>
+              </w:rPr>
+              <w:t>Notifications</w:t>
+            </w:r>
+          </w:p>
+        </w:tc>
+        <w:tc>
+          <w:tcPr>
+            <w:tcW w:type="dxa" w:w="1248"/>
+          </w:tcPr>
+          <w:p>
+            <w:pPr>
+              <w:spacing w:after="0"/>
+            </w:pPr>
+            <w:r>
+              <w:rPr>
+                <w:rFonts w:ascii="Arial" w:hAnsi="Arial"/>
+                <w:b w:val="0"/>
+                <w:sz w:val="16"/>
+              </w:rPr>
+              <w:t>View budget notifications</w:t>
+            </w:r>
+          </w:p>
+        </w:tc>
+        <w:tc>
+          <w:tcPr>
+            <w:tcW w:type="dxa" w:w="1248"/>
+          </w:tcPr>
+          <w:p>
+            <w:pPr>
+              <w:spacing w:after="0"/>
+            </w:pPr>
+            <w:r>
+              <w:rPr>
+                <w:rFonts w:ascii="Arial" w:hAnsi="Arial"/>
+                <w:b w:val="0"/>
+                <w:sz w:val="16"/>
+              </w:rPr>
+              <w:t>User is logged in and an active alert exists</w:t>
+            </w:r>
+          </w:p>
+        </w:tc>
+        <w:tc>
+          <w:tcPr>
+            <w:tcW w:type="dxa" w:w="1248"/>
+          </w:tcPr>
+          <w:p>
+            <w:pPr>
+              <w:spacing w:after="0"/>
+            </w:pPr>
+            <w:r>
+              <w:rPr>
+                <w:rFonts w:ascii="Arial" w:hAnsi="Arial"/>
+                <w:b w:val="0"/>
+                <w:sz w:val="16"/>
+              </w:rPr>
+              <w:t>Open the Notifications section</w:t>
+            </w:r>
+          </w:p>
+        </w:tc>
+        <w:tc>
+          <w:tcPr>
+            <w:tcW w:type="dxa" w:w="1248"/>
+          </w:tcPr>
+          <w:p>
+            <w:pPr>
+              <w:spacing w:after="0"/>
+            </w:pPr>
+            <w:r>
+              <w:rPr>
+                <w:rFonts w:ascii="Arial" w:hAnsi="Arial"/>
+                <w:b w:val="0"/>
+                <w:sz w:val="16"/>
+              </w:rPr>
+              <w:t>Warning notification for a budget</w:t>
+            </w:r>
+          </w:p>
+        </w:tc>
+        <w:tc>
+          <w:tcPr>
+            <w:tcW w:type="dxa" w:w="1248"/>
+          </w:tcPr>
+          <w:p>
+            <w:pPr>
+              <w:spacing w:after="0"/>
+            </w:pPr>
+            <w:r>
+              <w:rPr>
+                <w:rFonts w:ascii="Arial" w:hAnsi="Arial"/>
+                <w:b w:val="0"/>
+                <w:sz w:val="16"/>
+              </w:rPr>
+              <w:t>The saved notification is displayed with its budget period and status.</w:t>
+            </w:r>
+          </w:p>
+        </w:tc>
+        <w:tc>
+          <w:tcPr>
+            <w:tcW w:type="dxa" w:w="1248"/>
+          </w:tcPr>
+          <w:p>
+            <w:pPr>
+              <w:spacing w:after="0"/>
+            </w:pPr>
+            <w:r>
+              <w:rPr>
+                <w:rFonts w:ascii="Arial" w:hAnsi="Arial"/>
+                <w:b w:val="0"/>
+                <w:sz w:val="16"/>
+              </w:rPr>
+              <w:t>Not run</w:t>
+            </w:r>
+          </w:p>
+        </w:tc>
+        <w:tc>
+          <w:tcPr>
+            <w:tcW w:type="dxa" w:w="1248"/>
+          </w:tcPr>
+          <w:p>
+            <w:pPr>
+              <w:spacing w:after="0"/>
+            </w:pPr>
+            <w:r>
+              <w:rPr>
+                <w:rFonts w:ascii="Arial" w:hAnsi="Arial"/>
+                <w:b w:val="0"/>
+                <w:sz w:val="16"/>
+              </w:rPr>
+              <w:t>Not run</w:t>
+            </w:r>
+          </w:p>
+        </w:tc>
+      </w:tr>
+      <w:tr>
+        <w:trPr>
+          <w:cantSplit/>
+        </w:trPr>
+        <w:tc>
+          <w:tcPr>
+            <w:tcW w:type="dxa" w:w="1248"/>
+          </w:tcPr>
+          <w:p>
+            <w:pPr>
+              <w:spacing w:after="0"/>
+            </w:pPr>
+            <w:r>
+              <w:rPr>
+                <w:rFonts w:ascii="Arial" w:hAnsi="Arial"/>
+                <w:b w:val="0"/>
+                <w:sz w:val="16"/>
+              </w:rPr>
+              <w:t>IT-15_02</w:t>
+            </w:r>
+          </w:p>
+        </w:tc>
+        <w:tc>
+          <w:tcPr>
+            <w:tcW w:type="dxa" w:w="1248"/>
+          </w:tcPr>
+          <w:p>
+            <w:pPr>
+              <w:spacing w:after="0"/>
+            </w:pPr>
+            <w:r>
+              <w:rPr>
+                <w:rFonts w:ascii="Arial" w:hAnsi="Arial"/>
+                <w:b w:val="0"/>
+                <w:sz w:val="16"/>
+              </w:rPr>
+              <w:t>Notifications</w:t>
+            </w:r>
+          </w:p>
+        </w:tc>
+        <w:tc>
+          <w:tcPr>
+            <w:tcW w:type="dxa" w:w="1248"/>
+          </w:tcPr>
+          <w:p>
+            <w:pPr>
+              <w:spacing w:after="0"/>
+            </w:pPr>
+            <w:r>
+              <w:rPr>
+                <w:rFonts w:ascii="Arial" w:hAnsi="Arial"/>
+                <w:b w:val="0"/>
+                <w:sz w:val="16"/>
+              </w:rPr>
+              <w:t>Persist notifications across reloads</w:t>
+            </w:r>
+          </w:p>
+        </w:tc>
+        <w:tc>
+          <w:tcPr>
+            <w:tcW w:type="dxa" w:w="1248"/>
+          </w:tcPr>
+          <w:p>
+            <w:pPr>
+              <w:spacing w:after="0"/>
+            </w:pPr>
+            <w:r>
+              <w:rPr>
+                <w:rFonts w:ascii="Arial" w:hAnsi="Arial"/>
+                <w:b w:val="0"/>
+                <w:sz w:val="16"/>
+              </w:rPr>
+              <w:t>A budget notification has been generated</w:t>
+            </w:r>
+          </w:p>
+        </w:tc>
+        <w:tc>
+          <w:tcPr>
+            <w:tcW w:type="dxa" w:w="1248"/>
+          </w:tcPr>
+          <w:p>
+            <w:pPr>
+              <w:spacing w:after="0"/>
+            </w:pPr>
+            <w:r>
+              <w:rPr>
+                <w:rFonts w:ascii="Arial" w:hAnsi="Arial"/>
+                <w:b w:val="0"/>
+                <w:sz w:val="16"/>
+              </w:rPr>
+              <w:t>Reload the app and open Notifications</w:t>
+            </w:r>
+          </w:p>
+        </w:tc>
+        <w:tc>
+          <w:tcPr>
+            <w:tcW w:type="dxa" w:w="1248"/>
+          </w:tcPr>
+          <w:p>
+            <w:pPr>
+              <w:spacing w:after="0"/>
+            </w:pPr>
+            <w:r>
+              <w:rPr>
+                <w:rFonts w:ascii="Arial" w:hAnsi="Arial"/>
+                <w:b w:val="0"/>
+                <w:sz w:val="16"/>
+              </w:rPr>
+              <w:t>Existing warning or exceeded alert</w:t>
+            </w:r>
+          </w:p>
+        </w:tc>
+        <w:tc>
+          <w:tcPr>
+            <w:tcW w:type="dxa" w:w="1248"/>
+          </w:tcPr>
+          <w:p>
+            <w:pPr>
+              <w:spacing w:after="0"/>
+            </w:pPr>
+            <w:r>
+              <w:rPr>
+                <w:rFonts w:ascii="Arial" w:hAnsi="Arial"/>
+                <w:b w:val="0"/>
+                <w:sz w:val="16"/>
+              </w:rPr>
+              <w:t>The notification remains available after reload.</w:t>
+            </w:r>
+          </w:p>
+        </w:tc>
+        <w:tc>
+          <w:tcPr>
+            <w:tcW w:type="dxa" w:w="1248"/>
+          </w:tcPr>
+          <w:p>
+            <w:pPr>
+              <w:spacing w:after="0"/>
+            </w:pPr>
+            <w:r>
+              <w:rPr>
+                <w:rFonts w:ascii="Arial" w:hAnsi="Arial"/>
+                <w:b w:val="0"/>
+                <w:sz w:val="16"/>
+              </w:rPr>
+              <w:t>Not run</w:t>
+            </w:r>
+          </w:p>
+        </w:tc>
+        <w:tc>
+          <w:tcPr>
+            <w:tcW w:type="dxa" w:w="1248"/>
+          </w:tcPr>
+          <w:p>
+            <w:pPr>
+              <w:spacing w:after="0"/>
+            </w:pPr>
+            <w:r>
+              <w:rPr>
+                <w:rFonts w:ascii="Arial" w:hAnsi="Arial"/>
+                <w:b w:val="0"/>
+                <w:sz w:val="16"/>
+              </w:rPr>
+              <w:t>Not run</w:t>
+            </w:r>
+          </w:p>
+        </w:tc>
+      </w:tr>
+      <w:tr>
+        <w:trPr>
+          <w:cantSplit/>
+        </w:trPr>
+        <w:tc>
+          <w:tcPr>
+            <w:tcW w:type="dxa" w:w="1248"/>
+          </w:tcPr>
+          <w:p>
+            <w:pPr>
+              <w:spacing w:after="0"/>
+            </w:pPr>
+            <w:r>
+              <w:rPr>
+                <w:rFonts w:ascii="Arial" w:hAnsi="Arial"/>
+                <w:b w:val="0"/>
+                <w:sz w:val="16"/>
+              </w:rPr>
+              <w:t>IT-15_03</w:t>
+            </w:r>
+          </w:p>
+        </w:tc>
+        <w:tc>
+          <w:tcPr>
+            <w:tcW w:type="dxa" w:w="1248"/>
+          </w:tcPr>
+          <w:p>
+            <w:pPr>
+              <w:spacing w:after="0"/>
+            </w:pPr>
+            <w:r>
+              <w:rPr>
+                <w:rFonts w:ascii="Arial" w:hAnsi="Arial"/>
+                <w:b w:val="0"/>
+                <w:sz w:val="16"/>
+              </w:rPr>
+              <w:t>Notifications</w:t>
+            </w:r>
+          </w:p>
+        </w:tc>
+        <w:tc>
+          <w:tcPr>
+            <w:tcW w:type="dxa" w:w="1248"/>
+          </w:tcPr>
+          <w:p>
+            <w:pPr>
+              <w:spacing w:after="0"/>
+            </w:pPr>
+            <w:r>
+              <w:rPr>
+                <w:rFonts w:ascii="Arial" w:hAnsi="Arial"/>
+                <w:b w:val="0"/>
+                <w:sz w:val="16"/>
+              </w:rPr>
+              <w:t>Preserve notifications after a budget change</w:t>
+            </w:r>
+          </w:p>
+        </w:tc>
+        <w:tc>
+          <w:tcPr>
+            <w:tcW w:type="dxa" w:w="1248"/>
+          </w:tcPr>
+          <w:p>
+            <w:pPr>
+              <w:spacing w:after="0"/>
+            </w:pPr>
+            <w:r>
+              <w:rPr>
+                <w:rFonts w:ascii="Arial" w:hAnsi="Arial"/>
+                <w:b w:val="0"/>
+                <w:sz w:val="16"/>
+              </w:rPr>
+              <w:t>A budget alert has been generated</w:t>
+            </w:r>
+          </w:p>
+        </w:tc>
+        <w:tc>
+          <w:tcPr>
+            <w:tcW w:type="dxa" w:w="1248"/>
+          </w:tcPr>
+          <w:p>
+            <w:pPr>
+              <w:spacing w:after="0"/>
+            </w:pPr>
+            <w:r>
+              <w:rPr>
+                <w:rFonts w:ascii="Arial" w:hAnsi="Arial"/>
+                <w:b w:val="0"/>
+                <w:sz w:val="16"/>
+              </w:rPr>
+              <w:t>Update or delete the related budget; reopen Notifications</w:t>
+            </w:r>
+          </w:p>
+        </w:tc>
+        <w:tc>
+          <w:tcPr>
+            <w:tcW w:type="dxa" w:w="1248"/>
+          </w:tcPr>
+          <w:p>
+            <w:pPr>
+              <w:spacing w:after="0"/>
+            </w:pPr>
+            <w:r>
+              <w:rPr>
+                <w:rFonts w:ascii="Arial" w:hAnsi="Arial"/>
+                <w:b w:val="0"/>
+                <w:sz w:val="16"/>
+              </w:rPr>
+              <w:t>Existing alert</w:t>
+            </w:r>
+          </w:p>
+        </w:tc>
+        <w:tc>
+          <w:tcPr>
+            <w:tcW w:type="dxa" w:w="1248"/>
+          </w:tcPr>
+          <w:p>
+            <w:pPr>
+              <w:spacing w:after="0"/>
+            </w:pPr>
+            <w:r>
+              <w:rPr>
+                <w:rFonts w:ascii="Arial" w:hAnsi="Arial"/>
+                <w:b w:val="0"/>
+                <w:sz w:val="16"/>
+              </w:rPr>
+              <w:t>Previously saved notification history remains available.</w:t>
+            </w:r>
+          </w:p>
+        </w:tc>
+        <w:tc>
+          <w:tcPr>
+            <w:tcW w:type="dxa" w:w="1248"/>
+          </w:tcPr>
+          <w:p>
+            <w:pPr>
+              <w:spacing w:after="0"/>
+            </w:pPr>
+            <w:r>
+              <w:rPr>
+                <w:rFonts w:ascii="Arial" w:hAnsi="Arial"/>
+                <w:b w:val="0"/>
+                <w:sz w:val="16"/>
+              </w:rPr>
+              <w:t>Not run</w:t>
+            </w:r>
+          </w:p>
+        </w:tc>
+        <w:tc>
+          <w:tcPr>
+            <w:tcW w:type="dxa" w:w="1248"/>
+          </w:tcPr>
+          <w:p>
+            <w:pPr>
+              <w:spacing w:after="0"/>
+            </w:pPr>
+            <w:r>
+              <w:rPr>
+                <w:rFonts w:ascii="Arial" w:hAnsi="Arial"/>
+                <w:b w:val="0"/>
+                <w:sz w:val="16"/>
+              </w:rPr>
+              <w:t>Not run</w:t>
+            </w:r>
+          </w:p>
+        </w:tc>
+      </w:tr>
+      <w:tr>
+        <w:trPr>
+          <w:cantSplit/>
+        </w:trPr>
+        <w:tc>
+          <w:tcPr>
+            <w:tcW w:type="dxa" w:w="1248"/>
+          </w:tcPr>
+          <w:p>
+            <w:pPr>
+              <w:spacing w:after="0"/>
+            </w:pPr>
+            <w:r>
+              <w:rPr>
+                <w:rFonts w:ascii="Arial" w:hAnsi="Arial"/>
+                <w:b w:val="0"/>
+                <w:sz w:val="16"/>
+              </w:rPr>
+              <w:t>ST-15_04</w:t>
+            </w:r>
+          </w:p>
+        </w:tc>
+        <w:tc>
+          <w:tcPr>
+            <w:tcW w:type="dxa" w:w="1248"/>
+          </w:tcPr>
+          <w:p>
+            <w:pPr>
+              <w:spacing w:after="0"/>
+            </w:pPr>
+            <w:r>
+              <w:rPr>
+                <w:rFonts w:ascii="Arial" w:hAnsi="Arial"/>
+                <w:b w:val="0"/>
+                <w:sz w:val="16"/>
+              </w:rPr>
+              <w:t>Notifications</w:t>
+            </w:r>
+          </w:p>
+        </w:tc>
+        <w:tc>
+          <w:tcPr>
+            <w:tcW w:type="dxa" w:w="1248"/>
+          </w:tcPr>
+          <w:p>
+            <w:pPr>
+              <w:spacing w:after="0"/>
+            </w:pPr>
+            <w:r>
+              <w:rPr>
+                <w:rFonts w:ascii="Arial" w:hAnsi="Arial"/>
+                <w:b w:val="0"/>
+                <w:sz w:val="16"/>
+              </w:rPr>
+              <w:t>Isolate notifications by user</w:t>
+            </w:r>
+          </w:p>
+        </w:tc>
+        <w:tc>
+          <w:tcPr>
+            <w:tcW w:type="dxa" w:w="1248"/>
+          </w:tcPr>
+          <w:p>
+            <w:pPr>
+              <w:spacing w:after="0"/>
+            </w:pPr>
+            <w:r>
+              <w:rPr>
+                <w:rFonts w:ascii="Arial" w:hAnsi="Arial"/>
+                <w:b w:val="0"/>
+                <w:sz w:val="16"/>
+              </w:rPr>
+              <w:t>Two users have different budget alerts</w:t>
+            </w:r>
+          </w:p>
+        </w:tc>
+        <w:tc>
+          <w:tcPr>
+            <w:tcW w:type="dxa" w:w="1248"/>
+          </w:tcPr>
+          <w:p>
+            <w:pPr>
+              <w:spacing w:after="0"/>
+            </w:pPr>
+            <w:r>
+              <w:rPr>
+                <w:rFonts w:ascii="Arial" w:hAnsi="Arial"/>
+                <w:b w:val="0"/>
+                <w:sz w:val="16"/>
+              </w:rPr>
+              <w:t>Open Notifications as each user</w:t>
+            </w:r>
+          </w:p>
+        </w:tc>
+        <w:tc>
+          <w:tcPr>
+            <w:tcW w:type="dxa" w:w="1248"/>
+          </w:tcPr>
+          <w:p>
+            <w:pPr>
+              <w:spacing w:after="0"/>
+            </w:pPr>
+            <w:r>
+              <w:rPr>
+                <w:rFonts w:ascii="Arial" w:hAnsi="Arial"/>
+                <w:b w:val="0"/>
+                <w:sz w:val="16"/>
+              </w:rPr>
+              <w:t>User A alert; User B has no alert</w:t>
+            </w:r>
+          </w:p>
+        </w:tc>
+        <w:tc>
+          <w:tcPr>
+            <w:tcW w:type="dxa" w:w="1248"/>
+          </w:tcPr>
+          <w:p>
+            <w:pPr>
+              <w:spacing w:after="0"/>
+            </w:pPr>
+            <w:r>
+              <w:rPr>
+                <w:rFonts w:ascii="Arial" w:hAnsi="Arial"/>
+                <w:b w:val="0"/>
+                <w:sz w:val="16"/>
+              </w:rPr>
+              <w:t>Each user sees only their own notifications.</w:t>
+            </w:r>
+          </w:p>
+        </w:tc>
+        <w:tc>
+          <w:tcPr>
+            <w:tcW w:type="dxa" w:w="1248"/>
+          </w:tcPr>
+          <w:p>
+            <w:pPr>
+              <w:spacing w:after="0"/>
+            </w:pPr>
+            <w:r>
+              <w:rPr>
+                <w:rFonts w:ascii="Arial" w:hAnsi="Arial"/>
+                <w:b w:val="0"/>
+                <w:sz w:val="16"/>
+              </w:rPr>
+              <w:t>Not run</w:t>
+            </w:r>
+          </w:p>
+        </w:tc>
+        <w:tc>
+          <w:tcPr>
+            <w:tcW w:type="dxa" w:w="1248"/>
+          </w:tcPr>
+          <w:p>
+            <w:pPr>
+              <w:spacing w:after="0"/>
+            </w:pPr>
+            <w:r>
+              <w:rPr>
+                <w:rFonts w:ascii="Arial" w:hAnsi="Arial"/>
+                <w:b w:val="0"/>
+                <w:sz w:val="16"/>
+              </w:rPr>
+              <w:t>Not run</w:t>
+            </w:r>
+          </w:p>
+        </w:tc>
+      </w:tr>
+      <w:tr>
+        <w:trPr>
+          <w:cantSplit/>
+        </w:trPr>
+        <w:tc>
+          <w:tcPr>
+            <w:tcW w:type="dxa" w:w="1248"/>
+          </w:tcPr>
+          <w:p>
+            <w:pPr>
+              <w:spacing w:after="0"/>
+            </w:pPr>
+            <w:r>
+              <w:rPr>
+                <w:rFonts w:ascii="Arial" w:hAnsi="Arial"/>
+                <w:b w:val="0"/>
+                <w:sz w:val="16"/>
+              </w:rPr>
+              <w:t>ST-15_05</w:t>
+            </w:r>
+          </w:p>
+        </w:tc>
+        <w:tc>
+          <w:tcPr>
+            <w:tcW w:type="dxa" w:w="1248"/>
+          </w:tcPr>
+          <w:p>
+            <w:pPr>
+              <w:spacing w:after="0"/>
+            </w:pPr>
+            <w:r>
+              <w:rPr>
+                <w:rFonts w:ascii="Arial" w:hAnsi="Arial"/>
+                <w:b w:val="0"/>
+                <w:sz w:val="16"/>
+              </w:rPr>
+              <w:t>Notifications</w:t>
+            </w:r>
+          </w:p>
+        </w:tc>
+        <w:tc>
+          <w:tcPr>
+            <w:tcW w:type="dxa" w:w="1248"/>
+          </w:tcPr>
+          <w:p>
+            <w:pPr>
+              <w:spacing w:after="0"/>
+            </w:pPr>
+            <w:r>
+              <w:rPr>
+                <w:rFonts w:ascii="Arial" w:hAnsi="Arial"/>
+                <w:b w:val="0"/>
+                <w:sz w:val="16"/>
+              </w:rPr>
+              <w:t>Require login for notification access</w:t>
+            </w:r>
+          </w:p>
+        </w:tc>
+        <w:tc>
+          <w:tcPr>
+            <w:tcW w:type="dxa" w:w="1248"/>
+          </w:tcPr>
+          <w:p>
+            <w:pPr>
+              <w:spacing w:after="0"/>
+            </w:pPr>
+            <w:r>
+              <w:rPr>
+                <w:rFonts w:ascii="Arial" w:hAnsi="Arial"/>
+                <w:b w:val="0"/>
+                <w:sz w:val="16"/>
+              </w:rPr>
+              <w:t>User is logged out</w:t>
+            </w:r>
+          </w:p>
+        </w:tc>
+        <w:tc>
+          <w:tcPr>
+            <w:tcW w:type="dxa" w:w="1248"/>
+          </w:tcPr>
+          <w:p>
+            <w:pPr>
+              <w:spacing w:after="0"/>
+            </w:pPr>
+            <w:r>
+              <w:rPr>
+                <w:rFonts w:ascii="Arial" w:hAnsi="Arial"/>
+                <w:b w:val="0"/>
+                <w:sz w:val="16"/>
+              </w:rPr>
+              <w:t>Open the Notifications endpoint or page</w:t>
+            </w:r>
+          </w:p>
+        </w:tc>
+        <w:tc>
+          <w:tcPr>
+            <w:tcW w:type="dxa" w:w="1248"/>
+          </w:tcPr>
+          <w:p>
+            <w:pPr>
+              <w:spacing w:after="0"/>
+            </w:pPr>
+            <w:r>
+              <w:rPr>
+                <w:rFonts w:ascii="Arial" w:hAnsi="Arial"/>
+                <w:b w:val="0"/>
+                <w:sz w:val="16"/>
+              </w:rPr>
+              <w:t>No session</w:t>
+            </w:r>
+          </w:p>
+        </w:tc>
+        <w:tc>
+          <w:tcPr>
+            <w:tcW w:type="dxa" w:w="1248"/>
+          </w:tcPr>
+          <w:p>
+            <w:pPr>
+              <w:spacing w:after="0"/>
+            </w:pPr>
+            <w:r>
+              <w:rPr>
+                <w:rFonts w:ascii="Arial" w:hAnsi="Arial"/>
+                <w:b w:val="0"/>
+                <w:sz w:val="16"/>
+              </w:rPr>
+              <w:t>Notification data is denied until the user signs in.</w:t>
+            </w:r>
+          </w:p>
+        </w:tc>
+        <w:tc>
+          <w:tcPr>
+            <w:tcW w:type="dxa" w:w="1248"/>
+          </w:tcPr>
+          <w:p>
+            <w:pPr>
+              <w:spacing w:after="0"/>
+            </w:pPr>
+            <w:r>
+              <w:rPr>
+                <w:rFonts w:ascii="Arial" w:hAnsi="Arial"/>
+                <w:b w:val="0"/>
+                <w:sz w:val="16"/>
+              </w:rPr>
+              <w:t>Not run</w:t>
+            </w:r>
+          </w:p>
+        </w:tc>
+        <w:tc>
+          <w:tcPr>
+            <w:tcW w:type="dxa" w:w="1248"/>
+          </w:tcPr>
+          <w:p>
+            <w:pPr>
+              <w:spacing w:after="0"/>
+            </w:pPr>
+            <w:r>
+              <w:rPr>
+                <w:rFonts w:ascii="Arial" w:hAnsi="Arial"/>
+                <w:b w:val="0"/>
+                <w:sz w:val="16"/>
+              </w:rPr>
+              <w:t>Not run</w:t>
+            </w:r>
+          </w:p>
+        </w:tc>
+      </w:tr>
+    </w:tbl>
+    <w:p>
+      <w:pPr>
+        <w:keepNext/>
+        <w:spacing w:before="240" w:lineRule="auto" w:after="120"/>
+        <w:rPr/>
+      </w:pPr>
+      <w:r>
+        <w:rPr>
+          <w:rFonts w:ascii="Arial" w:hAnsi="Arial"/>
+          <w:b/>
+          <w:sz w:val="28"/>
+        </w:rPr>
+        <w:t>NFR01 — Maintain PostgreSQL reliability and support recovery.</w:t>
+      </w:r>
+    </w:p>
+    <w:tbl>
+      <w:tblPr>
+        <w:tblW w:type="auto" w:w="0"/>
+        <w:tblLook w:firstColumn="1" w:firstRow="1" w:lastColumn="0" w:lastRow="0" w:noHBand="0" w:noVBand="1" w:val="04A0"/>
+        <w:tblBorders>
+          <w:top w:val="single" w:sz="6" w:space="0" w:color="000000"/>
+          <w:left w:val="single" w:sz="6" w:space="0" w:color="000000"/>
+          <w:bottom w:val="single" w:sz="6" w:space="0" w:color="000000"/>
+          <w:right w:val="single" w:sz="6" w:space="0" w:color="000000"/>
+          <w:insideH w:val="single" w:sz="6" w:space="0" w:color="000000"/>
+          <w:insideV w:val="single" w:sz="6" w:space="0" w:color="000000"/>
+        </w:tblBorders>
+      </w:tblPr>
+      <w:tblGrid>
+        <w:gridCol w:w="1248"/>
+        <w:gridCol w:w="1248"/>
+        <w:gridCol w:w="1248"/>
+        <w:gridCol w:w="1248"/>
+        <w:gridCol w:w="1248"/>
+        <w:gridCol w:w="1248"/>
+        <w:gridCol w:w="1248"/>
+        <w:gridCol w:w="1248"/>
+        <w:gridCol w:w="1248"/>
+      </w:tblGrid>
+      <w:tr>
+        <w:trPr>
+          <w:tblHeader w:val="true"/>
+          <w:cantSplit/>
+        </w:trPr>
+        <w:tc>
+          <w:tcPr>
+            <w:tcW w:type="dxa" w:w="1248"/>
+            <w:shd w:fill="D9EAF7"/>
+          </w:tcPr>
+          <w:p>
+            <w:r>
+              <w:rPr>
+                <w:rFonts w:ascii="Arial" w:hAnsi="Arial"/>
+                <w:b/>
+                <w:sz w:val="16"/>
+              </w:rPr>
+              <w:t>Test Case ID</w:t>
+            </w:r>
+          </w:p>
+        </w:tc>
+        <w:tc>
+          <w:tcPr>
+            <w:tcW w:type="dxa" w:w="1248"/>
+            <w:shd w:fill="D9EAF7"/>
+          </w:tcPr>
+          <w:p>
+            <w:r>
+              <w:rPr>
+                <w:rFonts w:ascii="Arial" w:hAnsi="Arial"/>
+                <w:b/>
+                <w:sz w:val="16"/>
+              </w:rPr>
+              <w:t>Name of Module</w:t>
+            </w:r>
+          </w:p>
+        </w:tc>
+        <w:tc>
+          <w:tcPr>
+            <w:tcW w:type="dxa" w:w="1248"/>
+            <w:shd w:fill="D9EAF7"/>
+          </w:tcPr>
+          <w:p>
+            <w:r>
+              <w:rPr>
+                <w:rFonts w:ascii="Arial" w:hAnsi="Arial"/>
+                <w:b/>
+                <w:sz w:val="16"/>
+              </w:rPr>
+              <w:t>Test case description</w:t>
+            </w:r>
+          </w:p>
+        </w:tc>
+        <w:tc>
+          <w:tcPr>
+            <w:tcW w:type="dxa" w:w="1248"/>
+            <w:shd w:fill="D9EAF7"/>
+          </w:tcPr>
+          <w:p>
+            <w:r>
+              <w:rPr>
+                <w:rFonts w:ascii="Arial" w:hAnsi="Arial"/>
+                <w:b/>
+                <w:sz w:val="16"/>
+              </w:rPr>
+              <w:t>Pre-conditions</w:t>
+            </w:r>
+          </w:p>
+        </w:tc>
+        <w:tc>
+          <w:tcPr>
+            <w:tcW w:type="dxa" w:w="1248"/>
+            <w:shd w:fill="D9EAF7"/>
+          </w:tcPr>
+          <w:p>
+            <w:r>
+              <w:rPr>
+                <w:rFonts w:ascii="Arial" w:hAnsi="Arial"/>
+                <w:b/>
+                <w:sz w:val="16"/>
+              </w:rPr>
+              <w:t>Test Steps</w:t>
+            </w:r>
+          </w:p>
+        </w:tc>
+        <w:tc>
+          <w:tcPr>
+            <w:tcW w:type="dxa" w:w="1248"/>
+            <w:shd w:fill="D9EAF7"/>
+          </w:tcPr>
+          <w:p>
+            <w:r>
+              <w:rPr>
+                <w:rFonts w:ascii="Arial" w:hAnsi="Arial"/>
+                <w:b/>
+                <w:sz w:val="16"/>
+              </w:rPr>
+              <w:t>Test data</w:t>
+            </w:r>
+          </w:p>
+        </w:tc>
+        <w:tc>
+          <w:tcPr>
+            <w:tcW w:type="dxa" w:w="1248"/>
+            <w:shd w:fill="D9EAF7"/>
+          </w:tcPr>
+          <w:p>
+            <w:r>
+              <w:rPr>
+                <w:rFonts w:ascii="Arial" w:hAnsi="Arial"/>
+                <w:b/>
+                <w:sz w:val="16"/>
+              </w:rPr>
+              <w:t>Expected Results</w:t>
+            </w:r>
+          </w:p>
+        </w:tc>
+        <w:tc>
+          <w:tcPr>
+            <w:tcW w:type="dxa" w:w="1248"/>
+            <w:shd w:fill="D9EAF7"/>
+          </w:tcPr>
+          <w:p>
+            <w:r>
+              <w:rPr>
+                <w:rFonts w:ascii="Arial" w:hAnsi="Arial"/>
+                <w:b/>
+                <w:sz w:val="16"/>
+              </w:rPr>
+              <w:t>Actual Result</w:t>
+            </w:r>
+          </w:p>
+        </w:tc>
+        <w:tc>
+          <w:tcPr>
+            <w:tcW w:type="dxa" w:w="1248"/>
+            <w:shd w:fill="D9EAF7"/>
+          </w:tcPr>
+          <w:p>
+            <w:r>
+              <w:rPr>
+                <w:rFonts w:ascii="Arial" w:hAnsi="Arial"/>
+                <w:b/>
+                <w:sz w:val="16"/>
+              </w:rPr>
+              <w:t>Test Result</w:t>
+            </w:r>
+          </w:p>
+        </w:tc>
+      </w:tr>
+      <w:tr>
+        <w:trPr>
+          <w:cantSplit/>
+        </w:trPr>
+        <w:tc>
+          <w:tcPr>
+            <w:tcW w:type="dxa" w:w="1248"/>
+          </w:tcPr>
+          <w:p>
+            <w:pPr>
+              <w:spacing w:after="0"/>
+            </w:pPr>
+            <w:r>
+              <w:rPr>
+                <w:rFonts w:ascii="Arial" w:hAnsi="Arial"/>
+                <w:b w:val="0"/>
+                <w:sz w:val="16"/>
+              </w:rPr>
+              <w:t>IT-R01_01</w:t>
+            </w:r>
+          </w:p>
+        </w:tc>
+        <w:tc>
+          <w:tcPr>
+            <w:tcW w:type="dxa" w:w="1248"/>
+          </w:tcPr>
+          <w:p>
+            <w:pPr>
+              <w:spacing w:after="0"/>
+            </w:pPr>
+            <w:r>
+              <w:rPr>
+                <w:rFonts w:ascii="Arial" w:hAnsi="Arial"/>
+                <w:b w:val="0"/>
+                <w:sz w:val="16"/>
+              </w:rPr>
+              <w:t>Database Reliability</w:t>
+            </w:r>
+          </w:p>
+        </w:tc>
+        <w:tc>
+          <w:tcPr>
+            <w:tcW w:type="dxa" w:w="1248"/>
+          </w:tcPr>
+          <w:p>
+            <w:pPr>
+              <w:spacing w:after="0"/>
+            </w:pPr>
+            <w:r>
+              <w:rPr>
+                <w:rFonts w:ascii="Arial" w:hAnsi="Arial"/>
+                <w:b w:val="0"/>
+                <w:sz w:val="16"/>
+              </w:rPr>
+              <w:t>Initialize schema repeatedly</w:t>
+            </w:r>
+          </w:p>
+        </w:tc>
+        <w:tc>
+          <w:tcPr>
+            <w:tcW w:type="dxa" w:w="1248"/>
+          </w:tcPr>
+          <w:p>
+            <w:pPr>
+              <w:spacing w:after="0"/>
+            </w:pPr>
+            <w:r>
+              <w:rPr>
+                <w:rFonts w:ascii="Arial" w:hAnsi="Arial"/>
+                <w:b w:val="0"/>
+                <w:sz w:val="16"/>
+              </w:rPr>
+              <w:t>Dedicated test database is available</w:t>
+            </w:r>
+          </w:p>
+        </w:tc>
+        <w:tc>
+          <w:tcPr>
+            <w:tcW w:type="dxa" w:w="1248"/>
+          </w:tcPr>
+          <w:p>
+            <w:pPr>
+              <w:spacing w:after="0"/>
+            </w:pPr>
+            <w:r>
+              <w:rPr>
+                <w:rFonts w:ascii="Arial" w:hAnsi="Arial"/>
+                <w:b w:val="0"/>
+                <w:sz w:val="16"/>
+              </w:rPr>
+              <w:t>Start the app twice or run initialization twice</w:t>
+            </w:r>
+          </w:p>
+        </w:tc>
+        <w:tc>
+          <w:tcPr>
+            <w:tcW w:type="dxa" w:w="1248"/>
+          </w:tcPr>
+          <w:p>
+            <w:pPr>
+              <w:spacing w:after="0"/>
+            </w:pPr>
+            <w:r>
+              <w:rPr>
+                <w:rFonts w:ascii="Arial" w:hAnsi="Arial"/>
+                <w:b w:val="0"/>
+                <w:sz w:val="16"/>
+              </w:rPr>
+              <w:t>Existing application schema</w:t>
+            </w:r>
+          </w:p>
+        </w:tc>
+        <w:tc>
+          <w:tcPr>
+            <w:tcW w:type="dxa" w:w="1248"/>
+          </w:tcPr>
+          <w:p>
+            <w:pPr>
+              <w:spacing w:after="0"/>
+            </w:pPr>
+            <w:r>
+              <w:rPr>
+                <w:rFonts w:ascii="Arial" w:hAnsi="Arial"/>
+                <w:b w:val="0"/>
+                <w:sz w:val="16"/>
+              </w:rPr>
+              <w:t>Initialization succeeds without duplicate objects or data loss.</w:t>
+            </w:r>
+          </w:p>
+        </w:tc>
+        <w:tc>
+          <w:tcPr>
+            <w:tcW w:type="dxa" w:w="1248"/>
+          </w:tcPr>
+          <w:p>
+            <w:pPr>
+              <w:spacing w:after="0"/>
+            </w:pPr>
+            <w:r>
+              <w:rPr>
+                <w:rFonts w:ascii="Arial" w:hAnsi="Arial"/>
+                <w:b w:val="0"/>
+                <w:sz w:val="16"/>
+              </w:rPr>
+              <w:t>Not run</w:t>
+            </w:r>
+          </w:p>
+        </w:tc>
+        <w:tc>
+          <w:tcPr>
+            <w:tcW w:type="dxa" w:w="1248"/>
+          </w:tcPr>
+          <w:p>
+            <w:pPr>
+              <w:spacing w:after="0"/>
+            </w:pPr>
+            <w:r>
+              <w:rPr>
+                <w:rFonts w:ascii="Arial" w:hAnsi="Arial"/>
+                <w:b w:val="0"/>
+                <w:sz w:val="16"/>
+              </w:rPr>
+              <w:t>Not run</w:t>
+            </w:r>
+          </w:p>
+        </w:tc>
+      </w:tr>
+      <w:tr>
+        <w:trPr>
+          <w:cantSplit/>
+        </w:trPr>
+        <w:tc>
+          <w:tcPr>
+            <w:tcW w:type="dxa" w:w="1248"/>
+          </w:tcPr>
+          <w:p>
+            <w:pPr>
+              <w:spacing w:after="0"/>
+            </w:pPr>
+            <w:r>
+              <w:rPr>
+                <w:rFonts w:ascii="Arial" w:hAnsi="Arial"/>
+                <w:b w:val="0"/>
+                <w:sz w:val="16"/>
+              </w:rPr>
+              <w:t>IT-R01_02</w:t>
+            </w:r>
+          </w:p>
+        </w:tc>
+        <w:tc>
+          <w:tcPr>
+            <w:tcW w:type="dxa" w:w="1248"/>
+          </w:tcPr>
+          <w:p>
+            <w:pPr>
+              <w:spacing w:after="0"/>
+            </w:pPr>
+            <w:r>
+              <w:rPr>
+                <w:rFonts w:ascii="Arial" w:hAnsi="Arial"/>
+                <w:b w:val="0"/>
+                <w:sz w:val="16"/>
+              </w:rPr>
+              <w:t>Database Reliability</w:t>
+            </w:r>
+          </w:p>
+        </w:tc>
+        <w:tc>
+          <w:tcPr>
+            <w:tcW w:type="dxa" w:w="1248"/>
+          </w:tcPr>
+          <w:p>
+            <w:pPr>
+              <w:spacing w:after="0"/>
+            </w:pPr>
+            <w:r>
+              <w:rPr>
+                <w:rFonts w:ascii="Arial" w:hAnsi="Arial"/>
+                <w:b w:val="0"/>
+                <w:sz w:val="16"/>
+              </w:rPr>
+              <w:t>Persist data across connections</w:t>
+            </w:r>
+          </w:p>
+        </w:tc>
+        <w:tc>
+          <w:tcPr>
+            <w:tcW w:type="dxa" w:w="1248"/>
+          </w:tcPr>
+          <w:p>
+            <w:pPr>
+              <w:spacing w:after="0"/>
+            </w:pPr>
+            <w:r>
+              <w:rPr>
+                <w:rFonts w:ascii="Arial" w:hAnsi="Arial"/>
+                <w:b w:val="0"/>
+                <w:sz w:val="16"/>
+              </w:rPr>
+              <w:t>PostgreSQL is available; user, expense and budget exist</w:t>
+            </w:r>
+          </w:p>
+        </w:tc>
+        <w:tc>
+          <w:tcPr>
+            <w:tcW w:type="dxa" w:w="1248"/>
+          </w:tcPr>
+          <w:p>
+            <w:pPr>
+              <w:spacing w:after="0"/>
+            </w:pPr>
+            <w:r>
+              <w:rPr>
+                <w:rFonts w:ascii="Arial" w:hAnsi="Arial"/>
+                <w:b w:val="0"/>
+                <w:sz w:val="16"/>
+              </w:rPr>
+              <w:t>Close the connection; reconnect and retrieve the records</w:t>
+            </w:r>
+          </w:p>
+        </w:tc>
+        <w:tc>
+          <w:tcPr>
+            <w:tcW w:type="dxa" w:w="1248"/>
+          </w:tcPr>
+          <w:p>
+            <w:pPr>
+              <w:spacing w:after="0"/>
+            </w:pPr>
+            <w:r>
+              <w:rPr>
+                <w:rFonts w:ascii="Arial" w:hAnsi="Arial"/>
+                <w:b w:val="0"/>
+                <w:sz w:val="16"/>
+              </w:rPr>
+              <w:t>Known user, expense and budget</w:t>
+            </w:r>
+          </w:p>
+        </w:tc>
+        <w:tc>
+          <w:tcPr>
+            <w:tcW w:type="dxa" w:w="1248"/>
+          </w:tcPr>
+          <w:p>
+            <w:pPr>
+              <w:spacing w:after="0"/>
+            </w:pPr>
+            <w:r>
+              <w:rPr>
+                <w:rFonts w:ascii="Arial" w:hAnsi="Arial"/>
+                <w:b w:val="0"/>
+                <w:sz w:val="16"/>
+              </w:rPr>
+              <w:t>All committed records retain their values.</w:t>
+            </w:r>
+          </w:p>
+        </w:tc>
+        <w:tc>
+          <w:tcPr>
+            <w:tcW w:type="dxa" w:w="1248"/>
+          </w:tcPr>
+          <w:p>
+            <w:pPr>
+              <w:spacing w:after="0"/>
+            </w:pPr>
+            <w:r>
+              <w:rPr>
+                <w:rFonts w:ascii="Arial" w:hAnsi="Arial"/>
+                <w:b w:val="0"/>
+                <w:sz w:val="16"/>
+              </w:rPr>
+              <w:t>Not run</w:t>
+            </w:r>
+          </w:p>
+        </w:tc>
+        <w:tc>
+          <w:tcPr>
+            <w:tcW w:type="dxa" w:w="1248"/>
+          </w:tcPr>
+          <w:p>
+            <w:pPr>
+              <w:spacing w:after="0"/>
+            </w:pPr>
+            <w:r>
+              <w:rPr>
+                <w:rFonts w:ascii="Arial" w:hAnsi="Arial"/>
+                <w:b w:val="0"/>
+                <w:sz w:val="16"/>
+              </w:rPr>
+              <w:t>Not run</w:t>
+            </w:r>
+          </w:p>
+        </w:tc>
+      </w:tr>
+      <w:tr>
+        <w:trPr>
+          <w:cantSplit/>
+        </w:trPr>
+        <w:tc>
+          <w:tcPr>
+            <w:tcW w:type="dxa" w:w="1248"/>
+          </w:tcPr>
+          <w:p>
+            <w:pPr>
+              <w:spacing w:after="0"/>
+            </w:pPr>
+            <w:r>
+              <w:rPr>
+                <w:rFonts w:ascii="Arial" w:hAnsi="Arial"/>
+                <w:b w:val="0"/>
+                <w:sz w:val="16"/>
+              </w:rPr>
+              <w:t>ST-R01_03</w:t>
+            </w:r>
+          </w:p>
+        </w:tc>
+        <w:tc>
+          <w:tcPr>
+            <w:tcW w:type="dxa" w:w="1248"/>
+          </w:tcPr>
+          <w:p>
+            <w:pPr>
+              <w:spacing w:after="0"/>
+            </w:pPr>
+            <w:r>
+              <w:rPr>
+                <w:rFonts w:ascii="Arial" w:hAnsi="Arial"/>
+                <w:b w:val="0"/>
+                <w:sz w:val="16"/>
+              </w:rPr>
+              <w:t>Database Reliability</w:t>
+            </w:r>
+          </w:p>
+        </w:tc>
+        <w:tc>
+          <w:tcPr>
+            <w:tcW w:type="dxa" w:w="1248"/>
+          </w:tcPr>
+          <w:p>
+            <w:pPr>
+              <w:spacing w:after="0"/>
+            </w:pPr>
+            <w:r>
+              <w:rPr>
+                <w:rFonts w:ascii="Arial" w:hAnsi="Arial"/>
+                <w:b w:val="0"/>
+                <w:sz w:val="16"/>
+              </w:rPr>
+              <w:t>Roll back a failed transaction</w:t>
+            </w:r>
+          </w:p>
+        </w:tc>
+        <w:tc>
+          <w:tcPr>
+            <w:tcW w:type="dxa" w:w="1248"/>
+          </w:tcPr>
+          <w:p>
+            <w:pPr>
+              <w:spacing w:after="0"/>
+            </w:pPr>
+            <w:r>
+              <w:rPr>
+                <w:rFonts w:ascii="Arial" w:hAnsi="Arial"/>
+                <w:b w:val="0"/>
+                <w:sz w:val="16"/>
+              </w:rPr>
+              <w:t>Dedicated test database is available</w:t>
+            </w:r>
+          </w:p>
+        </w:tc>
+        <w:tc>
+          <w:tcPr>
+            <w:tcW w:type="dxa" w:w="1248"/>
+          </w:tcPr>
+          <w:p>
+            <w:pPr>
+              <w:spacing w:after="0"/>
+            </w:pPr>
+            <w:r>
+              <w:rPr>
+                <w:rFonts w:ascii="Arial" w:hAnsi="Arial"/>
+                <w:b w:val="0"/>
+                <w:sz w:val="16"/>
+              </w:rPr>
+              <w:t>Cause a constraint failure in a transaction; query afterward</w:t>
+            </w:r>
+          </w:p>
+        </w:tc>
+        <w:tc>
+          <w:tcPr>
+            <w:tcW w:type="dxa" w:w="1248"/>
+          </w:tcPr>
+          <w:p>
+            <w:pPr>
+              <w:spacing w:after="0"/>
+            </w:pPr>
+            <w:r>
+              <w:rPr>
+                <w:rFonts w:ascii="Arial" w:hAnsi="Arial"/>
+                <w:b w:val="0"/>
+                <w:sz w:val="16"/>
+              </w:rPr>
+              <w:t>Duplicate unique budget</w:t>
+            </w:r>
+          </w:p>
+        </w:tc>
+        <w:tc>
+          <w:tcPr>
+            <w:tcW w:type="dxa" w:w="1248"/>
+          </w:tcPr>
+          <w:p>
+            <w:pPr>
+              <w:spacing w:after="0"/>
+            </w:pPr>
+            <w:r>
+              <w:rPr>
+                <w:rFonts w:ascii="Arial" w:hAnsi="Arial"/>
+                <w:b w:val="0"/>
+                <w:sz w:val="16"/>
+              </w:rPr>
+              <w:t>All writes from the failed transaction are rolled back.</w:t>
+            </w:r>
+          </w:p>
+        </w:tc>
+        <w:tc>
+          <w:tcPr>
+            <w:tcW w:type="dxa" w:w="1248"/>
+          </w:tcPr>
+          <w:p>
+            <w:pPr>
+              <w:spacing w:after="0"/>
+            </w:pPr>
+            <w:r>
+              <w:rPr>
+                <w:rFonts w:ascii="Arial" w:hAnsi="Arial"/>
+                <w:b w:val="0"/>
+                <w:sz w:val="16"/>
+              </w:rPr>
+              <w:t>Not run</w:t>
+            </w:r>
+          </w:p>
+        </w:tc>
+        <w:tc>
+          <w:tcPr>
+            <w:tcW w:type="dxa" w:w="1248"/>
+          </w:tcPr>
+          <w:p>
+            <w:pPr>
+              <w:spacing w:after="0"/>
+            </w:pPr>
+            <w:r>
+              <w:rPr>
+                <w:rFonts w:ascii="Arial" w:hAnsi="Arial"/>
+                <w:b w:val="0"/>
+                <w:sz w:val="16"/>
+              </w:rPr>
+              <w:t>Not run</w:t>
+            </w:r>
+          </w:p>
+        </w:tc>
+      </w:tr>
+      <w:tr>
+        <w:trPr>
+          <w:cantSplit/>
+        </w:trPr>
+        <w:tc>
+          <w:tcPr>
+            <w:tcW w:type="dxa" w:w="1248"/>
+          </w:tcPr>
+          <w:p>
+            <w:pPr>
+              <w:spacing w:after="0"/>
+            </w:pPr>
+            <w:r>
+              <w:rPr>
+                <w:rFonts w:ascii="Arial" w:hAnsi="Arial"/>
+                <w:b w:val="0"/>
+                <w:sz w:val="16"/>
+              </w:rPr>
+              <w:t>ST-R01_04</w:t>
+            </w:r>
+          </w:p>
+        </w:tc>
+        <w:tc>
+          <w:tcPr>
+            <w:tcW w:type="dxa" w:w="1248"/>
+          </w:tcPr>
+          <w:p>
+            <w:pPr>
+              <w:spacing w:after="0"/>
+            </w:pPr>
+            <w:r>
+              <w:rPr>
+                <w:rFonts w:ascii="Arial" w:hAnsi="Arial"/>
+                <w:b w:val="0"/>
+                <w:sz w:val="16"/>
+              </w:rPr>
+              <w:t>Database Reliability</w:t>
+            </w:r>
+          </w:p>
+        </w:tc>
+        <w:tc>
+          <w:tcPr>
+            <w:tcW w:type="dxa" w:w="1248"/>
+          </w:tcPr>
+          <w:p>
+            <w:pPr>
+              <w:spacing w:after="0"/>
+            </w:pPr>
+            <w:r>
+              <w:rPr>
+                <w:rFonts w:ascii="Arial" w:hAnsi="Arial"/>
+                <w:b w:val="0"/>
+                <w:sz w:val="16"/>
+              </w:rPr>
+              <w:t>Report database unavailability</w:t>
+            </w:r>
+          </w:p>
+        </w:tc>
+        <w:tc>
+          <w:tcPr>
+            <w:tcW w:type="dxa" w:w="1248"/>
+          </w:tcPr>
+          <w:p>
+            <w:pPr>
+              <w:spacing w:after="0"/>
+            </w:pPr>
+            <w:r>
+              <w:rPr>
+                <w:rFonts w:ascii="Arial" w:hAnsi="Arial"/>
+                <w:b w:val="0"/>
+                <w:sz w:val="16"/>
+              </w:rPr>
+              <w:t>App is running with a test database URL</w:t>
+            </w:r>
+          </w:p>
+        </w:tc>
+        <w:tc>
+          <w:tcPr>
+            <w:tcW w:type="dxa" w:w="1248"/>
+          </w:tcPr>
+          <w:p>
+            <w:pPr>
+              <w:spacing w:after="0"/>
+            </w:pPr>
+            <w:r>
+              <w:rPr>
+                <w:rFonts w:ascii="Arial" w:hAnsi="Arial"/>
+                <w:b w:val="0"/>
+                <w:sz w:val="16"/>
+              </w:rPr>
+              <w:t>Make the database unavailable; submit a request</w:t>
+            </w:r>
+          </w:p>
+        </w:tc>
+        <w:tc>
+          <w:tcPr>
+            <w:tcW w:type="dxa" w:w="1248"/>
+          </w:tcPr>
+          <w:p>
+            <w:pPr>
+              <w:spacing w:after="0"/>
+            </w:pPr>
+            <w:r>
+              <w:rPr>
+                <w:rFonts w:ascii="Arial" w:hAnsi="Arial"/>
+                <w:b w:val="0"/>
+                <w:sz w:val="16"/>
+              </w:rPr>
+              <w:t>Database connection failure</w:t>
+            </w:r>
+          </w:p>
+        </w:tc>
+        <w:tc>
+          <w:tcPr>
+            <w:tcW w:type="dxa" w:w="1248"/>
+          </w:tcPr>
+          <w:p>
+            <w:pPr>
+              <w:spacing w:after="0"/>
+            </w:pPr>
+            <w:r>
+              <w:rPr>
+                <w:rFonts w:ascii="Arial" w:hAnsi="Arial"/>
+                <w:b w:val="0"/>
+                <w:sz w:val="16"/>
+              </w:rPr>
+              <w:t>The app returns a service-unavailable response and does not report success.</w:t>
+            </w:r>
+          </w:p>
+        </w:tc>
+        <w:tc>
+          <w:tcPr>
+            <w:tcW w:type="dxa" w:w="1248"/>
+          </w:tcPr>
+          <w:p>
+            <w:pPr>
+              <w:spacing w:after="0"/>
+            </w:pPr>
+            <w:r>
+              <w:rPr>
+                <w:rFonts w:ascii="Arial" w:hAnsi="Arial"/>
+                <w:b w:val="0"/>
+                <w:sz w:val="16"/>
+              </w:rPr>
+              <w:t>Not run</w:t>
+            </w:r>
+          </w:p>
+        </w:tc>
+        <w:tc>
+          <w:tcPr>
+            <w:tcW w:type="dxa" w:w="1248"/>
+          </w:tcPr>
+          <w:p>
+            <w:pPr>
+              <w:spacing w:after="0"/>
+            </w:pPr>
+            <w:r>
+              <w:rPr>
+                <w:rFonts w:ascii="Arial" w:hAnsi="Arial"/>
+                <w:b w:val="0"/>
+                <w:sz w:val="16"/>
+              </w:rPr>
+              <w:t>Not run</w:t>
+            </w:r>
+          </w:p>
+        </w:tc>
+      </w:tr>
+      <w:tr>
+        <w:trPr>
+          <w:cantSplit/>
+        </w:trPr>
+        <w:tc>
+          <w:tcPr>
+            <w:tcW w:type="dxa" w:w="1248"/>
+          </w:tcPr>
+          <w:p>
+            <w:pPr>
+              <w:spacing w:after="0"/>
+            </w:pPr>
+            <w:r>
+              <w:rPr>
+                <w:rFonts w:ascii="Arial" w:hAnsi="Arial"/>
+                <w:b w:val="0"/>
+                <w:sz w:val="16"/>
+              </w:rPr>
+              <w:t>IT-R01_05</w:t>
+            </w:r>
+          </w:p>
+        </w:tc>
+        <w:tc>
+          <w:tcPr>
+            <w:tcW w:type="dxa" w:w="1248"/>
+          </w:tcPr>
+          <w:p>
+            <w:pPr>
+              <w:spacing w:after="0"/>
+            </w:pPr>
+            <w:r>
+              <w:rPr>
+                <w:rFonts w:ascii="Arial" w:hAnsi="Arial"/>
+                <w:b w:val="0"/>
+                <w:sz w:val="16"/>
+              </w:rPr>
+              <w:t>Backup and Recovery</w:t>
+            </w:r>
+          </w:p>
+        </w:tc>
+        <w:tc>
+          <w:tcPr>
+            <w:tcW w:type="dxa" w:w="1248"/>
+          </w:tcPr>
+          <w:p>
+            <w:pPr>
+              <w:spacing w:after="0"/>
+            </w:pPr>
+            <w:r>
+              <w:rPr>
+                <w:rFonts w:ascii="Arial" w:hAnsi="Arial"/>
+                <w:b w:val="0"/>
+                <w:sz w:val="16"/>
+              </w:rPr>
+              <w:t>Create a PostgreSQL backup</w:t>
+            </w:r>
+          </w:p>
+        </w:tc>
+        <w:tc>
+          <w:tcPr>
+            <w:tcW w:type="dxa" w:w="1248"/>
+          </w:tcPr>
+          <w:p>
+            <w:pPr>
+              <w:spacing w:after="0"/>
+            </w:pPr>
+            <w:r>
+              <w:rPr>
+                <w:rFonts w:ascii="Arial" w:hAnsi="Arial"/>
+                <w:b w:val="0"/>
+                <w:sz w:val="16"/>
+              </w:rPr>
+              <w:t>PostgreSQL client tools and DATABASE_URL are configured</w:t>
+            </w:r>
+          </w:p>
+        </w:tc>
+        <w:tc>
+          <w:tcPr>
+            <w:tcW w:type="dxa" w:w="1248"/>
+          </w:tcPr>
+          <w:p>
+            <w:pPr>
+              <w:spacing w:after="0"/>
+            </w:pPr>
+            <w:r>
+              <w:rPr>
+                <w:rFonts w:ascii="Arial" w:hAnsi="Arial"/>
+                <w:b w:val="0"/>
+                <w:sz w:val="16"/>
+              </w:rPr>
+              <w:t>Run the documented app backup command</w:t>
+            </w:r>
+          </w:p>
+        </w:tc>
+        <w:tc>
+          <w:tcPr>
+            <w:tcW w:type="dxa" w:w="1248"/>
+          </w:tcPr>
+          <w:p>
+            <w:pPr>
+              <w:spacing w:after="0"/>
+            </w:pPr>
+            <w:r>
+              <w:rPr>
+                <w:rFonts w:ascii="Arial" w:hAnsi="Arial"/>
+                <w:b w:val="0"/>
+                <w:sz w:val="16"/>
+              </w:rPr>
+              <w:t>Custom-format backup file</w:t>
+            </w:r>
+          </w:p>
+        </w:tc>
+        <w:tc>
+          <w:tcPr>
+            <w:tcW w:type="dxa" w:w="1248"/>
+          </w:tcPr>
+          <w:p>
+            <w:pPr>
+              <w:spacing w:after="0"/>
+            </w:pPr>
+            <w:r>
+              <w:rPr>
+                <w:rFonts w:ascii="Arial" w:hAnsi="Arial"/>
+                <w:b w:val="0"/>
+                <w:sz w:val="16"/>
+              </w:rPr>
+              <w:t>A non-empty backup file is created from the configured database.</w:t>
+            </w:r>
+          </w:p>
+        </w:tc>
+        <w:tc>
+          <w:tcPr>
+            <w:tcW w:type="dxa" w:w="1248"/>
+          </w:tcPr>
+          <w:p>
+            <w:pPr>
+              <w:spacing w:after="0"/>
+            </w:pPr>
+            <w:r>
+              <w:rPr>
+                <w:rFonts w:ascii="Arial" w:hAnsi="Arial"/>
+                <w:b w:val="0"/>
+                <w:sz w:val="16"/>
+              </w:rPr>
+              <w:t>Not run</w:t>
+            </w:r>
+          </w:p>
+        </w:tc>
+        <w:tc>
+          <w:tcPr>
+            <w:tcW w:type="dxa" w:w="1248"/>
+          </w:tcPr>
+          <w:p>
+            <w:pPr>
+              <w:spacing w:after="0"/>
+            </w:pPr>
+            <w:r>
+              <w:rPr>
+                <w:rFonts w:ascii="Arial" w:hAnsi="Arial"/>
+                <w:b w:val="0"/>
+                <w:sz w:val="16"/>
+              </w:rPr>
+              <w:t>Not run</w:t>
+            </w:r>
+          </w:p>
+        </w:tc>
+      </w:tr>
+      <w:tr>
+        <w:trPr>
+          <w:cantSplit/>
+        </w:trPr>
+        <w:tc>
+          <w:tcPr>
+            <w:tcW w:type="dxa" w:w="1248"/>
+          </w:tcPr>
+          <w:p>
+            <w:pPr>
+              <w:spacing w:after="0"/>
+            </w:pPr>
+            <w:r>
+              <w:rPr>
+                <w:rFonts w:ascii="Arial" w:hAnsi="Arial"/>
+                <w:b w:val="0"/>
+                <w:sz w:val="16"/>
+              </w:rPr>
+              <w:t>IT-R01_06</w:t>
+            </w:r>
+          </w:p>
+        </w:tc>
+        <w:tc>
+          <w:tcPr>
+            <w:tcW w:type="dxa" w:w="1248"/>
+          </w:tcPr>
+          <w:p>
+            <w:pPr>
+              <w:spacing w:after="0"/>
+            </w:pPr>
+            <w:r>
+              <w:rPr>
+                <w:rFonts w:ascii="Arial" w:hAnsi="Arial"/>
+                <w:b w:val="0"/>
+                <w:sz w:val="16"/>
+              </w:rPr>
+              <w:t>Backup and Recovery</w:t>
+            </w:r>
+          </w:p>
+        </w:tc>
+        <w:tc>
+          <w:tcPr>
+            <w:tcW w:type="dxa" w:w="1248"/>
+          </w:tcPr>
+          <w:p>
+            <w:pPr>
+              <w:spacing w:after="0"/>
+            </w:pPr>
+            <w:r>
+              <w:rPr>
+                <w:rFonts w:ascii="Arial" w:hAnsi="Arial"/>
+                <w:b w:val="0"/>
+                <w:sz w:val="16"/>
+              </w:rPr>
+              <w:t>Restore and verify a backup</w:t>
+            </w:r>
+          </w:p>
+        </w:tc>
+        <w:tc>
+          <w:tcPr>
+            <w:tcW w:type="dxa" w:w="1248"/>
+          </w:tcPr>
+          <w:p>
+            <w:pPr>
+              <w:spacing w:after="0"/>
+            </w:pPr>
+            <w:r>
+              <w:rPr>
+                <w:rFonts w:ascii="Arial" w:hAnsi="Arial"/>
+                <w:b w:val="0"/>
+                <w:sz w:val="16"/>
+              </w:rPr>
+              <w:t>A backup exists; an isolated restore database is available</w:t>
+            </w:r>
+          </w:p>
+        </w:tc>
+        <w:tc>
+          <w:tcPr>
+            <w:tcW w:type="dxa" w:w="1248"/>
+          </w:tcPr>
+          <w:p>
+            <w:pPr>
+              <w:spacing w:after="0"/>
+            </w:pPr>
+            <w:r>
+              <w:rPr>
+                <w:rFonts w:ascii="Arial" w:hAnsi="Arial"/>
+                <w:b w:val="0"/>
+                <w:sz w:val="16"/>
+              </w:rPr>
+              <w:t>Restore with pg_restore; compare account, expense and budget data</w:t>
+            </w:r>
+          </w:p>
+        </w:tc>
+        <w:tc>
+          <w:tcPr>
+            <w:tcW w:type="dxa" w:w="1248"/>
+          </w:tcPr>
+          <w:p>
+            <w:pPr>
+              <w:spacing w:after="0"/>
+            </w:pPr>
+            <w:r>
+              <w:rPr>
+                <w:rFonts w:ascii="Arial" w:hAnsi="Arial"/>
+                <w:b w:val="0"/>
+                <w:sz w:val="16"/>
+              </w:rPr>
+              <w:t>Backup and isolated target database</w:t>
+            </w:r>
+          </w:p>
+        </w:tc>
+        <w:tc>
+          <w:tcPr>
+            <w:tcW w:type="dxa" w:w="1248"/>
+          </w:tcPr>
+          <w:p>
+            <w:pPr>
+              <w:spacing w:after="0"/>
+            </w:pPr>
+            <w:r>
+              <w:rPr>
+                <w:rFonts w:ascii="Arial" w:hAnsi="Arial"/>
+                <w:b w:val="0"/>
+                <w:sz w:val="16"/>
+              </w:rPr>
+              <w:t>Restored records match the backup source.</w:t>
+            </w:r>
+          </w:p>
+        </w:tc>
+        <w:tc>
+          <w:tcPr>
+            <w:tcW w:type="dxa" w:w="1248"/>
+          </w:tcPr>
+          <w:p>
+            <w:pPr>
+              <w:spacing w:after="0"/>
+            </w:pPr>
+            <w:r>
+              <w:rPr>
+                <w:rFonts w:ascii="Arial" w:hAnsi="Arial"/>
+                <w:b w:val="0"/>
+                <w:sz w:val="16"/>
+              </w:rPr>
+              <w:t>Not run</w:t>
+            </w:r>
+          </w:p>
+        </w:tc>
+        <w:tc>
+          <w:tcPr>
+            <w:tcW w:type="dxa" w:w="1248"/>
+          </w:tcPr>
+          <w:p>
+            <w:pPr>
+              <w:spacing w:after="0"/>
+            </w:pPr>
+            <w:r>
+              <w:rPr>
+                <w:rFonts w:ascii="Arial" w:hAnsi="Arial"/>
+                <w:b w:val="0"/>
+                <w:sz w:val="16"/>
+              </w:rPr>
+              <w:t>Not run</w:t>
+            </w:r>
+          </w:p>
+        </w:tc>
+      </w:tr>
+    </w:tbl>
+    <w:p>
+      <w:pPr>
+        <w:keepNext/>
+        <w:spacing w:before="240" w:lineRule="auto" w:after="120"/>
+        <w:rPr/>
+      </w:pPr>
+      <w:r>
+        <w:rPr>
+          <w:rFonts w:ascii="Arial" w:hAnsi="Arial"/>
+          <w:b/>
+          <w:sz w:val="28"/>
+        </w:rPr>
+        <w:t>NFR02 — Keep dashboard requests responsive under expected load.</w:t>
+      </w:r>
+    </w:p>
+    <w:tbl>
+      <w:tblPr>
+        <w:tblW w:type="auto" w:w="0"/>
+        <w:tblLook w:firstColumn="1" w:firstRow="1" w:lastColumn="0" w:lastRow="0" w:noHBand="0" w:noVBand="1" w:val="04A0"/>
+        <w:tblBorders>
+          <w:top w:val="single" w:sz="6" w:space="0" w:color="000000"/>
+          <w:left w:val="single" w:sz="6" w:space="0" w:color="000000"/>
+          <w:bottom w:val="single" w:sz="6" w:space="0" w:color="000000"/>
+          <w:right w:val="single" w:sz="6" w:space="0" w:color="000000"/>
+          <w:insideH w:val="single" w:sz="6" w:space="0" w:color="000000"/>
+          <w:insideV w:val="single" w:sz="6" w:space="0" w:color="000000"/>
+        </w:tblBorders>
+      </w:tblPr>
+      <w:tblGrid>
+        <w:gridCol w:w="1248"/>
+        <w:gridCol w:w="1248"/>
+        <w:gridCol w:w="1248"/>
+        <w:gridCol w:w="1248"/>
+        <w:gridCol w:w="1248"/>
+        <w:gridCol w:w="1248"/>
+        <w:gridCol w:w="1248"/>
+        <w:gridCol w:w="1248"/>
+        <w:gridCol w:w="1248"/>
+      </w:tblGrid>
+      <w:tr>
+        <w:trPr>
+          <w:tblHeader w:val="true"/>
+          <w:cantSplit/>
+        </w:trPr>
+        <w:tc>
+          <w:tcPr>
+            <w:tcW w:type="dxa" w:w="1248"/>
+            <w:shd w:fill="D9EAF7"/>
+          </w:tcPr>
+          <w:p>
+            <w:r>
+              <w:rPr>
+                <w:rFonts w:ascii="Arial" w:hAnsi="Arial"/>
+                <w:b/>
+                <w:sz w:val="16"/>
+              </w:rPr>
+              <w:t>Test Case ID</w:t>
+            </w:r>
+          </w:p>
+        </w:tc>
+        <w:tc>
+          <w:tcPr>
+            <w:tcW w:type="dxa" w:w="1248"/>
+            <w:shd w:fill="D9EAF7"/>
+          </w:tcPr>
+          <w:p>
+            <w:r>
+              <w:rPr>
+                <w:rFonts w:ascii="Arial" w:hAnsi="Arial"/>
+                <w:b/>
+                <w:sz w:val="16"/>
+              </w:rPr>
+              <w:t>Name of Module</w:t>
+            </w:r>
+          </w:p>
+        </w:tc>
+        <w:tc>
+          <w:tcPr>
+            <w:tcW w:type="dxa" w:w="1248"/>
+            <w:shd w:fill="D9EAF7"/>
+          </w:tcPr>
+          <w:p>
+            <w:r>
+              <w:rPr>
+                <w:rFonts w:ascii="Arial" w:hAnsi="Arial"/>
+                <w:b/>
+                <w:sz w:val="16"/>
+              </w:rPr>
+              <w:t>Test case description</w:t>
+            </w:r>
+          </w:p>
+        </w:tc>
+        <w:tc>
+          <w:tcPr>
+            <w:tcW w:type="dxa" w:w="1248"/>
+            <w:shd w:fill="D9EAF7"/>
+          </w:tcPr>
+          <w:p>
+            <w:r>
+              <w:rPr>
+                <w:rFonts w:ascii="Arial" w:hAnsi="Arial"/>
+                <w:b/>
+                <w:sz w:val="16"/>
+              </w:rPr>
+              <w:t>Pre-conditions</w:t>
+            </w:r>
+          </w:p>
+        </w:tc>
+        <w:tc>
+          <w:tcPr>
+            <w:tcW w:type="dxa" w:w="1248"/>
+            <w:shd w:fill="D9EAF7"/>
+          </w:tcPr>
+          <w:p>
+            <w:r>
+              <w:rPr>
+                <w:rFonts w:ascii="Arial" w:hAnsi="Arial"/>
+                <w:b/>
+                <w:sz w:val="16"/>
+              </w:rPr>
+              <w:t>Test Steps</w:t>
+            </w:r>
+          </w:p>
+        </w:tc>
+        <w:tc>
+          <w:tcPr>
+            <w:tcW w:type="dxa" w:w="1248"/>
+            <w:shd w:fill="D9EAF7"/>
+          </w:tcPr>
+          <w:p>
+            <w:r>
+              <w:rPr>
+                <w:rFonts w:ascii="Arial" w:hAnsi="Arial"/>
+                <w:b/>
+                <w:sz w:val="16"/>
+              </w:rPr>
+              <w:t>Test data</w:t>
+            </w:r>
+          </w:p>
+        </w:tc>
+        <w:tc>
+          <w:tcPr>
+            <w:tcW w:type="dxa" w:w="1248"/>
+            <w:shd w:fill="D9EAF7"/>
+          </w:tcPr>
+          <w:p>
+            <w:r>
+              <w:rPr>
+                <w:rFonts w:ascii="Arial" w:hAnsi="Arial"/>
+                <w:b/>
+                <w:sz w:val="16"/>
+              </w:rPr>
+              <w:t>Expected Results</w:t>
+            </w:r>
+          </w:p>
+        </w:tc>
+        <w:tc>
+          <w:tcPr>
+            <w:tcW w:type="dxa" w:w="1248"/>
+            <w:shd w:fill="D9EAF7"/>
+          </w:tcPr>
+          <w:p>
+            <w:r>
+              <w:rPr>
+                <w:rFonts w:ascii="Arial" w:hAnsi="Arial"/>
+                <w:b/>
+                <w:sz w:val="16"/>
+              </w:rPr>
+              <w:t>Actual Result</w:t>
+            </w:r>
+          </w:p>
+        </w:tc>
+        <w:tc>
+          <w:tcPr>
+            <w:tcW w:type="dxa" w:w="1248"/>
+            <w:shd w:fill="D9EAF7"/>
+          </w:tcPr>
+          <w:p>
+            <w:r>
+              <w:rPr>
+                <w:rFonts w:ascii="Arial" w:hAnsi="Arial"/>
+                <w:b/>
+                <w:sz w:val="16"/>
+              </w:rPr>
+              <w:t>Test Result</w:t>
+            </w:r>
+          </w:p>
+        </w:tc>
+      </w:tr>
+      <w:tr>
+        <w:trPr>
+          <w:cantSplit/>
+        </w:trPr>
+        <w:tc>
+          <w:tcPr>
+            <w:tcW w:type="dxa" w:w="1248"/>
+          </w:tcPr>
+          <w:p>
+            <w:pPr>
+              <w:spacing w:after="0"/>
+            </w:pPr>
+            <w:r>
+              <w:rPr>
+                <w:rFonts w:ascii="Arial" w:hAnsi="Arial"/>
+                <w:b w:val="0"/>
+                <w:sz w:val="16"/>
+              </w:rPr>
+              <w:t>PT-02_01</w:t>
+            </w:r>
+          </w:p>
+        </w:tc>
+        <w:tc>
+          <w:tcPr>
+            <w:tcW w:type="dxa" w:w="1248"/>
+          </w:tcPr>
+          <w:p>
+            <w:pPr>
+              <w:spacing w:after="0"/>
+            </w:pPr>
+            <w:r>
+              <w:rPr>
+                <w:rFonts w:ascii="Arial" w:hAnsi="Arial"/>
+                <w:b w:val="0"/>
+                <w:sz w:val="16"/>
+              </w:rPr>
+              <w:t>Performance</w:t>
+            </w:r>
+          </w:p>
+        </w:tc>
+        <w:tc>
+          <w:tcPr>
+            <w:tcW w:type="dxa" w:w="1248"/>
+          </w:tcPr>
+          <w:p>
+            <w:pPr>
+              <w:spacing w:after="0"/>
+            </w:pPr>
+            <w:r>
+              <w:rPr>
+                <w:rFonts w:ascii="Arial" w:hAnsi="Arial"/>
+                <w:b w:val="0"/>
+                <w:sz w:val="16"/>
+              </w:rPr>
+              <w:t>Load analytics with 5,000 expenses</w:t>
+            </w:r>
+          </w:p>
+        </w:tc>
+        <w:tc>
+          <w:tcPr>
+            <w:tcW w:type="dxa" w:w="1248"/>
+          </w:tcPr>
+          <w:p>
+            <w:pPr>
+              <w:spacing w:after="0"/>
+            </w:pPr>
+            <w:r>
+              <w:rPr>
+                <w:rFonts w:ascii="Arial" w:hAnsi="Arial"/>
+                <w:b w:val="0"/>
+                <w:sz w:val="16"/>
+              </w:rPr>
+              <w:t>Dedicated performance database is seeded with 5,000 expenses</w:t>
+            </w:r>
+          </w:p>
+        </w:tc>
+        <w:tc>
+          <w:tcPr>
+            <w:tcW w:type="dxa" w:w="1248"/>
+          </w:tcPr>
+          <w:p>
+            <w:pPr>
+              <w:spacing w:after="0"/>
+            </w:pPr>
+            <w:r>
+              <w:rPr>
+                <w:rFonts w:ascii="Arial" w:hAnsi="Arial"/>
+                <w:b w:val="0"/>
+                <w:sz w:val="16"/>
+              </w:rPr>
+              <w:t>Request analytics and measure response time</w:t>
+            </w:r>
+          </w:p>
+        </w:tc>
+        <w:tc>
+          <w:tcPr>
+            <w:tcW w:type="dxa" w:w="1248"/>
+          </w:tcPr>
+          <w:p>
+            <w:pPr>
+              <w:spacing w:after="0"/>
+            </w:pPr>
+            <w:r>
+              <w:rPr>
+                <w:rFonts w:ascii="Arial" w:hAnsi="Arial"/>
+                <w:b w:val="0"/>
+                <w:sz w:val="16"/>
+              </w:rPr>
+              <w:t>5,000 expense records</w:t>
+            </w:r>
+          </w:p>
+        </w:tc>
+        <w:tc>
+          <w:tcPr>
+            <w:tcW w:type="dxa" w:w="1248"/>
+          </w:tcPr>
+          <w:p>
+            <w:pPr>
+              <w:spacing w:after="0"/>
+            </w:pPr>
+            <w:r>
+              <w:rPr>
+                <w:rFonts w:ascii="Arial" w:hAnsi="Arial"/>
+                <w:b w:val="0"/>
+                <w:sz w:val="16"/>
+              </w:rPr>
+              <w:t>The analytics response completes in under 1 second.</w:t>
+            </w:r>
+          </w:p>
+        </w:tc>
+        <w:tc>
+          <w:tcPr>
+            <w:tcW w:type="dxa" w:w="1248"/>
+          </w:tcPr>
+          <w:p>
+            <w:pPr>
+              <w:spacing w:after="0"/>
+            </w:pPr>
+            <w:r>
+              <w:rPr>
+                <w:rFonts w:ascii="Arial" w:hAnsi="Arial"/>
+                <w:b w:val="0"/>
+                <w:sz w:val="16"/>
+              </w:rPr>
+              <w:t>Not run</w:t>
+            </w:r>
+          </w:p>
+        </w:tc>
+        <w:tc>
+          <w:tcPr>
+            <w:tcW w:type="dxa" w:w="1248"/>
+          </w:tcPr>
+          <w:p>
+            <w:pPr>
+              <w:spacing w:after="0"/>
+            </w:pPr>
+            <w:r>
+              <w:rPr>
+                <w:rFonts w:ascii="Arial" w:hAnsi="Arial"/>
+                <w:b w:val="0"/>
+                <w:sz w:val="16"/>
+              </w:rPr>
+              <w:t>Not run</w:t>
+            </w:r>
+          </w:p>
+        </w:tc>
+      </w:tr>
+      <w:tr>
+        <w:trPr>
+          <w:cantSplit/>
+        </w:trPr>
+        <w:tc>
+          <w:tcPr>
+            <w:tcW w:type="dxa" w:w="1248"/>
+          </w:tcPr>
+          <w:p>
+            <w:pPr>
+              <w:spacing w:after="0"/>
+            </w:pPr>
+            <w:r>
+              <w:rPr>
+                <w:rFonts w:ascii="Arial" w:hAnsi="Arial"/>
+                <w:b w:val="0"/>
+                <w:sz w:val="16"/>
+              </w:rPr>
+              <w:t>PT-02_02</w:t>
+            </w:r>
+          </w:p>
+        </w:tc>
+        <w:tc>
+          <w:tcPr>
+            <w:tcW w:type="dxa" w:w="1248"/>
+          </w:tcPr>
+          <w:p>
+            <w:pPr>
+              <w:spacing w:after="0"/>
+            </w:pPr>
+            <w:r>
+              <w:rPr>
+                <w:rFonts w:ascii="Arial" w:hAnsi="Arial"/>
+                <w:b w:val="0"/>
+                <w:sz w:val="16"/>
+              </w:rPr>
+              <w:t>Performance</w:t>
+            </w:r>
+          </w:p>
+        </w:tc>
+        <w:tc>
+          <w:tcPr>
+            <w:tcW w:type="dxa" w:w="1248"/>
+          </w:tcPr>
+          <w:p>
+            <w:pPr>
+              <w:spacing w:after="0"/>
+            </w:pPr>
+            <w:r>
+              <w:rPr>
+                <w:rFonts w:ascii="Arial" w:hAnsi="Arial"/>
+                <w:b w:val="0"/>
+                <w:sz w:val="16"/>
+              </w:rPr>
+              <w:t>Load reports with 5,000 expenses</w:t>
+            </w:r>
+          </w:p>
+        </w:tc>
+        <w:tc>
+          <w:tcPr>
+            <w:tcW w:type="dxa" w:w="1248"/>
+          </w:tcPr>
+          <w:p>
+            <w:pPr>
+              <w:spacing w:after="0"/>
+            </w:pPr>
+            <w:r>
+              <w:rPr>
+                <w:rFonts w:ascii="Arial" w:hAnsi="Arial"/>
+                <w:b w:val="0"/>
+                <w:sz w:val="16"/>
+              </w:rPr>
+              <w:t>Dedicated performance database is seeded with 5,000 expenses</w:t>
+            </w:r>
+          </w:p>
+        </w:tc>
+        <w:tc>
+          <w:tcPr>
+            <w:tcW w:type="dxa" w:w="1248"/>
+          </w:tcPr>
+          <w:p>
+            <w:pPr>
+              <w:spacing w:after="0"/>
+            </w:pPr>
+            <w:r>
+              <w:rPr>
+                <w:rFonts w:ascii="Arial" w:hAnsi="Arial"/>
+                <w:b w:val="0"/>
+                <w:sz w:val="16"/>
+              </w:rPr>
+              <w:t>Request monthly and yearly reports; measure each response</w:t>
+            </w:r>
+          </w:p>
+        </w:tc>
+        <w:tc>
+          <w:tcPr>
+            <w:tcW w:type="dxa" w:w="1248"/>
+          </w:tcPr>
+          <w:p>
+            <w:pPr>
+              <w:spacing w:after="0"/>
+            </w:pPr>
+            <w:r>
+              <w:rPr>
+                <w:rFonts w:ascii="Arial" w:hAnsi="Arial"/>
+                <w:b w:val="0"/>
+                <w:sz w:val="16"/>
+              </w:rPr>
+              <w:t>Current month and year</w:t>
+            </w:r>
+          </w:p>
+        </w:tc>
+        <w:tc>
+          <w:tcPr>
+            <w:tcW w:type="dxa" w:w="1248"/>
+          </w:tcPr>
+          <w:p>
+            <w:pPr>
+              <w:spacing w:after="0"/>
+            </w:pPr>
+            <w:r>
+              <w:rPr>
+                <w:rFonts w:ascii="Arial" w:hAnsi="Arial"/>
+                <w:b w:val="0"/>
+                <w:sz w:val="16"/>
+              </w:rPr>
+              <w:t>Each report response completes in under 1 second.</w:t>
+            </w:r>
+          </w:p>
+        </w:tc>
+        <w:tc>
+          <w:tcPr>
+            <w:tcW w:type="dxa" w:w="1248"/>
+          </w:tcPr>
+          <w:p>
+            <w:pPr>
+              <w:spacing w:after="0"/>
+            </w:pPr>
+            <w:r>
+              <w:rPr>
+                <w:rFonts w:ascii="Arial" w:hAnsi="Arial"/>
+                <w:b w:val="0"/>
+                <w:sz w:val="16"/>
+              </w:rPr>
+              <w:t>Not run</w:t>
+            </w:r>
+          </w:p>
+        </w:tc>
+        <w:tc>
+          <w:tcPr>
+            <w:tcW w:type="dxa" w:w="1248"/>
+          </w:tcPr>
+          <w:p>
+            <w:pPr>
+              <w:spacing w:after="0"/>
+            </w:pPr>
+            <w:r>
+              <w:rPr>
+                <w:rFonts w:ascii="Arial" w:hAnsi="Arial"/>
+                <w:b w:val="0"/>
+                <w:sz w:val="16"/>
+              </w:rPr>
+              <w:t>Not run</w:t>
+            </w:r>
+          </w:p>
+        </w:tc>
+      </w:tr>
+      <w:tr>
+        <w:trPr>
+          <w:cantSplit/>
+        </w:trPr>
+        <w:tc>
+          <w:tcPr>
+            <w:tcW w:type="dxa" w:w="1248"/>
+          </w:tcPr>
+          <w:p>
+            <w:pPr>
+              <w:spacing w:after="0"/>
+            </w:pPr>
+            <w:r>
+              <w:rPr>
+                <w:rFonts w:ascii="Arial" w:hAnsi="Arial"/>
+                <w:b w:val="0"/>
+                <w:sz w:val="16"/>
+              </w:rPr>
+              <w:t>PT-02_03</w:t>
+            </w:r>
+          </w:p>
+        </w:tc>
+        <w:tc>
+          <w:tcPr>
+            <w:tcW w:type="dxa" w:w="1248"/>
+          </w:tcPr>
+          <w:p>
+            <w:pPr>
+              <w:spacing w:after="0"/>
+            </w:pPr>
+            <w:r>
+              <w:rPr>
+                <w:rFonts w:ascii="Arial" w:hAnsi="Arial"/>
+                <w:b w:val="0"/>
+                <w:sz w:val="16"/>
+              </w:rPr>
+              <w:t>Performance</w:t>
+            </w:r>
+          </w:p>
+        </w:tc>
+        <w:tc>
+          <w:tcPr>
+            <w:tcW w:type="dxa" w:w="1248"/>
+          </w:tcPr>
+          <w:p>
+            <w:pPr>
+              <w:spacing w:after="0"/>
+            </w:pPr>
+            <w:r>
+              <w:rPr>
+                <w:rFonts w:ascii="Arial" w:hAnsi="Arial"/>
+                <w:b w:val="0"/>
+                <w:sz w:val="16"/>
+              </w:rPr>
+              <w:t>Load dashboard data together</w:t>
+            </w:r>
+          </w:p>
+        </w:tc>
+        <w:tc>
+          <w:tcPr>
+            <w:tcW w:type="dxa" w:w="1248"/>
+          </w:tcPr>
+          <w:p>
+            <w:pPr>
+              <w:spacing w:after="0"/>
+            </w:pPr>
+            <w:r>
+              <w:rPr>
+                <w:rFonts w:ascii="Arial" w:hAnsi="Arial"/>
+                <w:b w:val="0"/>
+                <w:sz w:val="16"/>
+              </w:rPr>
+              <w:t>Performance account has seeded expenses, budgets and alerts</w:t>
+            </w:r>
+          </w:p>
+        </w:tc>
+        <w:tc>
+          <w:tcPr>
+            <w:tcW w:type="dxa" w:w="1248"/>
+          </w:tcPr>
+          <w:p>
+            <w:pPr>
+              <w:spacing w:after="0"/>
+            </w:pPr>
+            <w:r>
+              <w:rPr>
+                <w:rFonts w:ascii="Arial" w:hAnsi="Arial"/>
+                <w:b w:val="0"/>
+                <w:sz w:val="16"/>
+              </w:rPr>
+              <w:t>Load categories, summary, history, budgets, analytics, alerts and notifications concurrently</w:t>
+            </w:r>
+          </w:p>
+        </w:tc>
+        <w:tc>
+          <w:tcPr>
+            <w:tcW w:type="dxa" w:w="1248"/>
+          </w:tcPr>
+          <w:p>
+            <w:pPr>
+              <w:spacing w:after="0"/>
+            </w:pPr>
+            <w:r>
+              <w:rPr>
+                <w:rFonts w:ascii="Arial" w:hAnsi="Arial"/>
+                <w:b w:val="0"/>
+                <w:sz w:val="16"/>
+              </w:rPr>
+              <w:t>Seven dashboard requests</w:t>
+            </w:r>
+          </w:p>
+        </w:tc>
+        <w:tc>
+          <w:tcPr>
+            <w:tcW w:type="dxa" w:w="1248"/>
+          </w:tcPr>
+          <w:p>
+            <w:pPr>
+              <w:spacing w:after="0"/>
+            </w:pPr>
+            <w:r>
+              <w:rPr>
+                <w:rFonts w:ascii="Arial" w:hAnsi="Arial"/>
+                <w:b w:val="0"/>
+                <w:sz w:val="16"/>
+              </w:rPr>
+              <w:t>All dashboard requests finish within 3 seconds.</w:t>
+            </w:r>
+          </w:p>
+        </w:tc>
+        <w:tc>
+          <w:tcPr>
+            <w:tcW w:type="dxa" w:w="1248"/>
+          </w:tcPr>
+          <w:p>
+            <w:pPr>
+              <w:spacing w:after="0"/>
+            </w:pPr>
+            <w:r>
+              <w:rPr>
+                <w:rFonts w:ascii="Arial" w:hAnsi="Arial"/>
+                <w:b w:val="0"/>
+                <w:sz w:val="16"/>
+              </w:rPr>
+              <w:t>Not run</w:t>
+            </w:r>
+          </w:p>
+        </w:tc>
+        <w:tc>
+          <w:tcPr>
+            <w:tcW w:type="dxa" w:w="1248"/>
+          </w:tcPr>
+          <w:p>
+            <w:pPr>
+              <w:spacing w:after="0"/>
+            </w:pPr>
+            <w:r>
+              <w:rPr>
+                <w:rFonts w:ascii="Arial" w:hAnsi="Arial"/>
+                <w:b w:val="0"/>
+                <w:sz w:val="16"/>
+              </w:rPr>
+              <w:t>Not run</w:t>
+            </w:r>
+          </w:p>
+        </w:tc>
+      </w:tr>
+      <w:tr>
+        <w:trPr>
+          <w:cantSplit/>
+        </w:trPr>
+        <w:tc>
+          <w:tcPr>
+            <w:tcW w:type="dxa" w:w="1248"/>
+          </w:tcPr>
+          <w:p>
+            <w:pPr>
+              <w:spacing w:after="0"/>
+            </w:pPr>
+            <w:r>
+              <w:rPr>
+                <w:rFonts w:ascii="Arial" w:hAnsi="Arial"/>
+                <w:b w:val="0"/>
+                <w:sz w:val="16"/>
+              </w:rPr>
+              <w:t>PT-02_04</w:t>
+            </w:r>
+          </w:p>
+        </w:tc>
+        <w:tc>
+          <w:tcPr>
+            <w:tcW w:type="dxa" w:w="1248"/>
+          </w:tcPr>
+          <w:p>
+            <w:pPr>
+              <w:spacing w:after="0"/>
+            </w:pPr>
+            <w:r>
+              <w:rPr>
+                <w:rFonts w:ascii="Arial" w:hAnsi="Arial"/>
+                <w:b w:val="0"/>
+                <w:sz w:val="16"/>
+              </w:rPr>
+              <w:t>Performance</w:t>
+            </w:r>
+          </w:p>
+        </w:tc>
+        <w:tc>
+          <w:tcPr>
+            <w:tcW w:type="dxa" w:w="1248"/>
+          </w:tcPr>
+          <w:p>
+            <w:pPr>
+              <w:spacing w:after="0"/>
+            </w:pPr>
+            <w:r>
+              <w:rPr>
+                <w:rFonts w:ascii="Arial" w:hAnsi="Arial"/>
+                <w:b w:val="0"/>
+                <w:sz w:val="16"/>
+              </w:rPr>
+              <w:t>Keep service responsive for concurrent users</w:t>
+            </w:r>
+          </w:p>
+        </w:tc>
+        <w:tc>
+          <w:tcPr>
+            <w:tcW w:type="dxa" w:w="1248"/>
+          </w:tcPr>
+          <w:p>
+            <w:pPr>
+              <w:spacing w:after="0"/>
+            </w:pPr>
+            <w:r>
+              <w:rPr>
+                <w:rFonts w:ascii="Arial" w:hAnsi="Arial"/>
+                <w:b w:val="0"/>
+                <w:sz w:val="16"/>
+              </w:rPr>
+              <w:t>Performance database is seeded; 10 authenticated users are available</w:t>
+            </w:r>
+          </w:p>
+        </w:tc>
+        <w:tc>
+          <w:tcPr>
+            <w:tcW w:type="dxa" w:w="1248"/>
+          </w:tcPr>
+          <w:p>
+            <w:pPr>
+              <w:spacing w:after="0"/>
+            </w:pPr>
+            <w:r>
+              <w:rPr>
+                <w:rFonts w:ascii="Arial" w:hAnsi="Arial"/>
+                <w:b w:val="0"/>
+                <w:sz w:val="16"/>
+              </w:rPr>
+              <w:t>Have all users request dashboard endpoints concurrently</w:t>
+            </w:r>
+          </w:p>
+        </w:tc>
+        <w:tc>
+          <w:tcPr>
+            <w:tcW w:type="dxa" w:w="1248"/>
+          </w:tcPr>
+          <w:p>
+            <w:pPr>
+              <w:spacing w:after="0"/>
+            </w:pPr>
+            <w:r>
+              <w:rPr>
+                <w:rFonts w:ascii="Arial" w:hAnsi="Arial"/>
+                <w:b w:val="0"/>
+                <w:sz w:val="16"/>
+              </w:rPr>
+              <w:t>10 users</w:t>
+            </w:r>
+          </w:p>
+        </w:tc>
+        <w:tc>
+          <w:tcPr>
+            <w:tcW w:type="dxa" w:w="1248"/>
+          </w:tcPr>
+          <w:p>
+            <w:pPr>
+              <w:spacing w:after="0"/>
+            </w:pPr>
+            <w:r>
+              <w:rPr>
+                <w:rFonts w:ascii="Arial" w:hAnsi="Arial"/>
+                <w:b w:val="0"/>
+                <w:sz w:val="16"/>
+              </w:rPr>
+              <w:t>Requests finish within 10 seconds and a follow-up summary responds within 1 second.</w:t>
+            </w:r>
+          </w:p>
+        </w:tc>
+        <w:tc>
+          <w:tcPr>
+            <w:tcW w:type="dxa" w:w="1248"/>
+          </w:tcPr>
+          <w:p>
+            <w:pPr>
+              <w:spacing w:after="0"/>
+            </w:pPr>
+            <w:r>
+              <w:rPr>
+                <w:rFonts w:ascii="Arial" w:hAnsi="Arial"/>
+                <w:b w:val="0"/>
+                <w:sz w:val="16"/>
+              </w:rPr>
+              <w:t>Not run</w:t>
+            </w:r>
+          </w:p>
+        </w:tc>
+        <w:tc>
+          <w:tcPr>
+            <w:tcW w:type="dxa" w:w="1248"/>
+          </w:tcPr>
+          <w:p>
+            <w:pPr>
+              <w:spacing w:after="0"/>
+            </w:pPr>
+            <w:r>
+              <w:rPr>
+                <w:rFonts w:ascii="Arial" w:hAnsi="Arial"/>
+                <w:b w:val="0"/>
+                <w:sz w:val="16"/>
+              </w:rPr>
+              <w:t>Not run</w:t>
+            </w:r>
+          </w:p>
+        </w:tc>
+      </w:tr>
+    </w:tbl>
+    <w:p>
+      <w:pPr>
+        <w:keepNext/>
+        <w:spacing w:before="240" w:lineRule="auto" w:after="120"/>
+        <w:rPr/>
+      </w:pPr>
+      <w:r>
+        <w:rPr>
+          <w:rFonts w:ascii="Arial" w:hAnsi="Arial"/>
+          <w:b/>
+          <w:sz w:val="28"/>
+        </w:rPr>
+        <w:t>NFR03 — Provide clear, accessible and responsive interactions.</w:t>
+      </w:r>
+    </w:p>
+    <w:tbl>
+      <w:tblPr>
+        <w:tblW w:type="auto" w:w="0"/>
+        <w:tblLook w:firstColumn="1" w:firstRow="1" w:lastColumn="0" w:lastRow="0" w:noHBand="0" w:noVBand="1" w:val="04A0"/>
+        <w:tblBorders>
+          <w:top w:val="single" w:sz="6" w:space="0" w:color="000000"/>
+          <w:left w:val="single" w:sz="6" w:space="0" w:color="000000"/>
+          <w:bottom w:val="single" w:sz="6" w:space="0" w:color="000000"/>
+          <w:right w:val="single" w:sz="6" w:space="0" w:color="000000"/>
+          <w:insideH w:val="single" w:sz="6" w:space="0" w:color="000000"/>
+          <w:insideV w:val="single" w:sz="6" w:space="0" w:color="000000"/>
+        </w:tblBorders>
+      </w:tblPr>
+      <w:tblGrid>
+        <w:gridCol w:w="1248"/>
+        <w:gridCol w:w="1248"/>
+        <w:gridCol w:w="1248"/>
+        <w:gridCol w:w="1248"/>
+        <w:gridCol w:w="1248"/>
+        <w:gridCol w:w="1248"/>
+        <w:gridCol w:w="1248"/>
+        <w:gridCol w:w="1248"/>
+        <w:gridCol w:w="1248"/>
+      </w:tblGrid>
+      <w:tr>
+        <w:trPr>
+          <w:tblHeader w:val="true"/>
+          <w:cantSplit/>
+        </w:trPr>
+        <w:tc>
+          <w:tcPr>
+            <w:tcW w:type="dxa" w:w="1248"/>
+            <w:shd w:fill="D9EAF7"/>
+          </w:tcPr>
+          <w:p>
+            <w:r>
+              <w:rPr>
+                <w:rFonts w:ascii="Arial" w:hAnsi="Arial"/>
+                <w:b/>
+                <w:sz w:val="16"/>
+              </w:rPr>
+              <w:t>Test Case ID</w:t>
+            </w:r>
+          </w:p>
+        </w:tc>
+        <w:tc>
+          <w:tcPr>
+            <w:tcW w:type="dxa" w:w="1248"/>
+            <w:shd w:fill="D9EAF7"/>
+          </w:tcPr>
+          <w:p>
+            <w:r>
+              <w:rPr>
+                <w:rFonts w:ascii="Arial" w:hAnsi="Arial"/>
+                <w:b/>
+                <w:sz w:val="16"/>
+              </w:rPr>
+              <w:t>Name of Module</w:t>
+            </w:r>
+          </w:p>
+        </w:tc>
+        <w:tc>
+          <w:tcPr>
+            <w:tcW w:type="dxa" w:w="1248"/>
+            <w:shd w:fill="D9EAF7"/>
+          </w:tcPr>
+          <w:p>
+            <w:r>
+              <w:rPr>
+                <w:rFonts w:ascii="Arial" w:hAnsi="Arial"/>
+                <w:b/>
+                <w:sz w:val="16"/>
+              </w:rPr>
+              <w:t>Test case description</w:t>
+            </w:r>
+          </w:p>
+        </w:tc>
+        <w:tc>
+          <w:tcPr>
+            <w:tcW w:type="dxa" w:w="1248"/>
+            <w:shd w:fill="D9EAF7"/>
+          </w:tcPr>
+          <w:p>
+            <w:r>
+              <w:rPr>
+                <w:rFonts w:ascii="Arial" w:hAnsi="Arial"/>
+                <w:b/>
+                <w:sz w:val="16"/>
+              </w:rPr>
+              <w:t>Pre-conditions</w:t>
+            </w:r>
+          </w:p>
+        </w:tc>
+        <w:tc>
+          <w:tcPr>
+            <w:tcW w:type="dxa" w:w="1248"/>
+            <w:shd w:fill="D9EAF7"/>
+          </w:tcPr>
+          <w:p>
+            <w:r>
+              <w:rPr>
+                <w:rFonts w:ascii="Arial" w:hAnsi="Arial"/>
+                <w:b/>
+                <w:sz w:val="16"/>
+              </w:rPr>
+              <w:t>Test Steps</w:t>
+            </w:r>
+          </w:p>
+        </w:tc>
+        <w:tc>
+          <w:tcPr>
+            <w:tcW w:type="dxa" w:w="1248"/>
+            <w:shd w:fill="D9EAF7"/>
+          </w:tcPr>
+          <w:p>
+            <w:r>
+              <w:rPr>
+                <w:rFonts w:ascii="Arial" w:hAnsi="Arial"/>
+                <w:b/>
+                <w:sz w:val="16"/>
+              </w:rPr>
+              <w:t>Test data</w:t>
+            </w:r>
+          </w:p>
+        </w:tc>
+        <w:tc>
+          <w:tcPr>
+            <w:tcW w:type="dxa" w:w="1248"/>
+            <w:shd w:fill="D9EAF7"/>
+          </w:tcPr>
+          <w:p>
+            <w:r>
+              <w:rPr>
+                <w:rFonts w:ascii="Arial" w:hAnsi="Arial"/>
+                <w:b/>
+                <w:sz w:val="16"/>
+              </w:rPr>
+              <w:t>Expected Results</w:t>
+            </w:r>
+          </w:p>
+        </w:tc>
+        <w:tc>
+          <w:tcPr>
+            <w:tcW w:type="dxa" w:w="1248"/>
+            <w:shd w:fill="D9EAF7"/>
+          </w:tcPr>
+          <w:p>
+            <w:r>
+              <w:rPr>
+                <w:rFonts w:ascii="Arial" w:hAnsi="Arial"/>
+                <w:b/>
+                <w:sz w:val="16"/>
+              </w:rPr>
+              <w:t>Actual Result</w:t>
+            </w:r>
+          </w:p>
+        </w:tc>
+        <w:tc>
+          <w:tcPr>
+            <w:tcW w:type="dxa" w:w="1248"/>
+            <w:shd w:fill="D9EAF7"/>
+          </w:tcPr>
+          <w:p>
+            <w:r>
+              <w:rPr>
+                <w:rFonts w:ascii="Arial" w:hAnsi="Arial"/>
+                <w:b/>
+                <w:sz w:val="16"/>
+              </w:rPr>
+              <w:t>Test Result</w:t>
+            </w:r>
+          </w:p>
+        </w:tc>
+      </w:tr>
+      <w:tr>
+        <w:trPr>
+          <w:cantSplit/>
+        </w:trPr>
+        <w:tc>
+          <w:tcPr>
+            <w:tcW w:type="dxa" w:w="1248"/>
+          </w:tcPr>
+          <w:p>
+            <w:pPr>
+              <w:spacing w:after="0"/>
+            </w:pPr>
+            <w:r>
+              <w:rPr>
+                <w:rFonts w:ascii="Arial" w:hAnsi="Arial"/>
+                <w:b w:val="0"/>
+                <w:sz w:val="16"/>
+              </w:rPr>
+              <w:t>UT-U03_01</w:t>
+            </w:r>
+          </w:p>
+        </w:tc>
+        <w:tc>
+          <w:tcPr>
+            <w:tcW w:type="dxa" w:w="1248"/>
+          </w:tcPr>
+          <w:p>
+            <w:pPr>
+              <w:spacing w:after="0"/>
+            </w:pPr>
+            <w:r>
+              <w:rPr>
+                <w:rFonts w:ascii="Arial" w:hAnsi="Arial"/>
+                <w:b w:val="0"/>
+                <w:sz w:val="16"/>
+              </w:rPr>
+              <w:t>Usability</w:t>
+            </w:r>
+          </w:p>
+        </w:tc>
+        <w:tc>
+          <w:tcPr>
+            <w:tcW w:type="dxa" w:w="1248"/>
+          </w:tcPr>
+          <w:p>
+            <w:pPr>
+              <w:spacing w:after="0"/>
+            </w:pPr>
+            <w:r>
+              <w:rPr>
+                <w:rFonts w:ascii="Arial" w:hAnsi="Arial"/>
+                <w:b w:val="0"/>
+                <w:sz w:val="16"/>
+              </w:rPr>
+              <w:t>Reject invalid profile information</w:t>
+            </w:r>
+          </w:p>
+        </w:tc>
+        <w:tc>
+          <w:tcPr>
+            <w:tcW w:type="dxa" w:w="1248"/>
+          </w:tcPr>
+          <w:p>
+            <w:pPr>
+              <w:spacing w:after="0"/>
+            </w:pPr>
+            <w:r>
+              <w:rPr>
+                <w:rFonts w:ascii="Arial" w:hAnsi="Arial"/>
+                <w:b w:val="0"/>
+                <w:sz w:val="16"/>
+              </w:rPr>
+              <w:t>User is logged in and Profile is open</w:t>
+            </w:r>
+          </w:p>
+        </w:tc>
+        <w:tc>
+          <w:tcPr>
+            <w:tcW w:type="dxa" w:w="1248"/>
+          </w:tcPr>
+          <w:p>
+            <w:pPr>
+              <w:spacing w:after="0"/>
+            </w:pPr>
+            <w:r>
+              <w:rPr>
+                <w:rFonts w:ascii="Arial" w:hAnsi="Arial"/>
+                <w:b w:val="0"/>
+                <w:sz w:val="16"/>
+              </w:rPr>
+              <w:t>Submit malformed email, then a mobile number outside the allowed 10–15 digits</w:t>
+            </w:r>
+          </w:p>
+        </w:tc>
+        <w:tc>
+          <w:tcPr>
+            <w:tcW w:type="dxa" w:w="1248"/>
+          </w:tcPr>
+          <w:p>
+            <w:pPr>
+              <w:spacing w:after="0"/>
+            </w:pPr>
+            <w:r>
+              <w:rPr>
+                <w:rFonts w:ascii="Arial" w:hAnsi="Arial"/>
+                <w:b w:val="0"/>
+                <w:sz w:val="16"/>
+              </w:rPr>
+              <w:t>Email=person@invalid; Mobile=12345</w:t>
+            </w:r>
+          </w:p>
+        </w:tc>
+        <w:tc>
+          <w:tcPr>
+            <w:tcW w:type="dxa" w:w="1248"/>
+          </w:tcPr>
+          <w:p>
+            <w:pPr>
+              <w:spacing w:after="0"/>
+            </w:pPr>
+            <w:r>
+              <w:rPr>
+                <w:rFonts w:ascii="Arial" w:hAnsi="Arial"/>
+                <w:b w:val="0"/>
+                <w:sz w:val="16"/>
+              </w:rPr>
+              <w:t>Invalid values are rejected with a readable message and are not saved.</w:t>
+            </w:r>
+          </w:p>
+        </w:tc>
+        <w:tc>
+          <w:tcPr>
+            <w:tcW w:type="dxa" w:w="1248"/>
+          </w:tcPr>
+          <w:p>
+            <w:pPr>
+              <w:spacing w:after="0"/>
+            </w:pPr>
+            <w:r>
+              <w:rPr>
+                <w:rFonts w:ascii="Arial" w:hAnsi="Arial"/>
+                <w:b w:val="0"/>
+                <w:sz w:val="16"/>
+              </w:rPr>
+              <w:t>Not run</w:t>
+            </w:r>
+          </w:p>
+        </w:tc>
+        <w:tc>
+          <w:tcPr>
+            <w:tcW w:type="dxa" w:w="1248"/>
+          </w:tcPr>
+          <w:p>
+            <w:pPr>
+              <w:spacing w:after="0"/>
+            </w:pPr>
+            <w:r>
+              <w:rPr>
+                <w:rFonts w:ascii="Arial" w:hAnsi="Arial"/>
+                <w:b w:val="0"/>
+                <w:sz w:val="16"/>
+              </w:rPr>
+              <w:t>Not run</w:t>
+            </w:r>
+          </w:p>
+        </w:tc>
+      </w:tr>
+      <w:tr>
+        <w:trPr>
+          <w:cantSplit/>
+        </w:trPr>
+        <w:tc>
+          <w:tcPr>
+            <w:tcW w:type="dxa" w:w="1248"/>
+          </w:tcPr>
+          <w:p>
+            <w:pPr>
+              <w:spacing w:after="0"/>
+            </w:pPr>
+            <w:r>
+              <w:rPr>
+                <w:rFonts w:ascii="Arial" w:hAnsi="Arial"/>
+                <w:b w:val="0"/>
+                <w:sz w:val="16"/>
+              </w:rPr>
+              <w:t>UT-U03_02</w:t>
+            </w:r>
+          </w:p>
+        </w:tc>
+        <w:tc>
+          <w:tcPr>
+            <w:tcW w:type="dxa" w:w="1248"/>
+          </w:tcPr>
+          <w:p>
+            <w:pPr>
+              <w:spacing w:after="0"/>
+            </w:pPr>
+            <w:r>
+              <w:rPr>
+                <w:rFonts w:ascii="Arial" w:hAnsi="Arial"/>
+                <w:b w:val="0"/>
+                <w:sz w:val="16"/>
+              </w:rPr>
+              <w:t>Usability</w:t>
+            </w:r>
+          </w:p>
+        </w:tc>
+        <w:tc>
+          <w:tcPr>
+            <w:tcW w:type="dxa" w:w="1248"/>
+          </w:tcPr>
+          <w:p>
+            <w:pPr>
+              <w:spacing w:after="0"/>
+            </w:pPr>
+            <w:r>
+              <w:rPr>
+                <w:rFonts w:ascii="Arial" w:hAnsi="Arial"/>
+                <w:b w:val="0"/>
+                <w:sz w:val="16"/>
+              </w:rPr>
+              <w:t>Show save and error feedback</w:t>
+            </w:r>
+          </w:p>
+        </w:tc>
+        <w:tc>
+          <w:tcPr>
+            <w:tcW w:type="dxa" w:w="1248"/>
+          </w:tcPr>
+          <w:p>
+            <w:pPr>
+              <w:spacing w:after="0"/>
+            </w:pPr>
+            <w:r>
+              <w:rPr>
+                <w:rFonts w:ascii="Arial" w:hAnsi="Arial"/>
+                <w:b w:val="0"/>
+                <w:sz w:val="16"/>
+              </w:rPr>
+              <w:t>User is logged in</w:t>
+            </w:r>
+          </w:p>
+        </w:tc>
+        <w:tc>
+          <w:tcPr>
+            <w:tcW w:type="dxa" w:w="1248"/>
+          </w:tcPr>
+          <w:p>
+            <w:pPr>
+              <w:spacing w:after="0"/>
+            </w:pPr>
+            <w:r>
+              <w:rPr>
+                <w:rFonts w:ascii="Arial" w:hAnsi="Arial"/>
+                <w:b w:val="0"/>
+                <w:sz w:val="16"/>
+              </w:rPr>
+              <w:t>Save valid profile details; then submit invalid data</w:t>
+            </w:r>
+          </w:p>
+        </w:tc>
+        <w:tc>
+          <w:tcPr>
+            <w:tcW w:type="dxa" w:w="1248"/>
+          </w:tcPr>
+          <w:p>
+            <w:pPr>
+              <w:spacing w:after="0"/>
+            </w:pPr>
+            <w:r>
+              <w:rPr>
+                <w:rFonts w:ascii="Arial" w:hAnsi="Arial"/>
+                <w:b w:val="0"/>
+                <w:sz w:val="16"/>
+              </w:rPr>
+              <w:t>Valid name; invalid email</w:t>
+            </w:r>
+          </w:p>
+        </w:tc>
+        <w:tc>
+          <w:tcPr>
+            <w:tcW w:type="dxa" w:w="1248"/>
+          </w:tcPr>
+          <w:p>
+            <w:pPr>
+              <w:spacing w:after="0"/>
+            </w:pPr>
+            <w:r>
+              <w:rPr>
+                <w:rFonts w:ascii="Arial" w:hAnsi="Arial"/>
+                <w:b w:val="0"/>
+                <w:sz w:val="16"/>
+              </w:rPr>
+              <w:t>Success feedback appears after save; validation feedback appears on error.</w:t>
+            </w:r>
+          </w:p>
+        </w:tc>
+        <w:tc>
+          <w:tcPr>
+            <w:tcW w:type="dxa" w:w="1248"/>
+          </w:tcPr>
+          <w:p>
+            <w:pPr>
+              <w:spacing w:after="0"/>
+            </w:pPr>
+            <w:r>
+              <w:rPr>
+                <w:rFonts w:ascii="Arial" w:hAnsi="Arial"/>
+                <w:b w:val="0"/>
+                <w:sz w:val="16"/>
+              </w:rPr>
+              <w:t>Not run</w:t>
+            </w:r>
+          </w:p>
+        </w:tc>
+        <w:tc>
+          <w:tcPr>
+            <w:tcW w:type="dxa" w:w="1248"/>
+          </w:tcPr>
+          <w:p>
+            <w:pPr>
+              <w:spacing w:after="0"/>
+            </w:pPr>
+            <w:r>
+              <w:rPr>
+                <w:rFonts w:ascii="Arial" w:hAnsi="Arial"/>
+                <w:b w:val="0"/>
+                <w:sz w:val="16"/>
+              </w:rPr>
+              <w:t>Not run</w:t>
+            </w:r>
+          </w:p>
+        </w:tc>
+      </w:tr>
+      <w:tr>
+        <w:trPr>
+          <w:cantSplit/>
+        </w:trPr>
+        <w:tc>
+          <w:tcPr>
+            <w:tcW w:type="dxa" w:w="1248"/>
+          </w:tcPr>
+          <w:p>
+            <w:pPr>
+              <w:spacing w:after="0"/>
+            </w:pPr>
+            <w:r>
+              <w:rPr>
+                <w:rFonts w:ascii="Arial" w:hAnsi="Arial"/>
+                <w:b w:val="0"/>
+                <w:sz w:val="16"/>
+              </w:rPr>
+              <w:t>ST-U03_03</w:t>
+            </w:r>
+          </w:p>
+        </w:tc>
+        <w:tc>
+          <w:tcPr>
+            <w:tcW w:type="dxa" w:w="1248"/>
+          </w:tcPr>
+          <w:p>
+            <w:pPr>
+              <w:spacing w:after="0"/>
+            </w:pPr>
+            <w:r>
+              <w:rPr>
+                <w:rFonts w:ascii="Arial" w:hAnsi="Arial"/>
+                <w:b w:val="0"/>
+                <w:sz w:val="16"/>
+              </w:rPr>
+              <w:t>Usability</w:t>
+            </w:r>
+          </w:p>
+        </w:tc>
+        <w:tc>
+          <w:tcPr>
+            <w:tcW w:type="dxa" w:w="1248"/>
+          </w:tcPr>
+          <w:p>
+            <w:pPr>
+              <w:spacing w:after="0"/>
+            </w:pPr>
+            <w:r>
+              <w:rPr>
+                <w:rFonts w:ascii="Arial" w:hAnsi="Arial"/>
+                <w:b w:val="0"/>
+                <w:sz w:val="16"/>
+              </w:rPr>
+              <w:t>Navigate core screens by keyboard</w:t>
+            </w:r>
+          </w:p>
+        </w:tc>
+        <w:tc>
+          <w:tcPr>
+            <w:tcW w:type="dxa" w:w="1248"/>
+          </w:tcPr>
+          <w:p>
+            <w:pPr>
+              <w:spacing w:after="0"/>
+            </w:pPr>
+            <w:r>
+              <w:rPr>
+                <w:rFonts w:ascii="Arial" w:hAnsi="Arial"/>
+                <w:b w:val="0"/>
+                <w:sz w:val="16"/>
+              </w:rPr>
+              <w:t>App is open at desktop and mobile viewport sizes</w:t>
+            </w:r>
+          </w:p>
+        </w:tc>
+        <w:tc>
+          <w:tcPr>
+            <w:tcW w:type="dxa" w:w="1248"/>
+          </w:tcPr>
+          <w:p>
+            <w:pPr>
+              <w:spacing w:after="0"/>
+            </w:pPr>
+            <w:r>
+              <w:rPr>
+                <w:rFonts w:ascii="Arial" w:hAnsi="Arial"/>
+                <w:b w:val="0"/>
+                <w:sz w:val="16"/>
+              </w:rPr>
+              <w:t>Use Tab, Shift+Tab, Enter and Escape through navigation and forms</w:t>
+            </w:r>
+          </w:p>
+        </w:tc>
+        <w:tc>
+          <w:tcPr>
+            <w:tcW w:type="dxa" w:w="1248"/>
+          </w:tcPr>
+          <w:p>
+            <w:pPr>
+              <w:spacing w:after="0"/>
+            </w:pPr>
+            <w:r>
+              <w:rPr>
+                <w:rFonts w:ascii="Arial" w:hAnsi="Arial"/>
+                <w:b w:val="0"/>
+                <w:sz w:val="16"/>
+              </w:rPr>
+              <w:t>Keyboard only</w:t>
+            </w:r>
+          </w:p>
+        </w:tc>
+        <w:tc>
+          <w:tcPr>
+            <w:tcW w:type="dxa" w:w="1248"/>
+          </w:tcPr>
+          <w:p>
+            <w:pPr>
+              <w:spacing w:after="0"/>
+            </w:pPr>
+            <w:r>
+              <w:rPr>
+                <w:rFonts w:ascii="Arial" w:hAnsi="Arial"/>
+                <w:b w:val="0"/>
+                <w:sz w:val="16"/>
+              </w:rPr>
+              <w:t>Controls remain reachable, focus is visible, and labels identify inputs.</w:t>
+            </w:r>
+          </w:p>
+        </w:tc>
+        <w:tc>
+          <w:tcPr>
+            <w:tcW w:type="dxa" w:w="1248"/>
+          </w:tcPr>
+          <w:p>
+            <w:pPr>
+              <w:spacing w:after="0"/>
+            </w:pPr>
+            <w:r>
+              <w:rPr>
+                <w:rFonts w:ascii="Arial" w:hAnsi="Arial"/>
+                <w:b w:val="0"/>
+                <w:sz w:val="16"/>
+              </w:rPr>
+              <w:t>Not run</w:t>
+            </w:r>
+          </w:p>
+        </w:tc>
+        <w:tc>
+          <w:tcPr>
+            <w:tcW w:type="dxa" w:w="1248"/>
+          </w:tcPr>
+          <w:p>
+            <w:pPr>
+              <w:spacing w:after="0"/>
+            </w:pPr>
+            <w:r>
+              <w:rPr>
+                <w:rFonts w:ascii="Arial" w:hAnsi="Arial"/>
+                <w:b w:val="0"/>
+                <w:sz w:val="16"/>
+              </w:rPr>
+              <w:t>Not run</w:t>
+            </w:r>
+          </w:p>
+        </w:tc>
+      </w:tr>
+      <w:tr>
+        <w:trPr>
+          <w:cantSplit/>
+        </w:trPr>
+        <w:tc>
+          <w:tcPr>
+            <w:tcW w:type="dxa" w:w="1248"/>
+          </w:tcPr>
+          <w:p>
+            <w:pPr>
+              <w:spacing w:after="0"/>
+            </w:pPr>
+            <w:r>
+              <w:rPr>
+                <w:rFonts w:ascii="Arial" w:hAnsi="Arial"/>
+                <w:b w:val="0"/>
+                <w:sz w:val="16"/>
+              </w:rPr>
+              <w:t>ST-U03_04</w:t>
+            </w:r>
+          </w:p>
+        </w:tc>
+        <w:tc>
+          <w:tcPr>
+            <w:tcW w:type="dxa" w:w="1248"/>
+          </w:tcPr>
+          <w:p>
+            <w:pPr>
+              <w:spacing w:after="0"/>
+            </w:pPr>
+            <w:r>
+              <w:rPr>
+                <w:rFonts w:ascii="Arial" w:hAnsi="Arial"/>
+                <w:b w:val="0"/>
+                <w:sz w:val="16"/>
+              </w:rPr>
+              <w:t>Usability</w:t>
+            </w:r>
+          </w:p>
+        </w:tc>
+        <w:tc>
+          <w:tcPr>
+            <w:tcW w:type="dxa" w:w="1248"/>
+          </w:tcPr>
+          <w:p>
+            <w:pPr>
+              <w:spacing w:after="0"/>
+            </w:pPr>
+            <w:r>
+              <w:rPr>
+                <w:rFonts w:ascii="Arial" w:hAnsi="Arial"/>
+                <w:b w:val="0"/>
+                <w:sz w:val="16"/>
+              </w:rPr>
+              <w:t>Use core workflows on narrow screens</w:t>
+            </w:r>
+          </w:p>
+        </w:tc>
+        <w:tc>
+          <w:tcPr>
+            <w:tcW w:type="dxa" w:w="1248"/>
+          </w:tcPr>
+          <w:p>
+            <w:pPr>
+              <w:spacing w:after="0"/>
+            </w:pPr>
+            <w:r>
+              <w:rPr>
+                <w:rFonts w:ascii="Arial" w:hAnsi="Arial"/>
+                <w:b w:val="0"/>
+                <w:sz w:val="16"/>
+              </w:rPr>
+              <w:t>App is open at a narrow mobile viewport</w:t>
+            </w:r>
+          </w:p>
+        </w:tc>
+        <w:tc>
+          <w:tcPr>
+            <w:tcW w:type="dxa" w:w="1248"/>
+          </w:tcPr>
+          <w:p>
+            <w:pPr>
+              <w:spacing w:after="0"/>
+            </w:pPr>
+            <w:r>
+              <w:rPr>
+                <w:rFonts w:ascii="Arial" w:hAnsi="Arial"/>
+                <w:b w:val="0"/>
+                <w:sz w:val="16"/>
+              </w:rPr>
+              <w:t>Register/sign in, add an expense, search history, and open profile</w:t>
+            </w:r>
+          </w:p>
+        </w:tc>
+        <w:tc>
+          <w:tcPr>
+            <w:tcW w:type="dxa" w:w="1248"/>
+          </w:tcPr>
+          <w:p>
+            <w:pPr>
+              <w:spacing w:after="0"/>
+            </w:pPr>
+            <w:r>
+              <w:rPr>
+                <w:rFonts w:ascii="Arial" w:hAnsi="Arial"/>
+                <w:b w:val="0"/>
+                <w:sz w:val="16"/>
+              </w:rPr>
+              <w:t>Viewport width=375 px</w:t>
+            </w:r>
+          </w:p>
+        </w:tc>
+        <w:tc>
+          <w:tcPr>
+            <w:tcW w:type="dxa" w:w="1248"/>
+          </w:tcPr>
+          <w:p>
+            <w:pPr>
+              <w:spacing w:after="0"/>
+            </w:pPr>
+            <w:r>
+              <w:rPr>
+                <w:rFonts w:ascii="Arial" w:hAnsi="Arial"/>
+                <w:b w:val="0"/>
+                <w:sz w:val="16"/>
+              </w:rPr>
+              <w:t>Content and controls remain readable and usable without horizontal page scrolling.</w:t>
+            </w:r>
+          </w:p>
+        </w:tc>
+        <w:tc>
+          <w:tcPr>
+            <w:tcW w:type="dxa" w:w="1248"/>
+          </w:tcPr>
+          <w:p>
+            <w:pPr>
+              <w:spacing w:after="0"/>
+            </w:pPr>
+            <w:r>
+              <w:rPr>
+                <w:rFonts w:ascii="Arial" w:hAnsi="Arial"/>
+                <w:b w:val="0"/>
+                <w:sz w:val="16"/>
+              </w:rPr>
+              <w:t>Not run</w:t>
+            </w:r>
+          </w:p>
+        </w:tc>
+        <w:tc>
+          <w:tcPr>
+            <w:tcW w:type="dxa" w:w="1248"/>
+          </w:tcPr>
+          <w:p>
+            <w:pPr>
+              <w:spacing w:after="0"/>
+            </w:pPr>
+            <w:r>
+              <w:rPr>
+                <w:rFonts w:ascii="Arial" w:hAnsi="Arial"/>
+                <w:b w:val="0"/>
+                <w:sz w:val="16"/>
+              </w:rPr>
+              <w:t>Not run</w:t>
+            </w:r>
+          </w:p>
+        </w:tc>
+      </w:tr>
+    </w:tbl>
     <w:sectPr>
       <w:pgSz w:h="15840" w:w="12240" w:orient="portrait"/>
       <w:pgMar w:bottom="576" w:top="576" w:left="504" w:right="504" w:header="720" w:footer="720"/>
